--- a/revision/JMRT-R1/R1-manuscript/Cai_Fe-SMA_JMRT_R1_clean.docx
+++ b/revision/JMRT-R1/R1-manuscript/Cai_Fe-SMA_JMRT_R1_clean.docx
@@ -178,40 +178,160 @@
         <w:pStyle w:val="FirstParagraph"/>
       </w:pPr>
       <w:r>
-        <w:t>Iron-based shape memory alloys (Fe-SMAs) offer a low-cost alternative to Nitinol, but their super-elastic response is highly sensitive to composition and processing. Large language model (LLM) deep-research agents can now propose new alloy compositions in seconds, raising the question of whether such proposals actually work once synthesized. Here we report the synthesis and mechanical characterization of an LLM-hypothesized Fe-Mn-Al-</w:t>
+        <w:t xml:space="preserve">Iron-based shape memory alloys (Fe-SMAs) offer a low-cost alternative to Nitinol, but their super-elastic response is highly sensitive to composition and processing. Large language model (LLM) deep-research agents can now propose new alloy compositions in seconds, raising the question of whether such proposals </w:t>
+      </w:r>
+      <w:r>
+        <w:t xml:space="preserve">survive contact with a furnace. We </w:t>
+      </w:r>
+      <w:r>
+        <w:t xml:space="preserve">report </w:t>
+      </w:r>
+      <w:r>
+        <w:t xml:space="preserve">what is, to our knowledge, </w:t>
+      </w:r>
+      <w:r>
+        <w:t xml:space="preserve">the </w:t>
+      </w:r>
+      <w:r>
+        <w:t xml:space="preserve">first experimental test of an LLM-hypothesized shape memory alloy carried from proposal through processing to </w:t>
+      </w:r>
+      <w:r>
+        <w:t xml:space="preserve">mechanical </w:t>
+      </w:r>
+      <w:r>
+        <w:t xml:space="preserve">and synchrotron </w:t>
+      </w:r>
+      <w:r>
+        <w:t>characterization</w:t>
+      </w:r>
+      <w:r>
+        <w:t>. An</w:t>
+      </w:r>
+      <w:r>
+        <w:t xml:space="preserve"> LLM-hypothesized Fe-Mn-Al-</w:t>
       </w:r>
       <w:r>
         <w:t>Ni-</w:t>
       </w:r>
       <w:r>
-        <w:t>Si</w:t>
-      </w:r>
-      <w:r>
-        <w:t xml:space="preserve">-C composition, benchmarked against an established super-elastic Fe-Mn-Al-Ni alloy processed under identical conditions. The </w:t>
-      </w:r>
-      <w:r>
-        <w:t>LLM</w:t>
-      </w:r>
-      <w:r>
-        <w:t xml:space="preserve">-hypothesized alloy was readily castable but failed to exhibit super-elasticity under any condition tested, deforming instead like a conventional elastic metal. Synchrotron X-ray diffraction showed that this failure stems from a phase-stability mismatch: the </w:t>
+        <w:t>Si-</w:t>
+      </w:r>
+      <w:r>
+        <w:t>C composition</w:t>
+      </w:r>
+      <w:r>
+        <w:t xml:space="preserve"> was</w:t>
+      </w:r>
+      <w:r>
+        <w:t xml:space="preserve"> benchmarked against an established super-elastic Fe-Mn-Al-Ni alloy processed </w:t>
+      </w:r>
+      <w:r>
+        <w:t>by the same nominal route — an alloy whose super-elasticity depends on coherent B2 NiAl precipitates within a continuous BCC α parent.</w:t>
+      </w:r>
+      <w:r>
+        <w:t xml:space="preserve"> The </w:t>
       </w:r>
       <w:r>
         <w:t>LLM-</w:t>
       </w:r>
       <w:r>
-        <w:t>alloy forms a stable dual-phase microstructure with a minor ordered Fe-Al phase that does not support the transformation pathway the benchmark alloy relies on</w:t>
-      </w:r>
-      <w:r>
-        <w:t>. Equilibrium CALPHAD calculations across three independent databases, validated against the benchmark, locate the cause precisely. The benchmark solution-treats to single-phase BCC α at 1200 °C, whereas the LLM-alloy is two-phase there and reaches single-phase α only at ≈1340 °C, above its accessible processing range; deleting carbon alone from the measured chemistry, with every other element held fixed, lowers that field to ≈1150 °C and restores the single-phase state. A carbon addition of ≈0.10 wt% is th</w:t>
-      </w:r>
-      <w:r>
-        <w:t>us sufficient to close the processing window on which super-elasticity depends.</w:t>
-      </w:r>
-      <w:r>
-        <w:t xml:space="preserve"> We conclude that LLM-proposed alloy compositions cannot be assumed to work as intended and should be screened for competing phase stability and interstitial content before physical synthesis is attempted</w:t>
-      </w:r>
-      <w:r>
-        <w:t xml:space="preserve"> — a check that costs minutes of computation with openly available databases</w:t>
+        <w:t xml:space="preserve">alloy </w:t>
+      </w:r>
+      <w:r>
+        <w:t>proved</w:t>
+      </w:r>
+      <w:r>
+        <w:t xml:space="preserve"> readily castable </w:t>
+      </w:r>
+      <w:r>
+        <w:t>and mechanically serviceable, with 0.2% proof stress from 1948 to 502 MPa across the anneal series and elongation peaking at 33%, yet it showed no</w:t>
+      </w:r>
+      <w:r>
+        <w:t xml:space="preserve"> super-elasticity under any condition tested</w:t>
+      </w:r>
+      <w:r>
+        <w:t>: strain recovery on unloading was indistinguishable from</w:t>
+      </w:r>
+      <w:r>
+        <w:t xml:space="preserve"> elastic </w:t>
+      </w:r>
+      <w:r>
+        <w:t>springback, against ≈0.5% recoverable transformation strain in the benchmark.</w:t>
+      </w:r>
+      <w:r>
+        <w:t xml:space="preserve"> Synchrotron </w:t>
+      </w:r>
+      <w:r>
+        <w:t xml:space="preserve">diffraction </w:t>
+      </w:r>
+      <w:r>
+        <w:t>attributes</w:t>
+      </w:r>
+      <w:r>
+        <w:t xml:space="preserve"> this </w:t>
+      </w:r>
+      <w:r>
+        <w:t xml:space="preserve">to </w:t>
+      </w:r>
+      <w:r>
+        <w:t>a phase-stability mismatch</w:t>
+      </w:r>
+      <w:r>
+        <w:t xml:space="preserve"> —</w:t>
+      </w:r>
+      <w:r>
+        <w:t xml:space="preserve"> a stable </w:t>
+      </w:r>
+      <w:r>
+        <w:t>FCC γ + BCC α duplex</w:t>
+      </w:r>
+      <w:r>
+        <w:t xml:space="preserve"> microstructure with a minor ordered Fe</w:t>
+      </w:r>
+      <w:r>
+        <w:t>₃</w:t>
+      </w:r>
+      <w:r>
+        <w:t>Al phase</w:t>
+      </w:r>
+      <w:r>
+        <w:t>, unchanged by deformation. Equilibrium CALPHAD calculations across three independent databases, validated against the benchmark, locate the cause. The benchmark solution-treats to single-phase</w:t>
+      </w:r>
+      <w:r>
+        <w:t xml:space="preserve"> </w:t>
+      </w:r>
+      <w:r>
+        <w:t>BCC α at 1200 °C, whereas the LLM-alloy is two-phase there and reaches single-phase α only at ≈1340 °C, above</w:t>
+      </w:r>
+      <w:r>
+        <w:t xml:space="preserve"> its </w:t>
+      </w:r>
+      <w:r>
+        <w:t>accessible processing range; deleting</w:t>
+      </w:r>
+      <w:r>
+        <w:t xml:space="preserve"> carbon </w:t>
+      </w:r>
+      <w:r>
+        <w:t>alone from the measured chemistry lowers that field to ≈1150 °C and restores the single-phase state. A carbon addition of ≈0.10 wt% is thus sufficient to close the processing window on which super-elasticity depends.</w:t>
+      </w:r>
+      <w:r>
+        <w:t xml:space="preserve"> LLM-proposed </w:t>
+      </w:r>
+      <w:r>
+        <w:t xml:space="preserve">compositions </w:t>
+      </w:r>
+      <w:r>
+        <w:t>should therefore</w:t>
+      </w:r>
+      <w:r>
+        <w:t xml:space="preserve"> be screened for competing phase stability and interstitial content before </w:t>
+      </w:r>
+      <w:r>
+        <w:t xml:space="preserve">synthesis </w:t>
+      </w:r>
+      <w:r>
+        <w:t>— a check costing minutes with openly available databases</w:t>
       </w:r>
       <w:r>
         <w:t>.</w:t>
@@ -263,13 +383,48 @@
         <w:t>Materials discovery has been advanced by deep-learning models trained on first-principles thermodynamics. For example, DeepMind’s GNoME predicted more than 2.2 million previously unreported crystal structures with high precision against DFT validation [1]</w:t>
       </w:r>
       <w:r>
-        <w:t>, and agentic large language models with deep-research capabilities can ingest decades of metallurgical literature and propose compositions in seconds [2,3]. Together these tools raise the possibility of alloy design that supplements intuition-guided iteration with AI-proposed, thermodynamically screened candidates. Recent studies have begun applying such AI methods specifically to shape memory alloys, including data-driven composition screening [4], generative inverse design [5]</w:t>
-      </w:r>
-      <w:r>
-        <w:t>, and LLM-based hypothesis generation [6]. However, whether these AI models practically work or not is yet to be tested. Current generative materials models typically optimize for thermodynamic stability (formation energy, convex-hull distance) but may not, in general, explicitly consider the kinetic barriers governing microstructure evolution during processing [1]</w:t>
-      </w:r>
-      <w:r>
-        <w:t>. A composition whose target phase lies on the DFT convex hull might still be difficult to realize in practice. It is our interest to examine a large language model (LLM)-hypothesized shape memory alloy (SMA). To the best of our knowledge, experimentally validated studies on this topic remain very rare.</w:t>
+        <w:t>, and agentic large language models with deep-research capabilities can ingest decades of metallurgical literature and propose compositions in seconds [2,3]</w:t>
+      </w:r>
+      <w:r>
+        <w:t xml:space="preserve">. Together these tools raise the possibility of alloy design that supplements intuition-guided iteration with AI-proposed, thermodynamically screened candidates. </w:t>
+      </w:r>
+      <w:r>
+        <w:t>Computational alloy design of this kind is not a single technique but a family of them, and the family is broader than the LLM agents examined here. Property-targeted screening searches an existing database or surrogate model for compositions meeting a specification, as in the AIMS framework for shape memory alloys [4]</w:t>
+      </w:r>
+      <w:r>
+        <w:t>; generative inverse design instead learns the composition–property mapping and samples new candidates directly from a target property [5]; and LLM-based hypothesis generation reasons over the published literature in natural language, producing candidates together with a stated rationale [6]. These approaches differ in what they take as input and in how much of their reasoning is inspectable, but they share a common output: a composition that has never been made.</w:t>
+      </w:r>
+    </w:p>
+    <w:p>
+      <w:pPr>
+        <w:pStyle w:val="BodyText"/>
+      </w:pPr>
+      <w:r>
+        <w:t>That shared output is where the difficulty lies, and it defines the gap this study addresses. Generating candidate compositions is now cheap and fast, and the literature reporting such candidates is growing quickly. Physically synthesizing one and testing whether it does what was claimed is neither cheap nor fast, and is correspondingly rare. Rarer still is the publication of a candidate that failed, even though a diagnosed failure constrains the design space at least as usefully as a success and is the onl</w:t>
+      </w:r>
+      <w:r>
+        <w:t>y way to learn what these workflows systematically miss.</w:t>
+      </w:r>
+      <w:r>
+        <w:t xml:space="preserve"> Current generative materials models typically optimize for thermodynamic stability (formation energy, convex-hull distance) but may not, in general, explicitly consider the kinetic barriers governing microstructure evolution during processing</w:t>
+      </w:r>
+      <w:r>
+        <w:t xml:space="preserve"> [1</w:t>
+      </w:r>
+      <w:r>
+        <w:t>]; nor need they check that the phase fields their target microstructure requires are reachable by any processing route the laboratory can actually run.</w:t>
+      </w:r>
+      <w:r>
+        <w:t xml:space="preserve"> A composition whose target phase lies on the DFT convex hull might still be difficult to realize in practice. </w:t>
+      </w:r>
+      <w:r>
+        <w:t xml:space="preserve">To the best of our knowledge, experimentally validated studies </w:t>
+      </w:r>
+      <w:r>
+        <w:t>of LLM-hypothesized alloys</w:t>
+      </w:r>
+      <w:r>
+        <w:t xml:space="preserve"> remain very rare.</w:t>
       </w:r>
     </w:p>
     <w:p>
@@ -366,6 +521,20 @@
       </w:r>
       <w:r>
         <w:t>.</w:t>
+      </w:r>
+    </w:p>
+    <w:p>
+      <w:pPr>
+        <w:pStyle w:val="BodyText"/>
+      </w:pPr>
+      <w:r>
+        <w:t>The hypothesis under test is the agent’s own, and it is worth stating in its own terms before it is examined. Reasoning from the Fe-Mn-Al-Ni family, the agent proposed that Ni could be reduced from 7.5 to 4 at% to lower cost, that ≈4 at% Si would compensate by stabilizing the BCC α parent and strengthening it in solid solution, and that ≈1000 ppm C would strengthen the parent further and, through fine carbides, raise the resistance to dislocation slip enough to favour stress-induced transformation over plas</w:t>
+      </w:r>
+      <w:r>
+        <w:t>ticity — all while retaining the α parent phase and the β-NiAl precipitation on which super-elasticity in this family depends, and without requiring the bamboo grain structure that makes the benchmark difficult to produce industrially. Each of these expectations is individually reasonable, and the composition that results is chemically unremarkable. Our objective is to determine not merely whether that hypothesis holds but where precisely it fails: Secs. 3.1–3.3 establish what the alloy did, Secs. 3.4 and 4</w:t>
+      </w:r>
+      <w:r>
+        <w:t>.2 establish why, and Sec. 4.4 asks what a design workflow would have had to do differently to catch it before any metal was melted.</w:t>
       </w:r>
     </w:p>
     <w:p>
@@ -1596,6 +1765,117 @@
         <w:pStyle w:val="BodyText"/>
       </w:pPr>
       <w:r>
+        <w:t xml:space="preserve">Read panel by panel, </w:t>
+      </w:r>
+      <w:r>
+        <w:rPr>
+          <w:b/>
+          <w:bCs/>
+        </w:rPr>
+        <w:t>Fig. 2</w:t>
+      </w:r>
+      <w:r>
+        <w:t xml:space="preserve"> shows the following. In the as-drawn condition (</w:t>
+      </w:r>
+      <w:r>
+        <w:rPr>
+          <w:b/>
+          <w:bCs/>
+        </w:rPr>
+        <w:t>Fig. 2a</w:t>
+      </w:r>
+      <w:r>
+        <w:t>) the wire fractures at ≈2% strain with essentially no plastic range. After the 600 °C anneal (</w:t>
+      </w:r>
+      <w:r>
+        <w:rPr>
+          <w:b/>
+          <w:bCs/>
+        </w:rPr>
+        <w:t>Fig. 2b</w:t>
+      </w:r>
+      <w:r>
+        <w:t>) it is stronger still, reaching ≈2280 MPa, yet fails just as early: the treatment has relieved drawing stresses without restoring formability. At 800 °C (</w:t>
+      </w:r>
+      <w:r>
+        <w:rPr>
+          <w:b/>
+          <w:bCs/>
+        </w:rPr>
+        <w:t>Fig. 2c</w:t>
+      </w:r>
+      <w:r>
+        <w:t>) the behaviour changes character — a well-defined yield plateau appears near 1200 MPa and the specimen sustains cycling to 10% strain. At 1000 °C (</w:t>
+      </w:r>
+      <w:r>
+        <w:rPr>
+          <w:b/>
+          <w:bCs/>
+        </w:rPr>
+        <w:t>Fig. 2d</w:t>
+      </w:r>
+      <w:r>
+        <w:t>) yielding falls to ≈670 MPa and is followed by steady work hardening, and at 1200 °C (</w:t>
+      </w:r>
+      <w:r>
+        <w:rPr>
+          <w:b/>
+          <w:bCs/>
+        </w:rPr>
+        <w:t>Fig. 2e</w:t>
+      </w:r>
+      <w:r>
+        <w:t xml:space="preserve">) to ≈500 MPa. </w:t>
+      </w:r>
+      <w:r>
+        <w:rPr>
+          <w:b/>
+          <w:bCs/>
+        </w:rPr>
+        <w:t>Fig. 2f</w:t>
+      </w:r>
+      <w:r>
+        <w:t xml:space="preserve"> repeats the 1200 °C condition with the 200 °C / 3 h age applied and is indistinguishable from </w:t>
+      </w:r>
+      <w:r>
+        <w:rPr>
+          <w:b/>
+          <w:bCs/>
+        </w:rPr>
+        <w:t>Fig. 2e</w:t>
+      </w:r>
+      <w:r>
+        <w:t xml:space="preserve">. The feature common to all six panels, and the one that matters here, is the geometry of the unloading segments: in every case they are straight and parallel to the initial elastic loading line, returning toward zero stress without a hysteresis loop and without strain recovery beyond σ/E. This is what a stress–strain curve looks like when no stress-induced transformation is occurring. </w:t>
+      </w:r>
+      <w:r>
+        <w:rPr>
+          <w:b/>
+          <w:bCs/>
+        </w:rPr>
+        <w:t>Table 2</w:t>
+      </w:r>
+      <w:r>
+        <w:t xml:space="preserve"> lists eight anneal conditions where </w:t>
+      </w:r>
+      <w:r>
+        <w:rPr>
+          <w:b/>
+          <w:bCs/>
+        </w:rPr>
+        <w:t>Fig. 2</w:t>
+      </w:r>
+      <w:r>
+        <w:t xml:space="preserve"> </w:t>
+      </w:r>
+      <w:r>
+        <w:t>shows six; the 700, 900 and 1100 °C curves interpolate smoothly between the panels shown, add nothing to the argument, and are omitted for space.</w:t>
+      </w:r>
+    </w:p>
+    <w:p>
+      <w:pPr>
+        <w:pStyle w:val="BodyText"/>
+      </w:pPr>
+      <w:r>
         <w:rPr>
           <w:b/>
           <w:bCs/>
@@ -1603,10 +1883,7 @@
         <w:t>Table 2.</w:t>
       </w:r>
       <w:r>
-        <w:t xml:space="preserve"> Mechanical properties of the </w:t>
-      </w:r>
-      <w:r>
-        <w:t>LLM-</w:t>
+        <w:t xml:space="preserve"> Mechanical properties of the LLM-</w:t>
       </w:r>
       <w:r>
         <w:t>alloy after heat treatment for 1 minute at different temperatures.</w:t>
@@ -2296,10 +2573,7 @@
         <w:t>Fig. 2.</w:t>
       </w:r>
       <w:r>
-        <w:t xml:space="preserve"> </w:t>
-      </w:r>
-      <w:r>
-        <w:t xml:space="preserve">Cyclic stress–strain curves of the </w:t>
+        <w:t xml:space="preserve"> Cyclic stress–strain curves of the </w:t>
       </w:r>
       <w:r>
         <w:t>LLM-</w:t>
@@ -2633,6 +2907,38 @@
         <w:pStyle w:val="BodyText"/>
       </w:pPr>
       <w:r>
+        <w:t xml:space="preserve">Two points of nomenclature should be made explicit here, because the convention in this alloy family is the reverse of the one familiar from carbon steels. In Fe-Mn-Al-Ni alloys the parent phase is BCC α and the martensite formed from it is FCC γ. The γ phase is therefore the transformation </w:t>
+      </w:r>
+      <w:r>
+        <w:rPr>
+          <w:i/>
+          <w:iCs/>
+        </w:rPr>
+        <w:t>product</w:t>
+      </w:r>
+      <w:r>
+        <w:t>, not the parent, and an alloy rich in γ is one in which less parent phase remains available to transform, not one that is closer to transforming. Second, the refinement resolved γ, α and D0₃ Fe₃Al and nothing else: no ε-HCP martensite and no α′ were required to fit any pattern from either alloy, and the γ present in the annealed LLM-alloy is thermally stable retained γ rather than a stress-induced product.</w:t>
+      </w:r>
+    </w:p>
+    <w:p>
+      <w:pPr>
+        <w:pStyle w:val="BodyText"/>
+      </w:pPr>
+      <w:r>
+        <w:t>No B2 superlattice reflection was resolved in the LLM-alloy above the detection limit of the present measurement, and that limit can be quantified rather than merely asserted. At the B2-allowed {200} superlattice position the LLM-alloy carries 0.50–1.06% of maximum intensity, against 3.83–7.17% in the benchmark; and the LLM-alloy’s intensity at that position is itself fully accounted for by D0₃, which produces the same reflection. The discriminating measurement is the D0₃-only {111} reflection, present in t</w:t>
+      </w:r>
+      <w:r>
+        <w:t>he LLM-alloy at 0.49–1.02% of maximum with a signal-to-noise ratio of 16–27 across four independent patterns, and absent from the benchmark (0.19–0.28%, S/N 2.3–2.9). The benchmark thus carries the B2-allowed reflection without the D0₃-only one, and the LLM-alloy carries both at comparable strength — the signatures of B2 and D0₃ respectively. Any B2 present in the LLM-alloy is therefore at least four times less abundant than in the benchmark and may be absent altogether. This bounds the claim without over-r</w:t>
+      </w:r>
+      <w:r>
+        <w:t>eaching it: a coherent dispersion finer or more dilute than this limit cannot be excluded by diffraction alone, and transmission electron microscopy or atom-probe tomography would be required to do so.</w:t>
+      </w:r>
+    </w:p>
+    <w:p>
+      <w:pPr>
+        <w:pStyle w:val="BodyText"/>
+      </w:pPr>
+      <w:r>
         <w:t>The two alloys are not equally amenable to quantitative diffraction analysis, and the reason is itself microstructural. After the identical 1200 °C anneal the LLM-alloy retains a fine equiaxed structure with grain diameters well under 20 µm (</w:t>
       </w:r>
       <w:r>
@@ -3990,6 +4296,31 @@
         <w:pStyle w:val="BodyText"/>
       </w:pPr>
       <w:r>
+        <w:t>The scope of what a single experiment can support should be stated plainly. One composition, proposed by one agent in one session and processed by one route, is a case study and not an evaluation of AI-assisted alloy design as a practice. Nothing here establishes a failure rate, and a different prompt, a different agent, or a different processing window might well have produced a different outcome; the experimental claims of this paper are bounded accordingly. What generalises is narrower, and we think more</w:t>
+      </w:r>
+      <w:r>
+        <w:t xml:space="preserve"> useful. The failure mode was not exotic or specific to this composition — it was a phase field lying in the wrong place relative to the temperatures at which the alloy can be annealed, and it was diagnosable in minutes by a calculation requiring no proprietary software and no measurement on the candidate itself. A design workflow that terminates in a plausible narrative cannot catch that; one that terminates in a verified calculation can. That claim rests on the diagnosis rather than on the sample size, an</w:t>
+      </w:r>
+      <w:r>
+        <w:t>d it is the claim we make.</w:t>
+      </w:r>
+    </w:p>
+    <w:p>
+      <w:pPr>
+        <w:pStyle w:val="BodyText"/>
+      </w:pPr>
+      <w:r>
+        <w:t xml:space="preserve">It is also worth saying what a negative result of this kind is good for, since such results are rarely published in this area. A single validated failure with an identified mechanism does more to constrain the design space than a comparable number of untested proposals: it converts “this family of compositions may or may not work” into “compositions in this family whose single-phase α field lies above the practical annealing limit will not work, and here is how to check in advance.” </w:t>
+      </w:r>
+      <w:r>
+        <w:t>The value is in the diagnosis being transferable even though the specific alloy is not.</w:t>
+      </w:r>
+    </w:p>
+    <w:p>
+      <w:pPr>
+        <w:pStyle w:val="BodyText"/>
+      </w:pPr>
+      <w:r>
         <w:t xml:space="preserve">Nevertheless, AI-assisted alloy design is likely to become increasingly successful. As larger experimental databases become available and models begin to incorporate processing history, microstructural evolution, kinetic simulations, and deformation mechanisms alongside thermodynamic calculations, AI will be able to make more physically informed predictions. Future materials-design frameworks that integrate first-principles calculations, phase-field modeling, CALPHAD databases, high-throughput experiments, </w:t>
       </w:r>
       <w:r>
@@ -4035,13 +4366,10 @@
         <w:t xml:space="preserve"> </w:t>
       </w:r>
       <w:r>
-        <w:t xml:space="preserve">under identical processing conditions. The </w:t>
-      </w:r>
-      <w:r>
-        <w:t>LLM</w:t>
-      </w:r>
-      <w:r>
-        <w:t>-designed alloy developed a stable dual-phase FCC/BCC microstructure and exhibited deformation primarily through dislocation slip rather than stress-induced martensitic transformation. Consequently, neither super-elasticity nor shape-memory behavior was observed, whereas the reference alloy showed clear evidence of transformational deformation.</w:t>
+        <w:t>under the same nominal processing route</w:t>
+      </w:r>
+      <w:r>
+        <w:t>.</w:t>
       </w:r>
     </w:p>
     <w:p>
@@ -4049,6 +4377,25 @@
         <w:pStyle w:val="BodyText"/>
       </w:pPr>
       <w:r>
+        <w:t>What was observed is the following. The LLM-alloy proved readily castable and drew to 0.36 mm wire without difficulty. Across seven anneal temperatures its 0.2% proof stress fell from 1948 to 502 MPa and its elongation peaked at 33%, but in no condition — including after the 200 °C / 3 h age reported to develop pseudo-elasticity in this family — did the unloading curve depart from elastic springback. The benchmark, processed identically and given no age at all, recovered ≈0.5% strain on heating. Synchrotron</w:t>
+      </w:r>
+      <w:r>
+        <w:t xml:space="preserve"> diffraction found the LLM-alloy to be a duplex FCC γ + BCC α mixture carrying a minor ordered D0₃ Fe₃Al phase, with a pattern unchanged by 10% strain, whereas the benchmark’s diffracted intensities changed markedly with deformation.</w:t>
+      </w:r>
+    </w:p>
+    <w:p>
+      <w:pPr>
+        <w:pStyle w:val="BodyText"/>
+      </w:pPr>
+      <w:r>
+        <w:t>What we interpret from this is that the LLM-alloy accommodates deformation by dislocation slip rather than stress-induced martensitic transformation, and that it does so because the parent phase the transformation requires is largely absent rather than because it is present but unwilling to transform.</w:t>
+      </w:r>
+    </w:p>
+    <w:p>
+      <w:pPr>
+        <w:pStyle w:val="BodyText"/>
+      </w:pPr>
+      <w:r>
         <w:t xml:space="preserve">Equilibrium CALPHAD calculations, performed with three independent open databases and validated against the benchmark alloy, identify the origin of this failure. The benchmark solution-treats to single-phase α at 1200 °C and orders on cooling below ≈1090 °C to the ≈20% ordered bcc that its processing route requires. The LLM-alloy does neither: at 1200 °C it is a two-phase α + γ mixture, and its single-phase α field lies at ≈1340 °C, above the temperature at which the alloy can be annealed without oxidation </w:t>
       </w:r>
       <w:r>
@@ -4063,10 +4410,21 @@
         <w:t xml:space="preserve">These results highlight an important limitation of current AI-assisted alloy design. While AI can rapidly generate compositionally plausible alloy candidates based on thermodynamic considerations and literature knowledge, it does not yet fully capture the complex interactions among composition, processing, microstructure evolution, and deformation mechanisms that govern shape-memory performance. </w:t>
       </w:r>
       <w:r>
-        <w:t xml:space="preserve">They also point to a specific and inexpensive remedy: an equilibrium step diagram, checked for overlap between the phase fields the intended processing route requires and the temperatures at which that route can be run, would have rejected this composition before 2 kg of it was melted. </w:t>
-      </w:r>
-      <w:r>
-        <w:t>Nevertheless, this work demonstrates the value of experimentally validating AI-generated hypotheses and suggests that future models incorporating kinetic effects, phase transformations, and processing history may become powerful tools for accelerated alloy discovery.</w:t>
+        <w:t>They also point to a specific and inexpensive remedy: an equilibrium step diagram, checked for overlap between the phase fields the intended processing route requires and the temperatures at which that route can be run, would have rejected this composition before 2 kg of it was melted.</w:t>
+      </w:r>
+    </w:p>
+    <w:p>
+      <w:pPr>
+        <w:pStyle w:val="BodyText"/>
+      </w:pPr>
+      <w:r>
+        <w:t>Three limitations bound these conclusions. First, this is a single composition from a single agent session processed by a single route: the experimental findings are a case study, and the generalisable claim is the diagnostic one about pre-screening rather than any statement about how often such workflows fail. Second, composition-only reasoning of the kind the agent performed is intrinsically blind to the distinction that decided this case — not whether a phase is stable, but whether the temperature at whi</w:t>
+      </w:r>
+      <w:r>
+        <w:t>ch it becomes stable can be reached in the equipment available; an LLM working from literature correlations has no reliable way to represent that constraint, and instructing it to consult thermodynamic data (Sec. 2.1) did not supply one. Third, whether a different processing window could unlock transformation in this composition is untested here, and casting the carbon-free variant identified in Sec. 4.2 remains the direct experiment that the in-silico control stands in for. Within those bounds</w:t>
+      </w:r>
+      <w:r>
+        <w:t>, this work demonstrates the value of experimentally validating AI-generated hypotheses and suggests that future models incorporating kinetic effects, phase transformations, and processing history may become powerful tools for accelerated alloy discovery.</w:t>
       </w:r>
     </w:p>
     <w:p>
@@ -5074,7 +5432,7 @@
   <w:num w:numId="1" w16cid:durableId="1561406982">
     <w:abstractNumId w:val="0"/>
   </w:num>
-  <w:num w:numId="2" w16cid:durableId="1232350593">
+  <w:num w:numId="2" w16cid:durableId="1448621012">
     <w:abstractNumId w:val="0"/>
   </w:num>
 </w:numbering>
@@ -6292,7 +6650,7 @@
   <w:style w:type="paragraph" w:styleId="Revision">
     <w:name w:val="Revision"/>
     <w:hidden/>
-    <w:rsid w:val="0041567F"/>
+    <w:rsid w:val="008B4E7A"/>
     <w:pPr>
       <w:spacing w:after="0"/>
     </w:pPr>

--- a/revision/JMRT-R1/R1-manuscript/Cai_Fe-SMA_JMRT_R1_clean.docx
+++ b/revision/JMRT-R1/R1-manuscript/Cai_Fe-SMA_JMRT_R1_clean.docx
@@ -629,10 +629,16 @@
         <w:t>. The benchmark alloy came out close to its nominal target (42.7Fe-34.1Mn-15.2Al-7.8Ni at% measured against 43.5-34-15-7.5 nominal). The LLM-alloy did not: silicon was recovered at only ≈50% of intent — 1.11 wt% against a nominal 2.2 wt%, or 2.04 at% against 4 at% — a shortfall consistent with oxidation loss during vacuum induction melting. For this reason the LLM-alloy is identified throughout this paper by its measured composition, 51.5Fe-29.8Mn-11.9Al-4.2Ni-2.0Si-0.45C (at%), rather than by the nominal t</w:t>
       </w:r>
       <w:r>
-        <w:t>arget it was drawn from. The benchmark alloy additionally carries 0.06 wt% (≈0.10 at%) phosphorus, a residual from commercial melting stock. This is below the level at which grain-boundary embrittlement is normally reported in Fe-Mn austenitic and duplex alloys, and the benchmark showed both good ductility and clear stress-induced transformation, so the phosphorus did not preclude the reference behaviour; any effect it had could only have degraded the benchmark, which makes the comparison drawn below conser</w:t>
-      </w:r>
-      <w:r>
-        <w:t>vative.</w:t>
+        <w:t>arget it was drawn from. It should be recognized at the outset that this composition, whether taken as nominal or as measured, does not lie in the Fe-Mn-Al-Ni shape-memory field alone. At 55.8Fe-31.8Mn-6.2Al-4.8Ni-1.1Si-0.105C (wt%) it carries essentially the same Ni-Al pairing, at essentially the same Ni level, as the Ni-alloyed Fe-Mn-Al-C low-density structural steels — Fe-15Mn-10Al-0.8C-5Ni</w:t>
+      </w:r>
+      <w:r>
+        <w:t xml:space="preserve"> [16] and Fe-16Mn-9Al-0.9C-5Ni [17] </w:t>
+      </w:r>
+      <w:r>
+        <w:t>are representative of that family — differing from them chiefly in roughly twice the manganese and about an eighth of the carbon. That the same four principal elements support two quite different design intentions, one transformational and one purely structural, is central to the interpretation developed in Sec. 4.2. The benchmark alloy additionally carries 0.06 wt% (≈0.10 at%) phosphorus, a residual from commercial melting stock. This is below the level at which grain-boundary embrittlement is normally rep</w:t>
+      </w:r>
+      <w:r>
+        <w:t>orted in Fe-Mn austenitic and duplex alloys, and the benchmark showed both good ductility and clear stress-induced transformation, so the phosphorus did not preclude the reference behaviour; any effect it had could only have degraded the benchmark, which makes the comparison drawn below conservative.</w:t>
       </w:r>
       <w:r>
         <w:t xml:space="preserve"> Several ø13 mm rods were cut from the cast ingots by electrical discharge machining (EDM). These rods were homogenized at 1000 °C for 16 hours in argon atmosphere, then hot-rolled at 850 °C in multiple passes to reduce thickness, and subsequently cold-drawn to a final wire diameter of 0.36 mm. Severe work hardening during cold drawing necessitated intermediate annealing at 1000 °C under argon to restore ductility between draw passes. The amount of cold drawing was ≈85% area reduction after the last process</w:t>
@@ -1244,7 +1250,13 @@
         <w:t>ent at 1200 °C for 60 minutes followed by water quench. The same heat treatment has been used by others to promote abnormal grain growth</w:t>
       </w:r>
       <w:r>
-        <w:t xml:space="preserve"> [16]. Heat treatment above 1200 °C caused severe oxidation or furnace contamination.</w:t>
+        <w:t xml:space="preserve"> [</w:t>
+      </w:r>
+      <w:r>
+        <w:t>18</w:t>
+      </w:r>
+      <w:r>
+        <w:t>]. Heat treatment above 1200 °C caused severe oxidation or furnace contamination.</w:t>
       </w:r>
     </w:p>
     <w:p>
@@ -1325,16 +1337,34 @@
         <w:pStyle w:val="FirstParagraph"/>
       </w:pPr>
       <w:r>
-        <w:t>To identify phase constitution and potential phase change, synchrotron XRD measurements were performed at the ultra-hard X-ray multifunctional application beamline BL12SW of the Shanghai Synchrotron Radiation Facility (SSRF) [17,18]</w:t>
-      </w:r>
-      <w:r>
-        <w:t xml:space="preserve">. The incident wavelength was λ = 0.12587 Å with a beam size of 0.5 × 0.5 mm². Two-dimensional Debye–Scherrer patterns were collected from each specimen before and after tensile deformation to test for any potential phase transformation. These 2D images were processed using FIT2D [19], where diffraction data were sliced at 5-degree intervals along the 360-degree azimuth and integrated to generate 72 diffraction spectra, which were then fitted by Rietveld refinement [20] in MAUD </w:t>
-      </w:r>
-      <w:r>
-        <w:t>version 2.33</w:t>
-      </w:r>
-      <w:r>
-        <w:t xml:space="preserve"> [21] </w:t>
+        <w:t>To identify phase constitution and potential phase change, synchrotron XRD measurements were performed at the ultra-hard X-ray multifunctional application beamline BL12SW of the Shanghai Synchrotron Radiation Facility (SSRF) [</w:t>
+      </w:r>
+      <w:r>
+        <w:t>19,20</w:t>
+      </w:r>
+      <w:r>
+        <w:t>]</w:t>
+      </w:r>
+      <w:r>
+        <w:t>. The incident wavelength was λ = 0.12587 Å with a beam size of 0.5 × 0.5 mm². Two-dimensional Debye–Scherrer patterns were collected from each specimen before and after tensile deformation to test for any potential phase transformation. These 2D images were processed using FIT2D [</w:t>
+      </w:r>
+      <w:r>
+        <w:t>21</w:t>
+      </w:r>
+      <w:r>
+        <w:t>], where diffraction data were sliced at 5-degree intervals along the 360-degree azimuth and integrated to generate 72 diffraction spectra, which were then fitted by Rietveld refinement [</w:t>
+      </w:r>
+      <w:r>
+        <w:t>22</w:t>
+      </w:r>
+      <w:r>
+        <w:t xml:space="preserve">] in MAUD </w:t>
+      </w:r>
+      <w:r>
+        <w:t>version 2.33 [23</w:t>
+      </w:r>
+      <w:r>
+        <w:t xml:space="preserve">] </w:t>
       </w:r>
       <w:r>
         <w:t>to identify phase constitutions, volume fractions, and crystal orientations of the different phases.</w:t>
@@ -1361,7 +1391,7 @@
         <w:pStyle w:val="FirstParagraph"/>
       </w:pPr>
       <w:r>
-        <w:t xml:space="preserve">Equilibrium phase fractions were computed with the CALPHAD method [22] using pycalphad 0.11.2, an open-source Python implementation of the Gibbs-energy-minimization formalism [23]. Isoplethal step diagrams were calculated at 1 atm from 400 to 1400 °C in 10 °C increments; a first pass on a 20 °C grid reproduced every shared point exactly, confirming that the results are grid-independent. Input compositions were the ICP-AES chemistries of </w:t>
+        <w:t xml:space="preserve">Equilibrium phase fractions were computed with the CALPHAD method [24] using pycalphad 0.11.2, an open-source Python implementation of the Gibbs-energy-minimization formalism [25]. Isoplethal step diagrams were calculated at 1 atm from 400 to 1400 °C in 10 °C increments; a first pass on a 20 °C grid reproduced every shared point exactly, confirming that the results are grid-independent. Input compositions were the ICP-AES chemistries of </w:t>
       </w:r>
       <w:r>
         <w:rPr>
@@ -1405,7 +1435,7 @@
         <w:t>mpea-02b</w:t>
       </w:r>
       <w:r>
-        <w:t xml:space="preserve"> [24,25]</w:t>
+        <w:t xml:space="preserve"> [26,27]</w:t>
       </w:r>
       <w:r>
         <w:t xml:space="preserve">, the only one covering Fe–Mn–Al–Ni–C together, in which B2 is treated as an ordered partition of the disordered A2 lattice; it does not contain Si. </w:t>
@@ -1418,7 +1448,7 @@
         <w:t>PrecHiMn-04</w:t>
       </w:r>
       <w:r>
-        <w:t xml:space="preserve"> [26] was used as a cross-check because it is the only one that models D0₃ (through a four-sublattice bcc description) and κ-(Fe,Mn)₃AlC while also carrying Si, though it contains no Ni. </w:t>
+        <w:t xml:space="preserve"> [28] was used as a cross-check because it is the only one that models D0₃ (through a four-sublattice bcc description) and κ-(Fe,Mn)₃AlC while also carrying Si, though it contains no Ni. </w:t>
       </w:r>
       <w:r>
         <w:rPr>
@@ -1428,7 +1458,7 @@
         <w:t>mc_fe v2.059</w:t>
       </w:r>
       <w:r>
-        <w:t xml:space="preserve"> [27] </w:t>
+        <w:t xml:space="preserve"> [29] </w:t>
       </w:r>
       <w:r>
         <w:t>provided the broadest element coverage and is the only database able to carry Si, C and the benchmark alloy’s 0.06 wt% P at once, at the cost of the least detailed ordering description. Where a database does not assess an element that is present in the alloy, that element was omitted and the remaining composition renormalized to unity; this shifts the modelled elements by at most 0.6 at% from the chemistries quoted above, so that the composition solved in mpea-02b for the LLM-alloy is Fe–30.5Mn–12.2Al–4.3Ni</w:t>
@@ -1738,7 +1768,7 @@
         <w:t xml:space="preserve"> [</w:t>
       </w:r>
       <w:r>
-        <w:t>28,29</w:t>
+        <w:t>30,31</w:t>
       </w:r>
       <w:r>
         <w:t xml:space="preserve">]; this was not the case for the </w:t>
@@ -2784,7 +2814,13 @@
         <w:t>shows good overall agreement between the experimental data (lower half</w:t>
       </w:r>
       <w:r>
-        <w:t xml:space="preserve"> of each panel) and the results of Rietveld refinement (upper half), both before deformation (</w:t>
+        <w:t xml:space="preserve"> of each panel</w:t>
+      </w:r>
+      <w:r>
+        <w:t>) and the results of Rietveld refinement (upper half</w:t>
+      </w:r>
+      <w:r>
+        <w:t>), both before deformation (</w:t>
       </w:r>
       <w:r>
         <w:rPr>
@@ -2804,10 +2840,34 @@
         <w:t>Fig. 5b</w:t>
       </w:r>
       <w:r>
-        <w:t>). The fit is measurably better for the deformed specimen (R_wp = 12.5% against 21.4%), and the reason is visible in the patterns themselves: the undeformed wire gives a beaded, spotty ring pattern in which relatively few grains satisfy each Bragg condition, whereas deformation subdivides those grains and produces the more continuous rings on which powder averaging depends. The same grain-statistics argument recurs in a far stronger form for the benchmark alloy, below. Based on this result, the LLM-</w:t>
-      </w:r>
-      <w:r>
-        <w:t>alloy is estimated to consist of ≈62% FCC γ-phase, ≈34% BCC α-phase, and ≈4% DO₃ Fe₃Al phase. Its diffraction patterns before and after deformation are essentially the same (</w:t>
+        <w:t>). The fit is measurably better</w:t>
+      </w:r>
+      <w:r>
+        <w:t xml:space="preserve"> for the </w:t>
+      </w:r>
+      <w:r>
+        <w:t>deformed specimen (R_wp = 12.5% against 21.4%), and the reason is visible in the patterns themselves: the undeformed wire gives a beaded, spotty ring pattern in which relatively few grains satisfy each Bragg condition, whereas deformation subdivides those grains and produces the more continuous rings on which powder averaging depends. The same grain-statistics argument recurs in a far stronger form for the benchmark</w:t>
+      </w:r>
+      <w:r>
+        <w:t xml:space="preserve"> alloy</w:t>
+      </w:r>
+      <w:r>
+        <w:t>, below</w:t>
+      </w:r>
+      <w:r>
+        <w:t xml:space="preserve">. Based on this result, the </w:t>
+      </w:r>
+      <w:r>
+        <w:t>LLM-</w:t>
+      </w:r>
+      <w:r>
+        <w:t xml:space="preserve">alloy is estimated to consist of ≈62% FCC γ-phase, ≈34% BCC α-phase, and ≈4% </w:t>
+      </w:r>
+      <w:r>
+        <w:t>D0</w:t>
+      </w:r>
+      <w:r>
+        <w:t>₃ Fe₃Al phase. Its diffraction patterns before and after deformation are essentially the same (</w:t>
       </w:r>
       <w:r>
         <w:rPr>
@@ -3832,7 +3892,7 @@
         <w:t xml:space="preserve"> [</w:t>
       </w:r>
       <w:r>
-        <w:t>30</w:t>
+        <w:t>32</w:t>
       </w:r>
       <w:r>
         <w:t>]</w:t>
@@ -3917,13 +3977,19 @@
         <w:pStyle w:val="BodyText"/>
       </w:pPr>
       <w:r>
-        <w:t xml:space="preserve">The calculations also clarify the status of the ordered phases. D0₃ is not predicted to be an equilibrium phase at ≈12 at% Al (Sec. 3.4), yet it is observed. Its presence is therefore best understood as a metastable ordering product formed on cooling — exactly the kind of kinetic outcome that a screening step based on composition and equilibrium thermodynamics alone cannot anticipate. Conversely, the ordered bcc that the LLM-alloy can form at equilibrium is small (≤11%) and confined below ≈850 °C. At those </w:t>
-      </w:r>
-      <w:r>
-        <w:t>temperatures both alloys are calculated to be ordered bcc coexisting with γ; what separates them is the step before. The benchmark can be quenched from a single-phase α field and then aged, so that B2 orders coherently within α before γ has time to nucleate. The LLM-alloy has no accessible single-phase α field to quench from (Sec. 3.4), so there is no α matrix in which coherent B2 could form, and the microstructure the benchmark relies upon is unavailable to this composition at any temperature. This is a st</w:t>
-      </w:r>
-      <w:r>
-        <w:t>ronger statement than the absence of a B2 reflection alone would support, and it accounts for the failure of the 200 °C ageing treatment (</w:t>
+        <w:t>The calculations also clarify the status of the ordered phases. D0₃ is not predicted to be an equilibrium phase at ≈12 at% Al (Sec. 3.4), yet it is observed. Its presence is therefore best understood as a metastable ordering product formed on cooling — exactly the kind of kinetic outcome that a screening step based on composition and equilibrium thermodynamics alone cannot anticipate. It is not, however, peculiar to this heat. Both B2 and D0₃ are documented ordering products in the Fe-Mn-Al-C low-density st</w:t>
+      </w:r>
+      <w:r>
+        <w:t>eels</w:t>
+      </w:r>
+      <w:r>
+        <w:t xml:space="preserve"> [16], and in the Ni-alloyed members of that family the B2 that does form is only marginally stable at the temperature used here: nanoscale NiAl-type B2 confined to the BCC constituent of a γ-majority Fe-16Mn-9Al-0.9C-5Ni steel coarsens on holding at 1110 °C and breaks up again after 30 min at 1200 °C [17]</w:t>
+      </w:r>
+      <w:r>
+        <w:t>. The ordering behaviour observed in the LLM-alloy is thus characteristic of the alloy field its chemistry actually places it in, rather than of the shape-memory field it was designed for. Conversely, the ordered bcc that the LLM-alloy can form at equilibrium is small (≤11%) and confined below ≈850 °C. At those temperatures both alloys are calculated to be ordered bcc coexisting with γ; what separates them is the step before. The benchmark can be quenched from a single-phase α field and then aged, so that B</w:t>
+      </w:r>
+      <w:r>
+        <w:t>2 orders coherently within α before γ has time to nucleate. The LLM-alloy has no accessible single-phase α field to quench from (Sec. 3.4), so there is no α matrix in which coherent B2 could form, and the microstructure the benchmark relies upon is unavailable to this composition at any temperature. This is a stronger statement than the absence of a B2 reflection alone would support, and it accounts for the failure of the 200 °C ageing treatment (</w:t>
       </w:r>
       <w:r>
         <w:rPr>
@@ -3980,7 +4046,10 @@
         <w:t xml:space="preserve"> the </w:t>
       </w:r>
       <w:r>
-        <w:t>benchmark; parent-</w:t>
+        <w:t>benchmark [33]</w:t>
+      </w:r>
+      <w:r>
+        <w:t>; parent-</w:t>
       </w:r>
       <w:r>
         <w:t>phase</w:t>
@@ -3992,13 +4061,25 @@
         <w:t xml:space="preserve"> the </w:t>
       </w:r>
       <w:r>
-        <w:t>competition between the transformation stress and the plastic yield stress all bear on whether a stress-induced transformation can proceed reversibly. In the LLM-alloy the ordered phase that forms is D0₃ Fe₃Al, present as a bulk constituent rather than as a</w:t>
-      </w:r>
-      <w:r>
-        <w:t xml:space="preserve"> fine </w:t>
-      </w:r>
-      <w:r>
-        <w:t>coherent dispersion, so it does not raise the</w:t>
+        <w:t xml:space="preserve">competition between the transformation stress and the plastic yield stress all bear on whether a stress-induced transformation can proceed reversibly. The </w:t>
+      </w:r>
+      <w:r>
+        <w:t>precipitates</w:t>
+      </w:r>
+      <w:r>
+        <w:t xml:space="preserve"> are not even a purely mechanical contribution: by drawing Ni and Al out of solution they alter the composition of</w:t>
+      </w:r>
+      <w:r>
+        <w:t xml:space="preserve"> the matrix </w:t>
+      </w:r>
+      <w:r>
+        <w:t>that surrounds them, and hence its transformation temperatures, so that the same ageing treatment shifts both the obstacle field and the thermodynamic setting in which the transformation must occur</w:t>
+      </w:r>
+      <w:r>
+        <w:t xml:space="preserve"> [34]</w:t>
+      </w:r>
+      <w:r>
+        <w:t>. In the LLM-alloy the ordered phase that forms is D0₃ Fe₃Al, present as a bulk constituent rather than as a fine coherent dispersion, so it does not raise the</w:t>
       </w:r>
       <w:r>
         <w:t xml:space="preserve"> resistance to plastic flow</w:t>
@@ -4074,6 +4155,33 @@
         <w:pStyle w:val="BodyText"/>
       </w:pPr>
       <w:r>
+        <w:t xml:space="preserve">Exonerating silicon of the primary failure is not the same as finding it inert, and the distinction matters because silicon was one of the two elements the agent added on its own initiative. Recovered at 2.04 at%, half the intended level, it cannot have delivered the solid-solution strengthening of the parent phase it was specified for; the calculation above shows it did not decisively shift α stability either. What it may well have done is contribute to the one ordered phase that did appear. Heo </w:t>
+      </w:r>
+      <w:r>
+        <w:rPr>
+          <w:i/>
+          <w:iCs/>
+        </w:rPr>
+        <w:t>et al.</w:t>
+      </w:r>
+      <w:r>
+        <w:t xml:space="preserve"> </w:t>
+      </w:r>
+      <w:r>
+        <w:t xml:space="preserve">[35] </w:t>
+      </w:r>
+      <w:r>
+        <w:t xml:space="preserve">examined precisely this substitution — silicon added to a Fe-Mn-Al-C low-density steel to recover the density benefit of aluminum that had been removed to suppress κ-carbide — and found it undesirable, because silicon instead promotes (Fe,Mn)₅(Si,Al)C together with the (Fe,Mn)₃(Al,Si) D0₃ ordered phase in the ferrite grains, with a serious loss of ductility. D0₃ is the ordered phase observed here (Sec. 3.3), and it is the phase that appears in the α constituent. We cannot separate a silicon contribution to </w:t>
+      </w:r>
+      <w:r>
+        <w:t>that ordering from an iron-aluminum one with two heats and no silicon-free control, so we do not claim it. The point is narrower and worth making anyway: an addition that the design rationale treated as a strengthener has a documented second role in this compositional field, as a promoter of the very ordering product that was found, and nothing in the reasoning that proposed it engaged with that role.</w:t>
+      </w:r>
+    </w:p>
+    <w:p>
+      <w:pPr>
+        <w:pStyle w:val="BodyText"/>
+      </w:pPr>
+      <w:r>
         <w:t>The limits of this conclusion should be stated as clearly as the conclusion itself. Carbon is decisive at the temperature where the process operates, not across the whole temperature range. Over roughly 850–1020 °C both the as-measured composition (</w:t>
       </w:r>
       <w:r>
@@ -4115,6 +4223,23 @@
         <w:pStyle w:val="BodyText"/>
       </w:pPr>
       <w:r>
+        <w:t>The comparison is worth drawing out, because it is the clearest single statement of what this alloy is. The Ni-alloyed Fe-Mn-Al-C low-density steels are built from the same four principal elements as the Fe-Mn-Al-Ni shape-memory alloys, at a similar nickel level, and they are known to produce the same ordered phases — B2 and D0₃ in the ferrite, κ-carbide in the austenite [16,17]</w:t>
+      </w:r>
+      <w:r>
+        <w:t>. What differs is the purpose those phases are put to. In the shape-memory alloys, coherent B2 within a single-phase α parent raises the resistance to slip so that a reversible transformation can outrun plasticity. In the low-density steels, the same precipitates are strengtheners in an alloy that is never intended to transform: the design objective is specific strength and ductility in a duplex or γ-majority structure, nickel is added specifically to form NiAl-type B2 and to hold it stable above the recrys</w:t>
+      </w:r>
+      <w:r>
+        <w:t>tallization temperature, and the ordering of α to B2 is a liability to be managed for its embrittling effect rather than a mechanism to be exploited</w:t>
+      </w:r>
+      <w:r>
+        <w:t xml:space="preserve"> [16]. Judged against that second family, the LLM-alloy is neither anomalous nor a failure. It is a γ-majority duplex Fe-Mn-Al-Ni-C alloy that orders and deforms by slip, which is what alloys of that chemistry do. The failure lies in the expectation that was attached to it, and the practical lesson is that a composition can sit in two literatures at once while satisfying the design intent of only one.</w:t>
+      </w:r>
+    </w:p>
+    <w:p>
+      <w:pPr>
+        <w:pStyle w:val="BodyText"/>
+      </w:pPr>
+      <w:r>
         <w:t>Two general points follow. First, the sensitivity of this alloy family to interstitial content is severe enough that carbon must be treated as a primary design variable rather than a minor addition, and specified and controlled accordingly — a 1000 ppm addition is not a perturbation here. Second, the calculation that establishes all of this takes minutes on a desktop computer and uses only openly available databases. Had it been run before melting, it would have rejected the composition at the point where t</w:t>
       </w:r>
       <w:r>
@@ -4234,7 +4359,26 @@
         <w:t>The peak elongation of ≈33% at 1000 °C deserves a comment in its own right. It is a respectable figure but not an exceptional one for a duplex γ + α Fe-Mn-Al alloy, and that is precisely the point: judged on conventional structural criteria this composition performs perfectly creditably, combining ≈670 MPa yield strength with ≈33% elongation. What it does not do is transform. The alloy is therefore best read not as a failed material but as a serviceable structural metal that was hypothesized to be a shape-m</w:t>
       </w:r>
       <w:r>
-        <w:t>emory alloy and is not one — a distinction that matters for how AI-proposed compositions should be evaluated (Sec. 4.4).</w:t>
+        <w:t>emory alloy and is not one — a distinction that matters for how AI-proposed compositions should be evaluated (Sec. 4.4). Read against the low-density steels its chemistry places it among (Sec. 4.2), the numbers are ordinary rather than disappointing. That family spans yield strengths of ≈500–940 MPa, tensile strengths of ≈710–1020 MPa and elongations of 8–78% depending on which phases its microstructure contains</w:t>
+      </w:r>
+      <w:r>
+        <w:t xml:space="preserve"> [16], and the 1000–1200 °C conditions of </w:t>
+      </w:r>
+      <w:r>
+        <w:rPr>
+          <w:b/>
+          <w:bCs/>
+        </w:rPr>
+        <w:t>Table 2</w:t>
+      </w:r>
+      <w:r>
+        <w:t xml:space="preserve"> </w:t>
+      </w:r>
+      <w:r>
+        <w:t>sit inside that envelope on all three measures (σ₀.₂ 502–673 MPa, UTS 938–967 MPa, elongation 23.9–33.4%), with the 900 °C condition just outside it. The colder anneals are far stronger than the envelope allows, but that is a consequence of form rather than chemistry: these are 0.36 mm wires still carrying the substructure of an ≈85% drawing reduction, not annealed plate. What the alloy lacks relative to the low-density steels is the carbon needed for κ-carbide strengthening (Sec. 4.2); what it lacks relati</w:t>
+      </w:r>
+      <w:r>
+        <w:t>ve to the shape-memory alloys is an accessible parent phase (Sec. 4.1). It is an unoptimized member of the first family rather than a failed member of the second, which is a more informative outcome than failure alone.</w:t>
       </w:r>
     </w:p>
     <w:p>
@@ -4984,16 +5128,94 @@
       <w:pPr>
         <w:pStyle w:val="Bibliography"/>
       </w:pPr>
-      <w:bookmarkStart w:id="38" w:name="ref-omori2016agg"/>
+      <w:bookmarkStart w:id="38" w:name="ref-rahnama2017acta"/>
       <w:bookmarkEnd w:id="37"/>
       <w:r>
         <w:t xml:space="preserve">[16] </w:t>
       </w:r>
       <w:r>
         <w:tab/>
-        <w:t>T. Omori, H. Iwaizako, R. Kainuma, Abnormal grain growth induced by cyclic heat treatment in Fe-Mn-Al-Ni superelastic alloy, Materials &amp; Design 101 (2016) 263–269. https://doi.org/</w:t>
+      </w:r>
+      <w:r>
+        <w:t>A. Rahnama</w:t>
+      </w:r>
+      <w:r>
+        <w:t xml:space="preserve">, H. </w:t>
+      </w:r>
+      <w:r>
+        <w:t xml:space="preserve">Kotadia, S. Sridhar, Effect of </w:t>
+      </w:r>
+      <w:r>
+        <w:t xml:space="preserve">Ni </w:t>
+      </w:r>
+      <w:r>
+        <w:t>alloying on the microstructural evolution and mechanical properties of two duplex light-weight steels during different annealing temperatures: Experiment and phase-field simulation, Acta Materialia 132 (2017) 627–643.</w:t>
+      </w:r>
+      <w:r>
+        <w:t xml:space="preserve"> https://doi.org/</w:t>
       </w:r>
       <w:hyperlink r:id="rId26">
+        <w:r>
+          <w:rPr>
+            <w:rStyle w:val="Hyperlink"/>
+          </w:rPr>
+          <w:t>10.1016/j.</w:t>
+        </w:r>
+        <w:r>
+          <w:rPr>
+            <w:rStyle w:val="Hyperlink"/>
+          </w:rPr>
+          <w:t>actamat.2017.03.043</w:t>
+        </w:r>
+      </w:hyperlink>
+      <w:r>
+        <w:t>.</w:t>
+      </w:r>
+    </w:p>
+    <w:p>
+      <w:pPr>
+        <w:pStyle w:val="Bibliography"/>
+      </w:pPr>
+      <w:bookmarkStart w:id="39" w:name="ref-saha2022jom"/>
+      <w:bookmarkEnd w:id="38"/>
+      <w:r>
+        <w:t xml:space="preserve">[17] </w:t>
+      </w:r>
+      <w:r>
+        <w:tab/>
+      </w:r>
+      <w:r>
+        <w:t>M. Saha, M.B. Ponnuchamy, M. Sadhasivam, C. Mahata, G. Vijayaragavan, K. Gururaj, K. Suresh, N. Chandrasekaran, D. Prabhu, K. Kumbhar, K.G. Pradeep, Revealing the localization of NiAl-type nano-scale B2 precipitates within the BCC phase of Ni-alloyed low-density FeMnAlC steel, JOM 74 (2022) 3181–3190. https://doi.org/</w:t>
+      </w:r>
+      <w:hyperlink r:id="rId27">
+        <w:r>
+          <w:rPr>
+            <w:rStyle w:val="Hyperlink"/>
+          </w:rPr>
+          <w:t>10.1007/s11837-022-05349-2</w:t>
+        </w:r>
+      </w:hyperlink>
+      <w:r>
+        <w:t>.</w:t>
+      </w:r>
+    </w:p>
+    <w:p>
+      <w:pPr>
+        <w:pStyle w:val="Bibliography"/>
+      </w:pPr>
+      <w:bookmarkStart w:id="40" w:name="ref-omori2016agg"/>
+      <w:bookmarkEnd w:id="39"/>
+      <w:r>
+        <w:t xml:space="preserve">[18] </w:t>
+      </w:r>
+      <w:r>
+        <w:tab/>
+        <w:t xml:space="preserve">T. Omori, H. Iwaizako, R. Kainuma, Abnormal grain growth induced by cyclic heat treatment in </w:t>
+      </w:r>
+      <w:r>
+        <w:t>Fe-Mn-Al-Ni superelastic alloy, Materials &amp; Design 101 (2016) 263–269. https://doi.org/</w:t>
+      </w:r>
+      <w:hyperlink r:id="rId28">
         <w:r>
           <w:rPr>
             <w:rStyle w:val="Hyperlink"/>
@@ -5009,16 +5231,19 @@
       <w:pPr>
         <w:pStyle w:val="Bibliography"/>
       </w:pPr>
-      <w:bookmarkStart w:id="39" w:name="ref-tai2024ssrf"/>
-      <w:bookmarkEnd w:id="38"/>
-      <w:r>
-        <w:t xml:space="preserve">[17] </w:t>
+      <w:bookmarkStart w:id="41" w:name="ref-tai2024ssrf"/>
+      <w:bookmarkEnd w:id="40"/>
+      <w:r>
+        <w:t>[19</w:t>
+      </w:r>
+      <w:r>
+        <w:t xml:space="preserve">] </w:t>
       </w:r>
       <w:r>
         <w:tab/>
         <w:t>R.Z. Tai, Z.T. Zhao, Overview of SSRF phase-II beamlines, Nuclear Science and Techniques 35 (2024) 137. https://doi.org/</w:t>
       </w:r>
-      <w:hyperlink r:id="rId27">
+      <w:hyperlink r:id="rId29">
         <w:r>
           <w:rPr>
             <w:rStyle w:val="Hyperlink"/>
@@ -5034,19 +5259,25 @@
       <w:pPr>
         <w:pStyle w:val="Bibliography"/>
       </w:pPr>
-      <w:bookmarkStart w:id="40" w:name="ref-yang2024ssrf"/>
-      <w:bookmarkEnd w:id="39"/>
-      <w:r>
-        <w:t xml:space="preserve">[18] </w:t>
+      <w:bookmarkStart w:id="42" w:name="ref-yang2024ssrf"/>
+      <w:bookmarkEnd w:id="41"/>
+      <w:r>
+        <w:t>[</w:t>
+      </w:r>
+      <w:r>
+        <w:t>20</w:t>
+      </w:r>
+      <w:r>
+        <w:t xml:space="preserve">] </w:t>
       </w:r>
       <w:r>
         <w:tab/>
-        <w:t>K. Yang, Z.-H. Dong, C.-Y. Zhou, Z.-L. Zhao, D.-X. Liang, S.-C. Cao, others, Ultrahard X-ray multifunctional application beamline at the SSRF</w:t>
-      </w:r>
-      <w:r>
-        <w:t>, Nuclear Science and Techniques 35 (2024) 98. https://doi.org/</w:t>
-      </w:r>
-      <w:hyperlink r:id="rId28">
+        <w:t xml:space="preserve">K. Yang, Z.-H. Dong, C.-Y. Zhou, Z.-L. Zhao, D.-X. Liang, S.-C. Cao, others, Ultrahard X-ray </w:t>
+      </w:r>
+      <w:r>
+        <w:t>multifunctional application beamline at the SSRF, Nuclear Science and Techniques 35 (2024) 98. https://doi.org/</w:t>
+      </w:r>
+      <w:hyperlink r:id="rId30">
         <w:r>
           <w:rPr>
             <w:rStyle w:val="Hyperlink"/>
@@ -5062,10 +5293,16 @@
       <w:pPr>
         <w:pStyle w:val="Bibliography"/>
       </w:pPr>
-      <w:bookmarkStart w:id="41" w:name="ref-hammersley1998fit2d"/>
-      <w:bookmarkEnd w:id="40"/>
-      <w:r>
-        <w:t xml:space="preserve">[19] </w:t>
+      <w:bookmarkStart w:id="43" w:name="ref-hammersley1998fit2d"/>
+      <w:bookmarkEnd w:id="42"/>
+      <w:r>
+        <w:t>[</w:t>
+      </w:r>
+      <w:r>
+        <w:t>21</w:t>
+      </w:r>
+      <w:r>
+        <w:t xml:space="preserve">] </w:t>
       </w:r>
       <w:r>
         <w:tab/>
@@ -5076,16 +5313,22 @@
       <w:pPr>
         <w:pStyle w:val="Bibliography"/>
       </w:pPr>
-      <w:bookmarkStart w:id="42" w:name="ref-rietveld1969"/>
-      <w:bookmarkEnd w:id="41"/>
-      <w:r>
-        <w:t xml:space="preserve">[20] </w:t>
+      <w:bookmarkStart w:id="44" w:name="ref-rietveld1969"/>
+      <w:bookmarkEnd w:id="43"/>
+      <w:r>
+        <w:t>[</w:t>
+      </w:r>
+      <w:r>
+        <w:t>22</w:t>
+      </w:r>
+      <w:r>
+        <w:t xml:space="preserve">] </w:t>
       </w:r>
       <w:r>
         <w:tab/>
         <w:t>H.M. Rietveld, A profile refinement method for nuclear and magnetic structures, Journal of Applied Crystallography 2 (1969) 65–71. https://doi.org/</w:t>
       </w:r>
-      <w:hyperlink r:id="rId29">
+      <w:hyperlink r:id="rId31">
         <w:r>
           <w:rPr>
             <w:rStyle w:val="Hyperlink"/>
@@ -5101,18 +5344,22 @@
       <w:pPr>
         <w:pStyle w:val="Bibliography"/>
       </w:pPr>
-      <w:bookmarkStart w:id="43" w:name="ref-lutterotti1997maud"/>
-      <w:bookmarkEnd w:id="42"/>
-      <w:r>
-        <w:t xml:space="preserve">[21] </w:t>
+      <w:bookmarkStart w:id="45" w:name="ref-lutterotti1997maud"/>
+      <w:bookmarkEnd w:id="44"/>
+      <w:r>
+        <w:t>[</w:t>
+      </w:r>
+      <w:r>
+        <w:t>23</w:t>
+      </w:r>
+      <w:r>
+        <w:t xml:space="preserve">] </w:t>
       </w:r>
       <w:r>
         <w:tab/>
-      </w:r>
-      <w:r>
         <w:t>L. Lutterotti, S. Matthies, H.R. Wenk, A.S. Schultz, J.W. Richardson, Combined texture and structure analysis of deformed limestone from time-of-flight neutron diffraction spectra, Journal of Applied Physics 81 (1997) 594–600. https://doi.org/</w:t>
       </w:r>
-      <w:hyperlink r:id="rId30">
+      <w:hyperlink r:id="rId32">
         <w:r>
           <w:rPr>
             <w:rStyle w:val="Hyperlink"/>
@@ -5128,16 +5375,16 @@
       <w:pPr>
         <w:pStyle w:val="Bibliography"/>
       </w:pPr>
-      <w:bookmarkStart w:id="44" w:name="ref-lukas2007calphad"/>
-      <w:bookmarkEnd w:id="43"/>
-      <w:r>
-        <w:t xml:space="preserve">[22] </w:t>
+      <w:bookmarkStart w:id="46" w:name="ref-lukas2007calphad"/>
+      <w:bookmarkEnd w:id="45"/>
+      <w:r>
+        <w:t xml:space="preserve">[24] </w:t>
       </w:r>
       <w:r>
         <w:tab/>
         <w:t>H.L. Lukas, S.G. Fries, B. Sundman, Computational thermodynamics: The calphad method, Cambridge University Press, Cambridge, 2007. https://doi.org/</w:t>
       </w:r>
-      <w:hyperlink r:id="rId31">
+      <w:hyperlink r:id="rId33">
         <w:r>
           <w:rPr>
             <w:rStyle w:val="Hyperlink"/>
@@ -5153,16 +5400,16 @@
       <w:pPr>
         <w:pStyle w:val="Bibliography"/>
       </w:pPr>
-      <w:bookmarkStart w:id="45" w:name="ref-otis2017pycalphad"/>
-      <w:bookmarkEnd w:id="44"/>
-      <w:r>
-        <w:t xml:space="preserve">[23] </w:t>
+      <w:bookmarkStart w:id="47" w:name="ref-otis2017pycalphad"/>
+      <w:bookmarkEnd w:id="46"/>
+      <w:r>
+        <w:t xml:space="preserve">[25] </w:t>
       </w:r>
       <w:r>
         <w:tab/>
         <w:t>R. Otis, Z.-K. Liu, Pycalphad: CALPHAD-based computational thermodynamics in Python, Journal of Open Research Software 5 (2017) 1. https://doi.org/</w:t>
       </w:r>
-      <w:hyperlink r:id="rId32">
+      <w:hyperlink r:id="rId34">
         <w:r>
           <w:rPr>
             <w:rStyle w:val="Hyperlink"/>
@@ -5178,10 +5425,10 @@
       <w:pPr>
         <w:pStyle w:val="Bibliography"/>
       </w:pPr>
-      <w:bookmarkStart w:id="46" w:name="ref-hallstedt2017mpea"/>
-      <w:bookmarkEnd w:id="45"/>
-      <w:r>
-        <w:t xml:space="preserve">[24] </w:t>
+      <w:bookmarkStart w:id="48" w:name="ref-hallstedt2017mpea"/>
+      <w:bookmarkEnd w:id="47"/>
+      <w:r>
+        <w:t xml:space="preserve">[26] </w:t>
       </w:r>
       <w:r>
         <w:tab/>
@@ -5192,10 +5439,10 @@
       <w:pPr>
         <w:pStyle w:val="Bibliography"/>
       </w:pPr>
-      <w:bookmarkStart w:id="47" w:name="ref-hallstedt2023mpea"/>
-      <w:bookmarkEnd w:id="46"/>
-      <w:r>
-        <w:t xml:space="preserve">[25] </w:t>
+      <w:bookmarkStart w:id="49" w:name="ref-hallstedt2023mpea"/>
+      <w:bookmarkEnd w:id="48"/>
+      <w:r>
+        <w:t xml:space="preserve">[27] </w:t>
       </w:r>
       <w:r>
         <w:tab/>
@@ -5203,7 +5450,7 @@
       <w:r>
         <w:t>B. Hallstedt, M. Noori, F. Kies, F. Oppermann, C. Haase, Thermodynamic database for multi-principal element alloys within the system Al–Co–Cr–Fe–Mn–Ni–C, Calphad 83 (2023) 102644. https://doi.org/</w:t>
       </w:r>
-      <w:hyperlink r:id="rId33">
+      <w:hyperlink r:id="rId35">
         <w:r>
           <w:rPr>
             <w:rStyle w:val="Hyperlink"/>
@@ -5219,16 +5466,16 @@
       <w:pPr>
         <w:pStyle w:val="Bibliography"/>
       </w:pPr>
-      <w:bookmarkStart w:id="48" w:name="ref-prechimn04"/>
-      <w:bookmarkEnd w:id="47"/>
-      <w:r>
-        <w:t xml:space="preserve">[26] </w:t>
+      <w:bookmarkStart w:id="50" w:name="ref-prechimn04"/>
+      <w:bookmarkEnd w:id="49"/>
+      <w:r>
+        <w:t xml:space="preserve">[28] </w:t>
       </w:r>
       <w:r>
         <w:tab/>
         <w:t>B. Hallstedt, A.V. Khvan, B.B. Lindahl, M. Selleby, S. Liu, PrecHiMn-4 — a thermodynamic database for high-Mn steels, Calphad 56 (2017) 49–57. https://doi.org/</w:t>
       </w:r>
-      <w:hyperlink r:id="rId34">
+      <w:hyperlink r:id="rId36">
         <w:r>
           <w:rPr>
             <w:rStyle w:val="Hyperlink"/>
@@ -5244,10 +5491,10 @@
       <w:pPr>
         <w:pStyle w:val="Bibliography"/>
       </w:pPr>
-      <w:bookmarkStart w:id="49" w:name="ref-mcfe"/>
-      <w:bookmarkEnd w:id="48"/>
-      <w:r>
-        <w:t xml:space="preserve">[27] </w:t>
+      <w:bookmarkStart w:id="51" w:name="ref-mcfe"/>
+      <w:bookmarkEnd w:id="50"/>
+      <w:r>
+        <w:t xml:space="preserve">[29] </w:t>
       </w:r>
       <w:r>
         <w:tab/>
@@ -5258,10 +5505,10 @@
       <w:pPr>
         <w:pStyle w:val="Bibliography"/>
       </w:pPr>
-      <w:bookmarkStart w:id="50" w:name="ref-tanaka2010science"/>
-      <w:bookmarkEnd w:id="49"/>
-      <w:r>
-        <w:t>[28</w:t>
+      <w:bookmarkStart w:id="52" w:name="ref-tanaka2010science"/>
+      <w:bookmarkEnd w:id="51"/>
+      <w:r>
+        <w:t>[30</w:t>
       </w:r>
       <w:r>
         <w:t xml:space="preserve">] </w:t>
@@ -5270,7 +5517,7 @@
         <w:tab/>
         <w:t>Y. Tanaka, Y. Himuro, R. Kainuma, Y. Sutou, T. Omori, K. Ishida, Ferrous polycrystalline shape-memory alloy showing huge superelasticity, Science 327 (2010) 1488–1490. https://doi.org/</w:t>
       </w:r>
-      <w:hyperlink r:id="rId35">
+      <w:hyperlink r:id="rId37">
         <w:r>
           <w:rPr>
             <w:rStyle w:val="Hyperlink"/>
@@ -5286,13 +5533,13 @@
       <w:pPr>
         <w:pStyle w:val="Bibliography"/>
       </w:pPr>
-      <w:bookmarkStart w:id="51" w:name="ref-vollmer2019natcomm"/>
-      <w:bookmarkEnd w:id="50"/>
+      <w:bookmarkStart w:id="53" w:name="ref-vollmer2019natcomm"/>
+      <w:bookmarkEnd w:id="52"/>
       <w:r>
         <w:t>[</w:t>
       </w:r>
       <w:r>
-        <w:t>29</w:t>
+        <w:t>31</w:t>
       </w:r>
       <w:r>
         <w:t xml:space="preserve">] </w:t>
@@ -5303,7 +5550,7 @@
       <w:r>
         <w:t>M. Vollmer, T. Arold, M.J. Kriegel, V. Klemm, S. Degener, J. Freudenberger, T. Niendorf, Promoting abnormal grain growth in Fe-based shape memory alloys through compositional adjustments, Nature Communications 10 (2019) 2337. https://doi.org/</w:t>
       </w:r>
-      <w:hyperlink r:id="rId36">
+      <w:hyperlink r:id="rId38">
         <w:r>
           <w:rPr>
             <w:rStyle w:val="Hyperlink"/>
@@ -5319,13 +5566,13 @@
       <w:pPr>
         <w:pStyle w:val="Bibliography"/>
       </w:pPr>
-      <w:bookmarkStart w:id="52" w:name="ref-bhadeshia2010steels"/>
-      <w:bookmarkEnd w:id="51"/>
+      <w:bookmarkStart w:id="54" w:name="ref-bhadeshia2010steels"/>
+      <w:bookmarkEnd w:id="53"/>
       <w:r>
         <w:t>[</w:t>
       </w:r>
       <w:r>
-        <w:t>30</w:t>
+        <w:t>32</w:t>
       </w:r>
       <w:r>
         <w:t xml:space="preserve">] </w:t>
@@ -5334,9 +5581,86 @@
         <w:tab/>
         <w:t>H.K.D.H. Bhadeshia, R.W.K. Honeycombe, Steels: Microstructure and properties, Fourth, Elsevier Butterworth-Heinemann, Oxford, 2017.</w:t>
       </w:r>
+    </w:p>
+    <w:p>
+      <w:pPr>
+        <w:pStyle w:val="Bibliography"/>
+      </w:pPr>
+      <w:bookmarkStart w:id="55" w:name="ref-omori2012apl"/>
+      <w:bookmarkEnd w:id="54"/>
+      <w:r>
+        <w:t xml:space="preserve">[33] </w:t>
+      </w:r>
+      <w:r>
+        <w:tab/>
+      </w:r>
+      <w:r>
+        <w:t>T. Omori, M. Nagasako, M. Okano, K. Endo, R. Kainuma, Microstructure and martensitic transformation in the Fe-Mn-Al-Ni shape memory alloy with B2-type coherent fine particles, Applied Physics Letters 101 (2012) 231907. https://doi.org/</w:t>
+      </w:r>
+      <w:hyperlink r:id="rId39">
+        <w:r>
+          <w:rPr>
+            <w:rStyle w:val="Hyperlink"/>
+          </w:rPr>
+          <w:t>10.1063/1.4769375</w:t>
+        </w:r>
+      </w:hyperlink>
+      <w:r>
+        <w:t>.</w:t>
+      </w:r>
+    </w:p>
+    <w:p>
+      <w:pPr>
+        <w:pStyle w:val="Bibliography"/>
+      </w:pPr>
+      <w:bookmarkStart w:id="56" w:name="ref-laroca2017jalcom"/>
+      <w:bookmarkEnd w:id="55"/>
+      <w:r>
+        <w:t xml:space="preserve">[34] </w:t>
+      </w:r>
+      <w:r>
+        <w:tab/>
+        <w:t>P. La Roca, A. Baruj, C.E. Sobrero, J.A. Malarría, M. Sade, Nanoprecipitation effects on phase stability of Fe-Mn-Al-Ni alloys, Journal of Alloys and Compounds 708 (2017) 422–427. https://doi.org/</w:t>
+      </w:r>
+      <w:hyperlink r:id="rId40">
+        <w:r>
+          <w:rPr>
+            <w:rStyle w:val="Hyperlink"/>
+          </w:rPr>
+          <w:t>10.1016/j.jallcom.2017.02.280</w:t>
+        </w:r>
+      </w:hyperlink>
+      <w:r>
+        <w:t>.</w:t>
+      </w:r>
+    </w:p>
+    <w:p>
+      <w:pPr>
+        <w:pStyle w:val="Bibliography"/>
+      </w:pPr>
+      <w:bookmarkStart w:id="57" w:name="ref-heo2012mmta"/>
+      <w:bookmarkEnd w:id="56"/>
+      <w:r>
+        <w:t xml:space="preserve">[35] </w:t>
+      </w:r>
+      <w:r>
+        <w:tab/>
+        <w:t>Y.-U. Heo, Y.-Y. Song, S.-J. Park, H.K.D.H. Bhadeshia, D.-W. Suh, Influence of silicon in low density Fe-C-Mn-Al steel, Metallurgical and Materials Transactions A 43 (2012) 1731–1735. https://doi.org/</w:t>
+      </w:r>
+      <w:hyperlink r:id="rId41">
+        <w:r>
+          <w:rPr>
+            <w:rStyle w:val="Hyperlink"/>
+          </w:rPr>
+          <w:t>10.1007/s11661-012-1149-x</w:t>
+        </w:r>
+      </w:hyperlink>
+      <w:r>
+        <w:t>.</w:t>
+      </w:r>
       <w:bookmarkEnd w:id="21"/>
       <w:bookmarkEnd w:id="23"/>
-      <w:bookmarkEnd w:id="52"/>
+      <w:bookmarkEnd w:id="57"/>
     </w:p>
     <w:sectPr>
       <w:footnotePr>
@@ -5432,7 +5756,7 @@
   <w:num w:numId="1" w16cid:durableId="1561406982">
     <w:abstractNumId w:val="0"/>
   </w:num>
-  <w:num w:numId="2" w16cid:durableId="1448621012">
+  <w:num w:numId="2" w16cid:durableId="2003193060">
     <w:abstractNumId w:val="0"/>
   </w:num>
 </w:numbering>
@@ -6650,7 +6974,7 @@
   <w:style w:type="paragraph" w:styleId="Revision">
     <w:name w:val="Revision"/>
     <w:hidden/>
-    <w:rsid w:val="008B4E7A"/>
+    <w:rsid w:val="000664FB"/>
     <w:pPr>
       <w:spacing w:after="0"/>
     </w:pPr>

--- a/revision/JMRT-R1/R1-manuscript/Cai_Fe-SMA_JMRT_R1_clean.docx
+++ b/revision/JMRT-R1/R1-manuscript/Cai_Fe-SMA_JMRT_R1_clean.docx
@@ -2887,17 +2887,62 @@
         <w:t>Fig. 6a</w:t>
       </w:r>
       <w:r>
-        <w:t>) are essentially unchanged: no new diffraction peaks appear and none disappear. Although an ex-situ measurement made after unloading cannot, on its own, exclude a fully reversible transformation that reverts on unloading, the absence of any mechanical recovery (</w:t>
-      </w:r>
-      <w:r>
-        <w:rPr>
-          <w:b/>
-          <w:bCs/>
-        </w:rPr>
-        <w:t>Figs. 2 and 3</w:t>
-      </w:r>
-      <w:r>
-        <w:t>) together with the unchanged multi-phase pattern points consistently to deformation by dislocation slip rather than stress-induced phase transformation. The shift from sharp, discrete spotty patterns in the undeformed state (</w:t>
+        <w:t xml:space="preserve">) are essentially unchanged: no new diffraction peaks appear and none disappear. </w:t>
+      </w:r>
+      <w:r>
+        <w:t>An</w:t>
+      </w:r>
+      <w:r>
+        <w:t xml:space="preserve"> ex-situ measurement made after unloading cannot, on its own, exclude a fully reversible transformation that reverts </w:t>
+      </w:r>
+      <w:r>
+        <w:t xml:space="preserve">as the load is removed. The diffraction data are not what carry this conclusion, however, and the order of the evidence should be stated plainly. A transformation reversible enough to leave no diffraction signature after unloading would still have had to produce recoverable strain </w:t>
+      </w:r>
+      <w:r>
+        <w:rPr>
+          <w:i/>
+          <w:iCs/>
+        </w:rPr>
+        <w:t>during</w:t>
+      </w:r>
+      <w:r>
+        <w:t xml:space="preserve"> </w:t>
+      </w:r>
+      <w:r>
+        <w:t xml:space="preserve">that unloading, and the unloading segments of </w:t>
+      </w:r>
+      <w:r>
+        <w:rPr>
+          <w:b/>
+          <w:bCs/>
+        </w:rPr>
+        <w:t>Fig. 2</w:t>
+      </w:r>
+      <w:r>
+        <w:t xml:space="preserve"> are straight, parallel to the elastic line, and return no strain beyond σ/E in any of the eight anneal conditions. The loading–unloading–heating test of </w:t>
+      </w:r>
+      <w:r>
+        <w:rPr>
+          <w:b/>
+          <w:bCs/>
+        </w:rPr>
+        <w:t>Fig. 3a</w:t>
+      </w:r>
+      <w:r>
+        <w:t xml:space="preserve"> closes the remaining route by which a transformation could hide, since any retained martensite stable enough to survive unloading would revert on heating and show up as strain recovery, as it does for the benchmark in </w:t>
+      </w:r>
+      <w:r>
+        <w:rPr>
+          <w:b/>
+          <w:bCs/>
+        </w:rPr>
+        <w:t>Fig. 3b</w:t>
+      </w:r>
+      <w:r>
+        <w:t>. The mechanical measurement is therefore the primary evidence here and the unchanged multi-phase diffraction pattern is corroboration, not the other way round. What ex-situ diffraction genuinely cannot do is observe the material while it is loaded; a loading-stage or in-situ synchrotron measurement is the direct test of that remaining possibility and is named as future work in Sec. 4.4. Together the two lines of evidence point</w:t>
+      </w:r>
+      <w:r>
+        <w:t xml:space="preserve"> consistently to deformation by dislocation slip rather than stress-induced phase transformation. The shift from sharp, discrete spotty patterns in the undeformed state (</w:t>
       </w:r>
       <w:r>
         <w:rPr>
@@ -3740,6 +3785,59 @@
         <w:pStyle w:val="BodyText"/>
       </w:pPr>
       <w:r>
+        <w:t xml:space="preserve">Because the LLM-alloy also carries less nickel than the benchmark — 4.2 against 7.8 at% — the calculation was repeated in mpea-02b, the only database here carrying both Ni and C, with nickel stepped across that interval in 0.4 at% increments, iron taking up the difference while Mn, Al, Si and C stayed at their measured values. The two elements separate cleanly. </w:t>
+      </w:r>
+      <w:r>
+        <w:rPr>
+          <w:b/>
+          <w:bCs/>
+        </w:rPr>
+        <w:t>With carbon at its measured 0.45 at%, the α solvus does not move at all: it sits at 1340 °C at every nickel content from 4.2 to 7.8 at%, unchanged to within the 10 °C step of the calculation.</w:t>
+      </w:r>
+      <w:r>
+        <w:t xml:space="preserve"> With carbon removed, the solvus lies between 1150 and 1190 °C over the same nickel range and the alloy is 100% α at 1200 °C at every point in it. Carbon moves the solvus by ≈190 °C; nickel moves it by ≈0 °C when carbon is present, and by ≈40 °C when it is not — upward, in the unhelpful direction.</w:t>
+      </w:r>
+    </w:p>
+    <w:p>
+      <w:pPr>
+        <w:pStyle w:val="BodyText"/>
+      </w:pPr>
+      <w:r>
+        <w:t>The endpoints were re-run in mc_fe as a cross-check, and they agree on everything that matters. With carbon present, mc_fe finds no single-phase α field in the solid state at either nickel content: melting begins at ≈1240 °C (4.2 at% Ni) and ≈1230 °C (7.8 at% Ni) while γ is still present, so the field never opens before the alloy starts to melt. With carbon removed the solvus falls to ≈1130 and ≈1070 °C respectively, several hundred degrees below the corresponding solidus, and 1200 °C again lies inside a fu</w:t>
+      </w:r>
+      <w:r>
+        <w:t>lly single-phase α field. The two databases do differ on one secondary point, and it is reported rather than reconciled: at 1200 °C with carbon present, added nickel makes the alloy slightly more austenitic in mpea-02b (bcc 71.1 → 59.6%) and slightly more ferritic in mc_fe (bcc 61.9 → 75.8%). The defensible statement is therefore that nickel does not open the solution-treatment window, not that it measurably closes it further.</w:t>
+      </w:r>
+    </w:p>
+    <w:p>
+      <w:pPr>
+        <w:pStyle w:val="BodyText"/>
+      </w:pPr>
+      <w:r>
+        <w:t>Nickel is not inert, however. In mpea-02b it governs how much ordered bcc the alloy can form: at 700 °C the ordered fraction rises monotonically from 5.5% at 4.2 at% Ni to 13.9% at 7.8 at%, as expected of a NiAl-based B2. In every case that ordered bcc coexists with 86–94% γ rather than sitting within an α matrix. Five of the 1240 points in the mpea-02b scan failed to converge, all at 400–425 °C in the carbon-bearing series at the three lowest nickel contents; they are reported as gaps rather than as zeros.</w:t>
+      </w:r>
+      <w:r>
+        <w:t xml:space="preserve"> At the measured nickel content the scan reproduces the ordering curve of</w:t>
+      </w:r>
+      <w:r>
+        <w:t xml:space="preserve"> </w:t>
+      </w:r>
+      <w:r>
+        <w:rPr>
+          <w:b/>
+          <w:bCs/>
+        </w:rPr>
+        <w:t>Fig. 7b</w:t>
+      </w:r>
+      <w:r>
+        <w:t>, which is the internal check that it is consistent with the primary calculation.</w:t>
+      </w:r>
+    </w:p>
+    <w:p>
+      <w:pPr>
+        <w:pStyle w:val="BodyText"/>
+      </w:pPr>
+      <w:r>
         <w:t>Two further predictions bear on phases reported in Sec. 3.3. Carbide phases are calculated to be stable only well below the processing range: M₂₃C₆ appears in mpea-02b only below ≈420 °C, and κ-(Fe,Mn)₃AlC reaches 0.2–2.4% below ≈590 °C in PrecHiMn-04 and 0.1–0.8% between 510 and 540 °C in mc_fe. Neither is expected at or near 1200 °C. Separately, the ordered bcc of PrecHiMn-04 — the only description here capable of returning D0₃ — refines to the disordered A2 state at every temperature calculated, indicati</w:t>
       </w:r>
       <w:r>
@@ -3758,7 +3856,7 @@
           <wp:inline distT="0" distB="0" distL="0" distR="0">
             <wp:extent cx="5943600" cy="2724150"/>
             <wp:effectExtent l="0" t="0" r="0" b="0"/>
-            <wp:docPr id="50" name="Picture" descr="Fig. 7. Calculated equilibrium step diagrams (mpea-02b database) for (a) the benchmark alloy, the benchmark, and (b) the LLM-alloy, the LLM-hypothesized composition. Both were computed from the measured ICP-AES chemistries of Table 1 converted from wt% to at%: Fe–34.1Mn–15.2Al–7.8Ni–0.04C and Fe–29.8Mn–11.9Al–4.2Ni–2.04Si–0.45C respectively. mpea-02b does not model Si, which was therefore omitted and the remaining elements renormalized (Sec. 2.6). The shaded band is the ordered (B2) portion of the total bcc fraction; it lies beneath the total bcc curve because B2 is an ordered partition of that phase rather than a separate one. The dashed line marks the 1200 °C solution-treatment temperature. The carbon-free control composition is reported in Table 3."/>
+            <wp:docPr id="50" name="Picture" descr="Fig. 7. Calculated equilibrium step diagrams (mpea-02b database) for (a) the benchmark alloy and (b) the LLM-hypothesized alloy. Both were computed from the measured ICP-AES chemistries of Table 1 converted from wt% to at%: Fe–34.1Mn–15.2Al–7.8Ni–0.04C and Fe–29.8Mn–11.9Al–4.2Ni–2.04Si–0.45C respectively. mpea-02b does not model Si, which was therefore omitted and the remaining elements renormalized (Sec. 2.6). The shaded band is the ordered (B2) portion of the total bcc fraction; it lies beneath the total bcc curve because B2 is an ordered partition of that phase rather than a separate one. The dashed line marks the 1200 °C solution-treatment temperature. The carbon-free control composition is reported in Table 3."/>
             <wp:cNvGraphicFramePr/>
             <a:graphic xmlns:a="http://schemas.openxmlformats.org/drawingml/2006/main">
               <a:graphicData uri="http://schemas.openxmlformats.org/drawingml/2006/picture">
@@ -3812,10 +3910,10 @@
         <w:t xml:space="preserve"> </w:t>
       </w:r>
       <w:r>
-        <w:t>Calculated equilibrium step diagrams (mpea-02b database) for (a) the benchmark alloy, the benchmark, and (b) the LLM-alloy, the LLM-hypothesized composition. Both were computed from the measured ICP-AES chemistries of Table 1 converted from wt% to at%: Fe–34.1Mn–15.2Al–7.8Ni–0.04C and Fe–29.8Mn–11.9Al–4.2Ni–2.04Si–0.45C respectively. mpea-02b does not model Si, which was therefore omitted and the remaining elements renormalized (Sec. 2.6). The shaded band is the ordered (B2) portion of the total bcc fractio</w:t>
-      </w:r>
-      <w:r>
-        <w:t>n; it lies beneath the total bcc curve because B2 is an ordered partition of that phase rather than a separate one. The dashed line marks the 1200 °C solution-treatment temperature. The carbon-free control composition is reported in Table 3.</w:t>
+        <w:t>Calculated equilibrium step diagrams (mpea-02b database) for (a) the benchmark alloy and (b) the LLM-hypothesized alloy. Both were computed from the measured ICP-AES chemistries of Table 1 converted from wt% to at%: Fe–34.1Mn–15.2Al–7.8Ni–0.04C and Fe–29.8Mn–11.9Al–4.2Ni–2.04Si–0.45C respectively. mpea-02b does not model Si, which was therefore omitted and the remaining elements renormalized (Sec. 2.6). The shaded band is the ordered (B2) portion of the total bcc fraction; it lies beneath the total bcc curv</w:t>
+      </w:r>
+      <w:r>
+        <w:t>e because B2 is an ordered partition of that phase rather than a separate one. The dashed line marks the 1200 °C solution-treatment temperature. The carbon-free control composition is reported in Table 3.</w:t>
       </w:r>
     </w:p>
     <w:p>
@@ -4007,6 +4105,50 @@
         <w:pStyle w:val="BodyText"/>
       </w:pPr>
       <w:r>
+        <w:t>One asymmetry in the experimental design is worth making explicit, because it bears directly on whether the processing route was simply the wrong route for this composition. The two alloys were not treated identically in the respect that matters most for ageing. The LLM-alloy received the 200 °C / 3 h age reported to improve pseudo-elasticity in this family [30,31] and showed no response whatever (</w:t>
+      </w:r>
+      <w:r>
+        <w:rPr>
+          <w:b/>
+          <w:bCs/>
+        </w:rPr>
+        <w:t>Fig. 2f</w:t>
+      </w:r>
+      <w:r>
+        <w:t xml:space="preserve">, indistinguishable from the unaged </w:t>
+      </w:r>
+      <w:r>
+        <w:rPr>
+          <w:b/>
+          <w:bCs/>
+        </w:rPr>
+        <w:t>Fig. 2e</w:t>
+      </w:r>
+      <w:r>
+        <w:t xml:space="preserve">). The benchmark in </w:t>
+      </w:r>
+      <w:r>
+        <w:rPr>
+          <w:b/>
+          <w:bCs/>
+        </w:rPr>
+        <w:t>Fig. 3b</w:t>
+      </w:r>
+      <w:r>
+        <w:t xml:space="preserve"> </w:t>
+      </w:r>
+      <w:r>
+        <w:t>received no age at all — 1200 °C for 1 min and cooling, nothing more — and still showed reverse transformation on heating. Whatever bias the shared route carries therefore runs in the LLM-alloy’s favour rather than against it, and the null result cannot be attributed to an ageing treatment that was withheld. This is not the same as claiming the route was optimal for the LLM composition: no route was optimised for either alloy, and whether some other solution or ageing window could unlock a transformation in</w:t>
+      </w:r>
+      <w:r>
+        <w:t xml:space="preserve"> this chemistry is untested and is named as such in Sec. 4.4.</w:t>
+      </w:r>
+    </w:p>
+    <w:p>
+      <w:pPr>
+        <w:pStyle w:val="BodyText"/>
+      </w:pPr>
+      <w:r>
         <w:t xml:space="preserve">Furthermore, mechanical and structural analyses indicate that the </w:t>
       </w:r>
       <w:r>
@@ -4126,42 +4268,95 @@
         <w:pStyle w:val="BodyText"/>
       </w:pPr>
       <w:r>
-        <w:t>The result is unambiguous and reproduces across all three databases (</w:t>
-      </w:r>
-      <w:r>
-        <w:rPr>
-          <w:b/>
-          <w:bCs/>
-        </w:rPr>
-        <w:t>Table 3</w:t>
-      </w:r>
-      <w:r>
-        <w:t>). Deleting 0.45 at% (≈0.10 wt%) carbon moves the α solvus of the LLM-alloy from ≈1340 °C to ≈1150 °C, a shift of roughly 190 °C, and converts the equilibrium constitution at 1200 °C from a 62–71% α + 29–38% γ mixture into 100% α — the same single-phase state the benchmark alloy reaches at that temperature. Carbon, at a concentration of one part in a thousand by weight, is what closes the solution-treatment window on which the entire processing route depends.</w:t>
-      </w:r>
-    </w:p>
-    <w:p>
-      <w:pPr>
-        <w:pStyle w:val="BodyText"/>
-      </w:pPr>
-      <w:r>
-        <w:t>Two elements are exonerated by the same calculation. Silicon was added as a ferrite stabilizer and solid-solution strengthener, and it remains at its measured 2.04 at% in the carbon-free variant of both Si-bearing databases, which nonetheless return 100% α at 1200 °C; silicon therefore does not obstruct the single-phase field, and the shortfall in the as-cast alloy is not attributable to it. The same argument applies to the reduction in Ni from 7.8 to 4.2 at%, which is likewise held at its measured value in</w:t>
-      </w:r>
-      <w:r>
-        <w:t xml:space="preserve"> the control.</w:t>
-      </w:r>
-    </w:p>
-    <w:p>
-      <w:pPr>
-        <w:pStyle w:val="BodyText"/>
-      </w:pPr>
-      <w:r>
-        <w:t xml:space="preserve">Exonerating silicon of the primary failure is not the same as finding it inert, and the distinction matters because silicon was one of the two elements the agent added on its own initiative. Recovered at 2.04 at%, half the intended level, it cannot have delivered the solid-solution strengthening of the parent phase it was specified for; the calculation above shows it did not decisively shift α stability either. What it may well have done is contribute to the one ordered phase that did appear. Heo </w:t>
+        <w:t xml:space="preserve">A shortcut is available before that control, and it fails in a way worth recording, because reasoning of exactly this kind is what proposed the alloy. Austenite-stabilising potency is conventionally summarised by a Schaeffler-type nickel equivalent, Ni_eq = Ni + 30C + 0.5Mn in weight percent, in which carbon carries thirty times the weight of nickel and which would appear to settle the question immediately. Evaluated on the measured chemistries it returns </w:t>
+      </w:r>
+      <w:r>
+        <w:rPr>
+          <w:b/>
+          <w:bCs/>
+        </w:rPr>
+        <w:t>23.9 for the LLM-alloy against 27.5 for the benchmark</w:t>
+      </w:r>
+      <w:r>
+        <w:t xml:space="preserve"> — ranking the benchmark as the </w:t>
       </w:r>
       <w:r>
         <w:rPr>
           <w:i/>
           <w:iCs/>
         </w:rPr>
+        <w:t>more</w:t>
+      </w:r>
+      <w:r>
+        <w:t xml:space="preserve"> </w:t>
+      </w:r>
+      <w:r>
+        <w:t xml:space="preserve">austenite-stabilised of the two, the opposite of what both the calculations of Sec. 3.4 and the diffraction of Sec. 3.3 show. Two things defeat it. First, the expression carries no aluminium term at all, yet aluminium is the second-largest addition in both alloys (6.2 and 8.0 wt%) and the strongest ferrite stabiliser either of them contains; the difference in aluminium between the two heats is invisible to the formula. Second, the carbon term is a weight-percent term, and the distinction is not cosmetic at </w:t>
+      </w:r>
+      <w:r>
+        <w:t>these levels: 0.105 wt% carbon contributes 3.2 units, where the same carbon expressed as 0.45 at% would contribute 13.5 and would reverse the ranking. Underlying both is a domain problem that the arithmetic hides: the companion chromium equivalent evaluates to ≈1.7 and ≈0.0 for the two alloys, since neither contains chromium, so both sit far outside the Cr_eq ≈ 15–30 band over which the Schaeffler construction was calibrated. A correlation fitted to Fe-Cr-Ni stainless steels, in which aluminium is absent an</w:t>
+      </w:r>
+      <w:r>
+        <w:t>d chromium supplies the ferrite stabilisation, does not transfer to Fe-Mn-Al. We report the attempt and its failure rather than omitting it, because a tabulated composition–potency heuristic is precisely what a screening step short of a real calculation would supply, and here it points the wrong way. What follows is therefore not a more precise version of this argument but a different kind of argument.</w:t>
+      </w:r>
+    </w:p>
+    <w:p>
+      <w:pPr>
+        <w:pStyle w:val="BodyText"/>
+      </w:pPr>
+      <w:r>
+        <w:t>The result is unambiguous and reproduces across all three databases (</w:t>
+      </w:r>
+      <w:r>
+        <w:rPr>
+          <w:b/>
+          <w:bCs/>
+        </w:rPr>
+        <w:t>Table 3</w:t>
+      </w:r>
+      <w:r>
+        <w:t>). Deleting 0.45 at% (≈0.10 wt%) carbon moves the α solvus of the LLM-alloy from ≈1340 °C to ≈1150 °C, a shift of roughly 190 °C, and converts the equilibrium constitution at 1200 °C from a 62–71% α + 29–38% γ mixture into 100% α — the same single-phase state the benchmark alloy reaches at that temperature. Carbon, at a concentration of one part in a thousand by weight, is what closes the solution-treatment window on which the entire processing route depends.</w:t>
+      </w:r>
+    </w:p>
+    <w:p>
+      <w:pPr>
+        <w:pStyle w:val="BodyText"/>
+      </w:pPr>
+      <w:r>
+        <w:t>Two elements are exonerated by the same calculation. Silicon was added as a ferrite stabilizer and solid-solution strengthener, and it remains at its measured 2.04 at% in the carbon-free variant of both Si-bearing databases, which nonetheless return 100% α at 1200 °C; silicon therefore does not obstruct the single-phase field, and the shortfall in the as-cast alloy is not attributable to it. The reduction in Ni from 7.8 to 4.2 at% is held at its measured value by the same construction, but nickel deserves m</w:t>
+      </w:r>
+      <w:r>
+        <w:t>ore than that, because it is the substitution a reader would most reasonably expect to matter: the benchmark’s super-elasticity depends on NiAl precipitation and the LLM-alloy carries barely half the nickel. The scan reported in Sec. 3.4 addresses it directly, and the separation it produces is clean. Nickel has no influence whatever on the α solvus — with carbon present it stays at 1340 °C from 4.2 to 7.8 at% Ni, unchanged to within the resolution of the calculation — so</w:t>
+      </w:r>
+      <w:r>
+        <w:t xml:space="preserve"> </w:t>
+      </w:r>
+      <w:r>
+        <w:rPr>
+          <w:b/>
+          <w:bCs/>
+        </w:rPr>
+        <w:t>restoring the benchmark’s own nickel content to this alloy would not have opened the solution-treatment window by a single degree.</w:t>
+      </w:r>
+      <w:r>
+        <w:t xml:space="preserve"> </w:t>
+      </w:r>
+      <w:r>
+        <w:t>What nickel does control is how much ordered bcc can form, 5.5% to 13.9% at 700 °C across the same interval, which is precisely the B2 the design rationale was reaching for. The two elements therefore act on different parts of the problem: nickel sets how much B2 the alloy could form, and carbon sets whether there is ever an α matrix in which to form it coherently. They are not competing explanations of one failure, and the lower nickel content cannot substitute for carbon as its cause.</w:t>
+      </w:r>
+    </w:p>
+    <w:p>
+      <w:pPr>
+        <w:pStyle w:val="BodyText"/>
+      </w:pPr>
+      <w:r>
+        <w:t xml:space="preserve">Exonerating silicon of the primary failure is not the same as finding it inert, and the distinction matters because silicon was one of the two elements the agent added on its own initiative. Recovered at 2.04 at%, half the intended level, it cannot have delivered the solid-solution strengthening of the parent phase it was specified for; the calculation above shows it did not decisively shift α stability either. What it may well have done is contribute to the one ordered phase that did appear. Heo </w:t>
+      </w:r>
+      <w:r>
+        <w:rPr>
+          <w:i/>
+          <w:iCs/>
+        </w:rPr>
         <w:t>et al.</w:t>
       </w:r>
       <w:r>
@@ -4440,13 +4635,19 @@
         <w:pStyle w:val="BodyText"/>
       </w:pPr>
       <w:r>
-        <w:t>The scope of what a single experiment can support should be stated plainly. One composition, proposed by one agent in one session and processed by one route, is a case study and not an evaluation of AI-assisted alloy design as a practice. Nothing here establishes a failure rate, and a different prompt, a different agent, or a different processing window might well have produced a different outcome; the experimental claims of this paper are bounded accordingly. What generalises is narrower, and we think more</w:t>
-      </w:r>
-      <w:r>
-        <w:t xml:space="preserve"> useful. The failure mode was not exotic or specific to this composition — it was a phase field lying in the wrong place relative to the temperatures at which the alloy can be annealed, and it was diagnosable in minutes by a calculation requiring no proprietary software and no measurement on the candidate itself. A design workflow that terminates in a plausible narrative cannot catch that; one that terminates in a verified calculation can. That claim rests on the diagnosis rather than on the sample size, an</w:t>
-      </w:r>
-      <w:r>
-        <w:t>d it is the claim we make.</w:t>
+        <w:t>The scope of what a single experiment can support should be stated plainly. One composition, proposed by one agent in one session and processed by one route, is a case study and not an evaluation of AI-assisted alloy design as a practice. Nothing here establishes a failure rate, and a different prompt, a different agent, or a different processing window might well have produced a different outcome; the experimental claims of this paper are bounded accordingly. Three specific tests remain open, and are named</w:t>
+      </w:r>
+      <w:r>
+        <w:t xml:space="preserve"> here rather than left implicit. A solution-and-ageing window optimised for this composition, rather than inherited from the benchmark, would establish whether any accessible treatment can produce a transforming state — the route used here was biased in the LLM-alloy’s favour (Sec. 4.1) but was not optimised for it. An in-situ or loading-stage diffraction measurement would observe the material under load instead of after unloading, closing the one gap that ex-situ patterns cannot (Sec. 3.3). And the carbon-</w:t>
+      </w:r>
+      <w:r>
+        <w:t>free heat of Sec. 4.2 remains the direct experimental form of the control that was performed here in silico. None of the three is expected to overturn the phase-stability diagnosis, which rests on where the single-phase α field lies relative to the annealing limit and is therefore a property of the composition rather than of the treatment; but each bounds a different part of the claim, and the paper does not assert what they would show. What generalises is narrower, and we think more useful. The failure mod</w:t>
+      </w:r>
+      <w:r>
+        <w:t>e was not exotic or specific to this composition — it was a phase field lying in the wrong place relative to the temperatures at which the alloy can be annealed, and it was diagnosable in minutes by a calculation requiring no proprietary software and no measurement on the candidate itself. A design workflow that terminates in a plausible narrative cannot catch that; one that terminates in a verified calculation can. That claim rests on the diagnosis rather than on the sample size, and it is the claim we mak</w:t>
+      </w:r>
+      <w:r>
+        <w:t>e.</w:t>
       </w:r>
     </w:p>
     <w:p>
@@ -5756,7 +5957,7 @@
   <w:num w:numId="1" w16cid:durableId="1561406982">
     <w:abstractNumId w:val="0"/>
   </w:num>
-  <w:num w:numId="2" w16cid:durableId="2003193060">
+  <w:num w:numId="2" w16cid:durableId="1779324598">
     <w:abstractNumId w:val="0"/>
   </w:num>
 </w:numbering>
@@ -6974,7 +7175,7 @@
   <w:style w:type="paragraph" w:styleId="Revision">
     <w:name w:val="Revision"/>
     <w:hidden/>
-    <w:rsid w:val="000664FB"/>
+    <w:rsid w:val="007E751E"/>
     <w:pPr>
       <w:spacing w:after="0"/>
     </w:pPr>

--- a/revision/JMRT-R1/R1-manuscript/Cai_Fe-SMA_JMRT_R1_clean.docx
+++ b/revision/JMRT-R1/R1-manuscript/Cai_Fe-SMA_JMRT_R1_clean.docx
@@ -574,26 +574,187 @@
         <w:t>LLM</w:t>
       </w:r>
       <w:r>
-        <w:t xml:space="preserve">-hypothesized composition was generated by an LLM deep-research agent (Gemini 2.5 with the Deep Research tool [2]) prompted to propose an Fe-Mn-Al-based composition optimized for room-temperature super-elasticity. The agent was instructed to (i) reason from the Fe-Mn-Al-Ni family established by Omori and co-workers [12,15] </w:t>
-      </w:r>
-      <w:r>
-        <w:t>as a starting point and search for even cheaper alternatives, (ii) consult thermodynamic-stability data, (iii) target β-NiAl/carbide precipitation as a strengthening pathway, and (iv) minimize cost by excluding cobalt and tantalum. Within one of the AI-suggested composition ranges, we selected a composition of 50Fe-30Mn-12Al-4Ni-4Si (at%) with an additional 1000 ppm C, where the Fe, Mn, Al, and Ni are intended to form a BCC parent phase and β (NiAl-type) precipitates. Ni content is kept moderate to lower co</w:t>
-      </w:r>
-      <w:r>
-        <w:t>st. Si is added to strengthen the parent BCC matrix through solid-solution strengthening; Si is also known to increase resistance to slip in ferritic structures and could potentially modify the stability or morphology of β precipitates, or influence stacking-fault energy. C is added for interstitial strengthening of the parent phase and possible formation of very fine, dispersed carbides. For direct comparison, a second alloy of composition 43.5Fe-34Mn-15Al-7.5Ni (at%), based on the work of Omori</w:t>
-      </w:r>
-      <w:r>
-        <w:t xml:space="preserve"> </w:t>
+        <w:t xml:space="preserve">-hypothesized composition </w:t>
+      </w:r>
+      <w:r>
+        <w:t xml:space="preserve">originated in a </w:t>
+      </w:r>
+      <w:r>
+        <w:t xml:space="preserve">Gemini </w:t>
+      </w:r>
+      <w:r>
+        <w:t xml:space="preserve">Deep Research </w:t>
+      </w:r>
+      <w:r>
+        <w:t>session [2] asked for iron</w:t>
+      </w:r>
+      <w:r>
+        <w:t xml:space="preserve">-based </w:t>
+      </w:r>
+      <w:r>
+        <w:t>compositions that might approach Nitinol-like pseudo</w:t>
+      </w:r>
+      <w:r>
+        <w:t>-elasticity</w:t>
+      </w:r>
+      <w:r>
+        <w:t xml:space="preserve"> at substantially lower cost, reasoning</w:t>
+      </w:r>
+      <w:r>
+        <w:t xml:space="preserve"> from the Fe-Mn-Al-Ni family established by Omori and co-workers [12,15] </w:t>
+      </w:r>
+      <w:r>
+        <w:t>and</w:t>
+      </w:r>
+      <w:r>
+        <w:t xml:space="preserve"> excluding </w:t>
+      </w:r>
+      <w:r>
+        <w:t xml:space="preserve">expensive additions such as </w:t>
+      </w:r>
+      <w:r>
+        <w:t xml:space="preserve">cobalt and tantalum. </w:t>
+      </w:r>
+      <w:r>
+        <w:t xml:space="preserve">Its report — </w:t>
       </w:r>
       <w:r>
         <w:rPr>
           <w:i/>
           <w:iCs/>
         </w:rPr>
+        <w:t>New Fe-SMA Alloy Hypotheses</w:t>
+      </w:r>
+      <w:r>
+        <w:t>, 41 pages drawing on 76 sources, all accessed 19 May 2025, compiled 4 June 2025 — is supplied in full as Supplementary Material. It is supplied rather than summarized because the verbatim prompt was not preserved and the report does not embed it, so the report is the whole of the recoverable record; that gap is itself worth reporting, since provenance is the first thing an AI-assisted design claim needs and it is easily lost. The report proposes six candidate families and ranks them for experimental priori</w:t>
+      </w:r>
+      <w:r>
+        <w:t>ty: three Fe-Mn-Al-(Ni) variants, two Fe-Mn-Si-Cr variants, and one Fe-Al-Cr-Mn interstitial alloy.</w:t>
+      </w:r>
+    </w:p>
+    <w:p>
+      <w:pPr>
+        <w:pStyle w:val="BodyText"/>
+      </w:pPr>
+      <w:r>
+        <w:t xml:space="preserve">The composition made here was drawn from Hypothesis A2, Fe-Mn-Al-Si-Ni-(B/C), which the report ranked joint second of the six; its first-ranked candidate, an Fe-Mn-Si-Cr-V-C alloy, was not synthesized. A2’s proposed range is Fe (bal.), Mn 20–30, Al 8–12, Si 1–4, Ni 3–6, and either B 0.005–0.05 or C 0.1–0.3, all in wt%. The alloy melted — 54.5Fe-32.3Mn-6.4Al-4.6Ni-2.2Si-0.1C (wt%), equivalently </w:t>
+      </w:r>
+      <w:r>
+        <w:t xml:space="preserve">50Fe-30Mn-12Al-4Ni-4Si (at%) with </w:t>
+      </w:r>
+      <w:r>
+        <w:t>1000 ppm C</w:t>
+      </w:r>
+      <w:r>
+        <w:t xml:space="preserve"> — lies inside that range in silicon, nickel and carbon and outside it in manganese and aluminum: 32.3 wt% Mn against a ceiling of 30, and 6.4 wt% Al against a floor of 8. The aluminum shortfall is the larger of the two, and larger than the weight percentages make it look, because in this alloy A2’s 8–12 wt% Al corresponds to 14.9–21.5 at% while the melt carries 12.1 at%. Since aluminum is the strongest ferrite stabilizer present, the deviation runs in the austenite-forming direction — that is, toward the o</w:t>
+      </w:r>
+      <w:r>
+        <w:t>utcome actually observed — so it cannot simply be noted and set aside. Whether it is responsible for that outcome is tested directly in Sec. 3.4.</w:t>
+      </w:r>
+    </w:p>
+    <w:p>
+      <w:pPr>
+        <w:pStyle w:val="BodyText"/>
+      </w:pPr>
+      <w:r>
+        <w:t xml:space="preserve">The </w:t>
+      </w:r>
+      <w:r>
+        <w:t xml:space="preserve">intended </w:t>
+      </w:r>
+      <w:r>
+        <w:t xml:space="preserve">roles of the elements are those the report assigns them in A2: Fe, Mn, Al and Ni </w:t>
+      </w:r>
+      <w:r>
+        <w:t xml:space="preserve">to form a BCC parent phase and </w:t>
+      </w:r>
+      <w:r>
+        <w:t xml:space="preserve">coherent 5–15 nm </w:t>
+      </w:r>
+      <w:r>
+        <w:t>β (NiAl-type) precipitates</w:t>
+      </w:r>
+      <w:r>
+        <w:t>, with</w:t>
+      </w:r>
+      <w:r>
+        <w:t xml:space="preserve"> Ni </w:t>
+      </w:r>
+      <w:r>
+        <w:t>kept moderate to lower cost</w:t>
+      </w:r>
+      <w:r>
+        <w:t>;</w:t>
+      </w:r>
+      <w:r>
+        <w:t xml:space="preserve"> Si</w:t>
+      </w:r>
+      <w:r>
+        <w:t xml:space="preserve"> to strengthen the parent BCC matrix </w:t>
+      </w:r>
+      <w:r>
+        <w:t>by</w:t>
+      </w:r>
+      <w:r>
+        <w:t xml:space="preserve"> solid </w:t>
+      </w:r>
+      <w:r>
+        <w:t>solution</w:t>
+      </w:r>
+      <w:r>
+        <w:t>,</w:t>
+      </w:r>
+      <w:r>
+        <w:t xml:space="preserve"> Si </w:t>
+      </w:r>
+      <w:r>
+        <w:t>being</w:t>
+      </w:r>
+      <w:r>
+        <w:t xml:space="preserve"> also known to increase resistance to slip in ferritic structures and </w:t>
+      </w:r>
+      <w:r>
+        <w:t>to</w:t>
+      </w:r>
+      <w:r>
+        <w:t xml:space="preserve"> potentially modify the stability or morphology of β precipitates</w:t>
+      </w:r>
+      <w:r>
+        <w:t xml:space="preserve"> or influence stacking-fault energy</w:t>
+      </w:r>
+      <w:r>
+        <w:t>; and</w:t>
+      </w:r>
+      <w:r>
+        <w:t xml:space="preserve"> C</w:t>
+      </w:r>
+      <w:r>
+        <w:t xml:space="preserve"> for interstitial strengthening of the parent phase and possible formation of very fine, dispersed carbides. </w:t>
+      </w:r>
+      <w:r>
+        <w:t xml:space="preserve">The report’s stated performance target for A2 was 5–8% recoverable strain at a transformation stress of 400–700 MPa. </w:t>
+      </w:r>
+      <w:r>
+        <w:t>For direct comparison, a second alloy of composition 43.5Fe-34Mn-15Al-7.5Ni (at%), based on the work of Omori</w:t>
+      </w:r>
+      <w:r>
+        <w:t xml:space="preserve"> </w:t>
+      </w:r>
+      <w:r>
+        <w:rPr>
+          <w:i/>
+          <w:iCs/>
+        </w:rPr>
         <w:t>et al.</w:t>
       </w:r>
       <w:r>
-        <w:t xml:space="preserve"> [12], was synthesized under identical conditions. These alloys are hereafter named the </w:t>
+        <w:t xml:space="preserve"> [12], was synthesized </w:t>
+      </w:r>
+      <w:r>
+        <w:t>and processed alongside it.</w:t>
+      </w:r>
+      <w:r>
+        <w:t xml:space="preserve"> These alloys are hereafter named the </w:t>
       </w:r>
       <w:r>
         <w:t>LLM</w:t>
@@ -1295,7 +1456,49 @@
         <w:pStyle w:val="FirstParagraph"/>
       </w:pPr>
       <w:r>
-        <w:t>Room-temperature cyclic tensile testing was performed on an Instron in displacement control. During the test, each specimen was cyclically loaded to fracture with a 1% strain increment for each cycle. The sample gauge length was 13 mm and the strain rate was 1 × 10⁻³ s⁻¹. This test reveals the material’s super-elasticity. A special loading–unloading–heating cyclic tensile test was also conducted to evaluate any potential shape-memory response. In this case, selected samples were loaded to 3% strain</w:t>
+        <w:t xml:space="preserve">Room-temperature cyclic tensile testing was performed on an Instron in displacement control. During the test, each specimen was cyclically loaded to fracture with a 1% strain increment for each cycle. </w:t>
+      </w:r>
+      <w:r>
+        <w:t xml:space="preserve">The gauge length for the anneal sweep of </w:t>
+      </w:r>
+      <w:r>
+        <w:rPr>
+          <w:b/>
+          <w:bCs/>
+        </w:rPr>
+        <w:t>Table 2</w:t>
+      </w:r>
+      <w:r>
+        <w:t xml:space="preserve"> </w:t>
+      </w:r>
+      <w:r>
+        <w:t xml:space="preserve">was 127 mm and the crosshead speed 0.25 in min⁻¹, giving a nominal strain rate of 8.3 × 10⁻⁴ s⁻¹; engineering strain is reported throughout as crosshead extension divided by that gauge length, without extensometry, so the elastic portion of each curve carries the compliance of the load train and the moduli in </w:t>
+      </w:r>
+      <w:r>
+        <w:rPr>
+          <w:b/>
+          <w:bCs/>
+        </w:rPr>
+        <w:t>Table 2</w:t>
+      </w:r>
+      <w:r>
+        <w:t xml:space="preserve"> are apparent rather than true. This test reveals the material’s super-elasticity. One specimen was tested per anneal condition; the values in </w:t>
+      </w:r>
+      <w:r>
+        <w:rPr>
+          <w:b/>
+          <w:bCs/>
+        </w:rPr>
+        <w:t>Table 2</w:t>
+      </w:r>
+      <w:r>
+        <w:t xml:space="preserve"> </w:t>
+      </w:r>
+      <w:r>
+        <w:t>are therefore single measurements, and no scatter is reported for them because none was measured. Replicate specimens were run only for the abnormal-grain-growth treatments, and are discussed where those results are presented.</w:t>
+      </w:r>
+      <w:r>
+        <w:t xml:space="preserve"> A special loading–unloading–heating cyclic tensile test was also conducted to evaluate any potential shape-memory response. In this case, selected samples were loaded to 3% strain</w:t>
       </w:r>
       <w:r>
         <w:t xml:space="preserve"> and</w:t>
@@ -3095,7 +3298,7 @@
         <w:t>), and the transformation behaviour of this composition is well established in the literature [12–14]</w:t>
       </w:r>
       <w:r>
-        <w:t>. What the coarse grain structure withholds is a number for how much of the parent phase transformed, not the fact that it transformed. The question addressed here is the converse one: why the LLM-alloy, processed identically, shows no corresponding change (</w:t>
+        <w:t>. What the coarse grain structure withholds is a number for how much of the parent phase transformed, not the fact that it transformed. The question addressed here is the converse one: why the LLM-alloy, given the same 1200 °C anneal, shows no corresponding change (</w:t>
       </w:r>
       <w:r>
         <w:rPr>
@@ -3838,6 +4041,46 @@
         <w:pStyle w:val="BodyText"/>
       </w:pPr>
       <w:r>
+        <w:t xml:space="preserve">A third question follows from Sec. 2.1. Because the composition melted lies outside the aluminum and manganese range of the hypothesis it was drawn from, the outcome reported here might be an artifact of that deviation rather than a property of what was proposed. It is not, and the point is worth settling by calculation rather than argument. Compositions inside the proposed window were evaluated on the same basis in the same database, and </w:t>
+      </w:r>
+      <w:r>
+        <w:rPr>
+          <w:b/>
+          <w:bCs/>
+        </w:rPr>
+        <w:t>no composition anywhere in that window has a single-phase α field at the solution-treatment temperature</w:t>
+      </w:r>
+      <w:r>
+        <w:t xml:space="preserve">. At the window’s midpoint, Fe-25Mn-10Al-4.5Ni-2.5Si-0.2C (wt%), the solvus is 1380 °C — </w:t>
+      </w:r>
+      <w:r>
+        <w:rPr>
+          <w:i/>
+          <w:iCs/>
+        </w:rPr>
+        <w:t>higher</w:t>
+      </w:r>
+      <w:r>
+        <w:t xml:space="preserve"> </w:t>
+      </w:r>
+      <w:r>
+        <w:t>than the 1330 °C of the alloy actually melted, because taking the middle of the range takes the middle of its carbon range along with it. At the corner most favourable to ferrite, Mn 20, Al 12, Ni 6, C 0.1 wt%, which is the extreme of what the window permits, the solvus falls to 1230–1240 °C and 1200 °C still lies below it, at 98.2% α + 1.8% γ; and the bcc there is calculated to be ordered rather than disordered, so even that corner does not deliver the disordered α parent the route requires. At the opposit</w:t>
+      </w:r>
+      <w:r>
+        <w:t>e corner no single-phase field exists below 1400 °C at all. Stepping aluminum alone from the 6.4 wt% melted to the window’s 12 wt% ceiling, holding everything else at the measured values, raises the α fraction at 1200 °C from 76.0 to 97.3% but lowers the solvus only from 1330 to 1270 °C, never far enough. The aluminum deviation is therefore real, and it does move the alloy in the direction observed, but it is not what closed the processing window. Carbon is — and carbon was specified by the hypothesis itsel</w:t>
+      </w:r>
+      <w:r>
+        <w:t>f, at 0.1–0.3 wt%, with the melt taking the minimum value permitted. Every other carbon content the window allows would have been worse. As elsewhere in this section, mpea-02b carries no silicon and the silicon was folded into iron; that approximation is weakest at the ferritic corner, where silicon reaches 6.8 at%. The same four compositions were therefore re-run in mc_fe, which carries all six elements, and reach the same conclusion by a different route: none is single-phase α at 1200 °C there either, thr</w:t>
+      </w:r>
+      <w:r>
+        <w:t>ee being partly molten at that temperature and the fourth fully austenitic. The two databases continue to disagree about the solidus, as they already do for the measured composition, and the disagreement is not reconciled here; what they agree on is that the window contains no composition that can be solution-treated to single-phase α.</w:t>
+      </w:r>
+    </w:p>
+    <w:p>
+      <w:pPr>
+        <w:pStyle w:val="BodyText"/>
+      </w:pPr>
+      <w:r>
         <w:t>Two further predictions bear on phases reported in Sec. 3.3. Carbide phases are calculated to be stable only well below the processing range: M₂₃C₆ appears in mpea-02b only below ≈420 °C, and κ-(Fe,Mn)₃AlC reaches 0.2–2.4% below ≈590 °C in PrecHiMn-04 and 0.1–0.8% between 510 and 540 °C in mc_fe. Neither is expected at or near 1200 °C. Separately, the ordered bcc of PrecHiMn-04 — the only description here capable of returning D0₃ — refines to the disordered A2 state at every temperature calculated, indicati</w:t>
       </w:r>
       <w:r>
@@ -4007,6 +4250,20 @@
         <w:pStyle w:val="BodyText"/>
       </w:pPr>
       <w:r>
+        <w:t>What was and was not anticipated can be stated precisely rather than from recollection, because the design report survives and is supplied as Supplementary Material (Sec. 2.1). For this composition the report specified a BCC parent phase carrying coherent 5–15 nm β precipitates of Ni(Al,Si) type, and predicted 5–8% recoverable strain at a transformation stress of 400–700 MPa. It made no prediction of phase fractions, calculated no phase diagram, and identified no solution-treatment window — it named the mic</w:t>
+      </w:r>
+      <w:r>
+        <w:t>rostructure it wanted without establishing that the composition could produce it. The ordered phase that actually formed does not appear in the report at all: D0₃ and Fe₃Al occur nowhere in its forty-one pages. That is not a general blind spot for ordered Fe-Al chemistry, since κ-carbide is discussed at length and one of the report’s six candidate families is built explicitly on κ-(Fe,Mn,Cr)₃AlC in an Fe-Al-Cr-Mn-C alloy at 5–12 wt% Al — a range that brackets the 6.4 wt% eventually melted. The ordering chem</w:t>
+      </w:r>
+      <w:r>
+        <w:t>istry was present in the report’s reasoning but attached to a different candidate, and was not carried across to the one that was made. The relevant failure is one of transfer rather than of knowledge, which is both a more tractable problem and a more specific caution than an appeal to the model’s general grasp of metallurgy.</w:t>
+      </w:r>
+    </w:p>
+    <w:p>
+      <w:pPr>
+        <w:pStyle w:val="BodyText"/>
+      </w:pPr>
+      <w:r>
         <w:t xml:space="preserve">The thermodynamic calculations place this argument on a quantitative footing and change its emphasis. The problem is not that the LLM-alloy possesses a BCC parent phase with an insufficient driving force for transformation; it is that no accessible heat treatment produces that parent phase in the first place. At 1200 °C the alloy is calculated to be a two-phase α + γ mixture in all three databases, and its single-phase α field lies at ≈1340 °C, above both the oxidation limit of the process and the ≈1240 °C </w:t>
       </w:r>
       <w:r>
@@ -4624,10 +4881,19 @@
         <w:t xml:space="preserve"> </w:t>
       </w:r>
       <w:r>
-        <w:t>overlap the temperatures at which that route can actually be run. For a Fe-Mn-Al-Ni shape-memory alloy the test has two parts: does a single-phase α field exist below the practical annealing limit, and does an ordered-precipitate field exist below it within that same α matrix? The LLM-alloy fails the first, and would fail the second even if the first were satisfied. Neither question requires proprietary software or measured data on the candidate itself, and answering both took minutes. It is notable that th</w:t>
-      </w:r>
-      <w:r>
-        <w:t>e deep-research agent was explicitly instructed to consult thermodynamic-stability data (Sec. 2.1) and nonetheless proposed a composition that fails this test, which suggests that the useful distinction is not between AI-assisted and conventional design but between design workflows that terminate in a verified calculation and those that terminate in a plausible narrative. A generated composition should be treated as a hypothesis to be screened, not as a result.</w:t>
+        <w:t xml:space="preserve">overlap the temperatures at which that route can actually be run. For a Fe-Mn-Al-Ni shape-memory alloy the test has two parts: does a single-phase α field exist below the practical annealing limit, and does an ordered-precipitate field exist below it within that same α matrix? The LLM-alloy fails the first, and would fail the second even if the first were satisfied. Neither question requires proprietary software or measured data on the candidate itself, and answering both took minutes. What makes this more </w:t>
+      </w:r>
+      <w:r>
+        <w:t>than a general caution is that the report itself named the missing step. Its recommendations call for</w:t>
+      </w:r>
+      <w:r>
+        <w:t xml:space="preserve"> “computational tools, such as CALPHAD for phase diagram prediction and precipitate stability, and Density Functional Theory for understanding precipitate–matrix coherency and energetics” to be “employed to guide experimental design” </w:t>
+      </w:r>
+      <w:r>
+        <w:t>— the only occurrence of CALPHAD in forty-one pages, and a recommendation for future work rather than a calculation performed. The agent thus specified a parent phase it had not shown to be attainable, and in the same document correctly identified the calculation that would have shown it. The failure was not that the model lacked the concept but that the workflow terminated before the concept was applied, in the interval between a report that recommends screening and a melt that proceeds without it. The use</w:t>
+      </w:r>
+      <w:r>
+        <w:t>ful distinction is therefore not between AI-assisted and conventional design but between design workflows that terminate in a verified calculation and those that terminate in a plausible narrative. A generated composition should be treated as a hypothesis to be screened, not as a result — and the screening step is one the agent will often specify itself if asked.</w:t>
       </w:r>
     </w:p>
     <w:p>
@@ -4722,10 +4988,10 @@
         <w:pStyle w:val="BodyText"/>
       </w:pPr>
       <w:r>
-        <w:t>What was observed is the following. The LLM-alloy proved readily castable and drew to 0.36 mm wire without difficulty. Across seven anneal temperatures its 0.2% proof stress fell from 1948 to 502 MPa and its elongation peaked at 33%, but in no condition — including after the 200 °C / 3 h age reported to develop pseudo-elasticity in this family — did the unloading curve depart from elastic springback. The benchmark, processed identically and given no age at all, recovered ≈0.5% strain on heating. Synchrotron</w:t>
-      </w:r>
-      <w:r>
-        <w:t xml:space="preserve"> diffraction found the LLM-alloy to be a duplex FCC γ + BCC α mixture carrying a minor ordered D0₃ Fe₃Al phase, with a pattern unchanged by 10% strain, whereas the benchmark’s diffracted intensities changed markedly with deformation.</w:t>
+        <w:t>What was observed is the following. The LLM-alloy proved readily castable and drew to 0.36 mm wire without difficulty. Across seven anneal temperatures its 0.2% proof stress fell from 1948 to 502 MPa and its elongation peaked at 33%, but in no condition — including after the 200 °C / 3 h age reported to develop pseudo-elasticity in this family — did the unloading curve depart from elastic springback. The benchmark, put through the same nominal anneal and given no age at all, recovered ≈0.5% strain on heatin</w:t>
+      </w:r>
+      <w:r>
+        <w:t>g. Synchrotron diffraction found the LLM-alloy to be a duplex FCC γ + BCC α mixture carrying a minor ordered D0₃ Fe₃Al phase, with a pattern unchanged by 10% strain, whereas the benchmark’s diffracted intensities changed markedly with deformation.</w:t>
       </w:r>
     </w:p>
     <w:p>
@@ -5957,7 +6223,7 @@
   <w:num w:numId="1" w16cid:durableId="1561406982">
     <w:abstractNumId w:val="0"/>
   </w:num>
-  <w:num w:numId="2" w16cid:durableId="1779324598">
+  <w:num w:numId="2" w16cid:durableId="1025978228">
     <w:abstractNumId w:val="0"/>
   </w:num>
 </w:numbering>
@@ -7175,7 +7441,7 @@
   <w:style w:type="paragraph" w:styleId="Revision">
     <w:name w:val="Revision"/>
     <w:hidden/>
-    <w:rsid w:val="007E751E"/>
+    <w:rsid w:val="0038224E"/>
     <w:pPr>
       <w:spacing w:after="0"/>
     </w:pPr>

--- a/revision/JMRT-R1/R1-manuscript/Cai_Fe-SMA_JMRT_R1_clean.docx
+++ b/revision/JMRT-R1/R1-manuscript/Cai_Fe-SMA_JMRT_R1_clean.docx
@@ -151,7 +151,7 @@
     </w:p>
     <w:p>
       <w:r>
-        <w:pict w14:anchorId="37219F70">
+        <w:pict>
           <v:rect id="_x0000_i1025" style="width:0;height:1.5pt" o:hralign="center" o:hrstd="t" o:hr="t"/>
         </w:pict>
       </w:r>
@@ -197,58 +197,19 @@
         <w:t>characterization</w:t>
       </w:r>
       <w:r>
-        <w:t>. An</w:t>
-      </w:r>
-      <w:r>
-        <w:t xml:space="preserve"> LLM-hypothesized Fe-Mn-Al-</w:t>
-      </w:r>
-      <w:r>
-        <w:t>Ni-</w:t>
-      </w:r>
-      <w:r>
-        <w:t>Si-</w:t>
-      </w:r>
-      <w:r>
-        <w:t>C composition</w:t>
-      </w:r>
-      <w:r>
-        <w:t xml:space="preserve"> was</w:t>
-      </w:r>
-      <w:r>
-        <w:t xml:space="preserve"> benchmarked against an established super-elastic Fe-Mn-Al-Ni alloy processed </w:t>
-      </w:r>
-      <w:r>
-        <w:t>by the same nominal route — an alloy whose super-elasticity depends on coherent B2 NiAl precipitates within a continuous BCC α parent.</w:t>
-      </w:r>
-      <w:r>
-        <w:t xml:space="preserve"> The </w:t>
-      </w:r>
-      <w:r>
-        <w:t>LLM-</w:t>
-      </w:r>
-      <w:r>
-        <w:t xml:space="preserve">alloy </w:t>
-      </w:r>
-      <w:r>
-        <w:t>proved</w:t>
-      </w:r>
-      <w:r>
-        <w:t xml:space="preserve"> readily castable </w:t>
-      </w:r>
-      <w:r>
-        <w:t>and mechanically serviceable, with 0.2% proof stress from 1948 to 502 MPa across the anneal series and elongation peaking at 33%, yet it showed no</w:t>
+        <w:t>. Although the LLM-</w:t>
+      </w:r>
+      <w:r>
+        <w:t xml:space="preserve">alloy was </w:t>
+      </w:r>
+      <w:r>
+        <w:t>able to achieve good mechanical properties, with 0.2% proof stress from 1948 to 502 MPa across the anneal series and elongation peaking at 33%, it showed no</w:t>
       </w:r>
       <w:r>
         <w:t xml:space="preserve"> super-elasticity under any condition tested</w:t>
       </w:r>
       <w:r>
-        <w:t>: strain recovery on unloading was indistinguishable from</w:t>
-      </w:r>
-      <w:r>
-        <w:t xml:space="preserve"> elastic </w:t>
-      </w:r>
-      <w:r>
-        <w:t>springback, against ≈0.5% recoverable transformation strain in the benchmark.</w:t>
+        <w:t>: strain recovery on unloading was indistinguishable from elastic springback, against ≈0.5% recoverable transformation strain in the benchmark.</w:t>
       </w:r>
       <w:r>
         <w:t xml:space="preserve"> Synchrotron </w:t>
@@ -281,22 +242,10 @@
         <w:t xml:space="preserve"> microstructure with a minor ordered Fe</w:t>
       </w:r>
       <w:r>
-        <w:t>₃</w:t>
-      </w:r>
-      <w:r>
-        <w:t>Al phase</w:t>
-      </w:r>
-      <w:r>
-        <w:t>, unchanged by deformation. Equilibrium CALPHAD calculations across three independent databases, validated against the benchmark, locate the cause. The benchmark solution-treats to single-phase</w:t>
-      </w:r>
-      <w:r>
-        <w:t xml:space="preserve"> </w:t>
-      </w:r>
-      <w:r>
-        <w:t>BCC α at 1200 °C, whereas the LLM-alloy is two-phase there and reaches single-phase α only at ≈1340 °C, above</w:t>
-      </w:r>
-      <w:r>
-        <w:t xml:space="preserve"> its </w:t>
+        <w:t xml:space="preserve">₃Al phase, unchanged by deformation. Equilibrium CALPHAD calculations across three independent databases, validated against the benchmark, locate the cause. The benchmark solution-treats to single-phase BCC α at 1200 °C, whereas the LLM-alloy is two-phase there and reaches single-phase α only at ≈1340 °C, above </w:t>
+      </w:r>
+      <w:r>
+        <w:t xml:space="preserve">its </w:t>
       </w:r>
       <w:r>
         <w:t>accessible processing range; deleting</w:t>
@@ -352,7 +301,7 @@
     </w:p>
     <w:p>
       <w:r>
-        <w:pict w14:anchorId="1FEE5A84">
+        <w:pict>
           <v:rect id="_x0000_i1026" style="width:0;height:1.5pt" o:hralign="center" o:hrstd="t" o:hr="t"/>
         </w:pict>
       </w:r>
@@ -531,7 +480,7 @@
     </w:p>
     <w:p>
       <w:r>
-        <w:pict w14:anchorId="161330BB">
+        <w:pict>
           <v:rect id="_x0000_i1027" style="width:0;height:1.5pt" o:hralign="center" o:hrstd="t" o:hr="t"/>
         </w:pict>
       </w:r>
@@ -1490,10 +1439,20 @@
         <w:t>Table 2</w:t>
       </w:r>
       <w:r>
+        <w:t xml:space="preserve"> are therefore single measurements, and no scatter is reported for them because none was measured. Single measurements are consistent with the purpose of this survey — evaluating whether the alloy has any potential for super-elasticity across its heat-treatment window, not generating design data — and the conclusions drawn from </w:t>
+      </w:r>
+      <w:r>
+        <w:rPr>
+          <w:b/>
+          <w:bCs/>
+        </w:rPr>
+        <w:t>Table 2</w:t>
+      </w:r>
+      <w:r>
         <w:t xml:space="preserve"> </w:t>
       </w:r>
       <w:r>
-        <w:t>are therefore single measurements, and no scatter is reported for them because none was measured. Replicate specimens were run only for the abnormal-grain-growth treatments, and are discussed where those results are presented.</w:t>
+        <w:t>rest on trends across the eight conditions that are far larger than plausible specimen-to-specimen scatter. Replicate specimens were run only for the abnormal-grain-growth treatments, and are discussed where those results are presented.</w:t>
       </w:r>
       <w:r>
         <w:t xml:space="preserve"> A special loading–unloading–heating cyclic tensile test was also conducted to evaluate any potential shape-memory response. In this case, selected samples were loaded to 3% strain</w:t>
@@ -1712,7 +1671,7 @@
     </w:p>
     <w:p>
       <w:r>
-        <w:pict w14:anchorId="794120F0">
+        <w:pict>
           <v:rect id="_x0000_i1028" style="width:0;height:1.5pt" o:hralign="center" o:hrstd="t" o:hr="t"/>
         </w:pict>
       </w:r>
@@ -1888,7 +1847,7 @@
           <w:noProof/>
         </w:rPr>
         <w:drawing>
-          <wp:inline distT="0" distB="0" distL="0" distR="0" wp14:anchorId="5299A16E" wp14:editId="6AD2D7BE">
+          <wp:inline distT="0" distB="0" distL="0" distR="0">
             <wp:extent cx="3642360" cy="2843784"/>
             <wp:effectExtent l="0" t="0" r="0" b="0"/>
             <wp:docPr id="29" name="Picture" descr="Fig. 1. Microstructure of the LLM-alloy after heat treatment: (a) 1200 °C, 1 min, optical; (b) 1200 °C, 1 min, SEM; (c) 1200 °C, 40 min, optical; (d) after the cyclic abnormal-grain-growth treatment of Sec. 2.2, optical."/>
@@ -1998,10 +1957,25 @@
         <w:t>Table 2</w:t>
       </w:r>
       <w:r>
-        <w:t>. This information reveals a broad picture of how heat treatment governs the alloy’s mechanical properties. The response is strongly anneal-dependent: low strand-anneal temperatures (600–700 °C) leave the wire high-strength but brittle (tensile strengths of ≈2009–2293 MPa and yield strengths of ≈1683–1948 MPa, but elongation of only ≈2%), reflecting incomplete recrystallization of the cold-drawn wire, whereas annealing at 800–1200 °C progressively softens the wire and restores ductility, with elongation pea</w:t>
-      </w:r>
-      <w:r>
-        <w:t xml:space="preserve">king near 33% at 1000 °C. The elastic modulus, E, stays in the ≈150–165 GPa range across the well-annealed conditions. Across all </w:t>
+        <w:t xml:space="preserve">. This information reveals a broad picture of how heat treatment governs the alloy’s mechanical properties. The response is strongly anneal-dependent: low strand-anneal temperatures (600–700 °C) leave the wire </w:t>
+      </w:r>
+      <w:r>
+        <w:t xml:space="preserve">with </w:t>
+      </w:r>
+      <w:r>
+        <w:t>high</w:t>
+      </w:r>
+      <w:r>
+        <w:t xml:space="preserve"> </w:t>
+      </w:r>
+      <w:r>
+        <w:t xml:space="preserve">strength but </w:t>
+      </w:r>
+      <w:r>
+        <w:t>brittleness</w:t>
+      </w:r>
+      <w:r>
+        <w:t xml:space="preserve"> (tensile strengths of ≈2009–2293 MPa and yield strengths of ≈1683–1948 MPa, but elongation of only ≈2%), reflecting incomplete recrystallization of the cold-drawn wire, whereas annealing at 800–1200 °C progressively softens the wire and restores ductility, with elongation peaking near 33% at 1000 °C. The elastic modulus, E, stays in the ≈150–165 GPa range across the well-annealed conditions. Across all </w:t>
       </w:r>
       <w:r>
         <w:t>LLM</w:t>
@@ -2046,9 +2020,6 @@
       <w:pPr>
         <w:pStyle w:val="BodyText"/>
       </w:pPr>
-      <w:r>
-        <w:t xml:space="preserve">Read panel by panel, </w:t>
-      </w:r>
       <w:r>
         <w:rPr>
           <w:b/>
@@ -2818,7 +2789,7 @@
           <w:noProof/>
         </w:rPr>
         <w:drawing>
-          <wp:inline distT="0" distB="0" distL="0" distR="0" wp14:anchorId="35AB8B9C" wp14:editId="1117B59E">
+          <wp:inline distT="0" distB="0" distL="0" distR="0">
             <wp:extent cx="5943600" cy="2971800"/>
             <wp:effectExtent l="0" t="0" r="0" b="0"/>
             <wp:docPr id="33" name="Picture" descr="Fig. 2. Cyclic stress–strain curves of the LLM-alloy after annealing for 1 minute at (a) 600, (b) 700, (c) 800, (d) 900, (e) 1000, (f) 1100 and (g) 1200 °C, and (h) at 1200 °C followed by the 200 °C/3 h age. Wire diameter is 0.36 mm. Stress is computed from the measured per-spool diameter and strain from crosshead extension over the 127 mm gauge (Sec. 2.4). Curves are shown to 10% strain (2.5% for the two brittle conditions); elongations to failure are listed in Table 2."/>
@@ -3026,7 +2997,7 @@
           <w:noProof/>
         </w:rPr>
         <w:drawing>
-          <wp:inline distT="0" distB="0" distL="0" distR="0" wp14:anchorId="559F2EFC" wp14:editId="56DA696A">
+          <wp:inline distT="0" distB="0" distL="0" distR="0">
             <wp:extent cx="5522976" cy="2086356"/>
             <wp:effectExtent l="0" t="0" r="0" b="0"/>
             <wp:docPr id="36" name="Picture" descr="Fig. 3. Loading–unloading–heating tests of (a) the LLM-alloy and (b) the benchmark alloy, both heat treated at 1200 °C for 1 minute. Black arrows show the deformation path; the red arrow highlights the strain recovery caused by heating."/>
@@ -3458,7 +3429,7 @@
         <w:t>) show pronounced {111} and {100} fiber components in the γ phase and a strong {110} fiber component in the α phase, the components characteristic of cold-drawn FCC and BCC metals respectively [33]</w:t>
       </w:r>
       <w:r>
-        <w:t>. These textures are the reason the azimuthal dimension was retained in the refinement rather than corrected away (Sec. 2.5).</w:t>
+        <w:t>. These textures are the reason the azimuthal dimension was retained in the refinement (Sec. 2.5).</w:t>
       </w:r>
     </w:p>
     <w:p>
@@ -3554,7 +3525,7 @@
           <w:noProof/>
         </w:rPr>
         <w:drawing>
-          <wp:inline distT="0" distB="0" distL="0" distR="0" wp14:anchorId="140AE89E" wp14:editId="018AB877">
+          <wp:inline distT="0" distB="0" distL="0" distR="0">
             <wp:extent cx="5943600" cy="5802830"/>
             <wp:effectExtent l="0" t="0" r="0" b="0"/>
             <wp:docPr id="40" name="Picture" descr="Fig. 4. 2D synchrotron X-ray diffraction images of (a) LLM-alloy annealed at 1200 °C for 1 min, (b) annealed LLM-alloy after 10% tensile strain, (c) benchmark alloy annealed at 1200 °C for 1 min, and (d) annealed benchmark alloy after 8% tensile strain."/>
@@ -3644,7 +3615,7 @@
           <w:noProof/>
         </w:rPr>
         <w:drawing>
-          <wp:inline distT="0" distB="0" distL="0" distR="0" wp14:anchorId="41D35026" wp14:editId="62B68E02">
+          <wp:inline distT="0" distB="0" distL="0" distR="0">
             <wp:extent cx="2993136" cy="4465320"/>
             <wp:effectExtent l="0" t="0" r="0" b="0"/>
             <wp:docPr id="43" name="Picture" descr="Fig. 5. Comparison between synchrotron X-ray diffraction data (lower half of each panel) and results of Rietveld refinement (upper half of each panel) for the LLM-alloy: (a) heat-treated at 1200 °C for 1 minute (R_wp = 21.4%, R_p = 8.7%), and (b) after unloading from 10% strain (R_wp = 12.5%, R_p = 5.9%). Both refinements used the three-phase model of Sec. 2.5, with lattice parameters fixed at a = 3.6366 Å (γ) and 2.8865 Å (α) in both cases, and 5.7734 Å (a) and 5.7801 Å (b) for D0₃."/>
@@ -3746,7 +3717,7 @@
           <w:noProof/>
         </w:rPr>
         <w:drawing>
-          <wp:inline distT="0" distB="0" distL="0" distR="0" wp14:anchorId="1072BD9E" wp14:editId="1CE1168A">
+          <wp:inline distT="0" distB="0" distL="0" distR="0">
             <wp:extent cx="5120640" cy="5943600"/>
             <wp:effectExtent l="0" t="0" r="0" b="0"/>
             <wp:docPr id="46" name="Picture" descr="Fig. 6. Azimuthally integrated X-ray diffraction spectra of (a) the LLM-alloy and (b) the benchmark alloy before and after deformation. Samples were heat treated at 1200 °C for 1 minute before deformation."/>
@@ -3827,7 +3798,7 @@
           <w:noProof/>
         </w:rPr>
         <w:drawing>
-          <wp:inline distT="0" distB="0" distL="0" distR="0" wp14:anchorId="022A7232" wp14:editId="316B9546">
+          <wp:inline distT="0" distB="0" distL="0" distR="0">
             <wp:extent cx="3404616" cy="1234440"/>
             <wp:effectExtent l="0" t="0" r="0" b="0"/>
             <wp:docPr id="49" name="Picture" descr="Fig. 7. Inverse pole figures of the γ and α phases of the LLM-alloy along the wire axis, extracted from the E-WIMV orientation-distribution refinement of Sec. 2.5. The sample was heat treated at 1200 °C for 1 minute. Intensities are in multiples of a random distribution."/>
@@ -3893,7 +3864,7 @@
           <w:noProof/>
         </w:rPr>
         <w:drawing>
-          <wp:inline distT="0" distB="0" distL="0" distR="0" wp14:anchorId="074A5F40" wp14:editId="4B34C2F0">
+          <wp:inline distT="0" distB="0" distL="0" distR="0">
             <wp:extent cx="3566160" cy="3410712"/>
             <wp:effectExtent l="0" t="0" r="0" b="0"/>
             <wp:docPr id="52" name="Picture" descr="Fig. 8. Synchrotron X-ray diffraction image of the LLM-alloy after the abnormal-grain-growth heat treatment of Sec. 2.2. The vertical direction from the beam center corresponds to the wire axis. The pattern contains the same γ, α and D0₃ reflections as Fig. 4a, with the ring intensity resolved into discrete spots."/>
@@ -4441,7 +4412,7 @@
           <w:noProof/>
         </w:rPr>
         <w:drawing>
-          <wp:inline distT="0" distB="0" distL="0" distR="0" wp14:anchorId="42273CDE" wp14:editId="7656D5A8">
+          <wp:inline distT="0" distB="0" distL="0" distR="0">
             <wp:extent cx="5943600" cy="2724150"/>
             <wp:effectExtent l="0" t="0" r="0" b="0"/>
             <wp:docPr id="56" name="Picture" descr="Fig. 9. Calculated equilibrium step diagrams (mpea-02b database) for (a) the benchmark alloy and (b) the LLM-hypothesized alloy. Both were computed from the measured ICP-AES chemistries of Table 1 converted from wt% to at%: Fe–34.1Mn–15.2Al–7.8Ni–0.04C and Fe–29.8Mn–11.9Al–4.2Ni–2.04Si–0.45C respectively. mpea-02b does not model Si, which was therefore omitted and the remaining elements renormalized (Sec. 2.6). The shaded band is the ordered (B2) portion of the total bcc fraction; it lies beneath the total bcc curve because B2 is an ordered partition of that phase rather than a separate one. The dashed line marks the 1200 °C solution-treatment temperature. The carbon-free control composition is reported in Table 3."/>
@@ -4814,7 +4785,7 @@
     </w:p>
     <w:p>
       <w:r>
-        <w:pict w14:anchorId="7C4F7308">
+        <w:pict>
           <v:rect id="_x0000_i1029" style="width:0;height:1.5pt" o:hralign="center" o:hrstd="t" o:hr="t"/>
         </w:pict>
       </w:r>
@@ -5616,7 +5587,7 @@
     </w:p>
     <w:p>
       <w:r>
-        <w:pict w14:anchorId="0EFCF46B">
+        <w:pict>
           <v:rect id="_x0000_i1030" style="width:0;height:1.5pt" o:hralign="center" o:hrstd="t" o:hr="t"/>
         </w:pict>
       </w:r>
@@ -5713,7 +5684,7 @@
     </w:p>
     <w:p>
       <w:r>
-        <w:pict w14:anchorId="19395FC0">
+        <w:pict>
           <v:rect id="_x0000_i1031" style="width:0;height:1.5pt" o:hralign="center" o:hrstd="t" o:hr="t"/>
         </w:pict>
       </w:r>
@@ -5746,7 +5717,7 @@
     </w:p>
     <w:p>
       <w:r>
-        <w:pict w14:anchorId="491B090A">
+        <w:pict>
           <v:rect id="_x0000_i1032" style="width:0;height:1.5pt" o:hralign="center" o:hrstd="t" o:hr="t"/>
         </w:pict>
       </w:r>
@@ -5853,7 +5824,7 @@
     </w:p>
     <w:p>
       <w:r>
-        <w:pict w14:anchorId="2D3698A1">
+        <w:pict>
           <v:rect id="_x0000_i1033" style="width:0;height:1.5pt" o:hralign="center" o:hrstd="t" o:hr="t"/>
         </w:pict>
       </w:r>
@@ -6905,7 +6876,7 @@
   <w:num w:numId="1" w16cid:durableId="1561406982">
     <w:abstractNumId w:val="0"/>
   </w:num>
-  <w:num w:numId="2" w16cid:durableId="690843190">
+  <w:num w:numId="2" w16cid:durableId="1593006180">
     <w:abstractNumId w:val="0"/>
   </w:num>
 </w:numbering>
@@ -8123,7 +8094,7 @@
   <w:style w:type="paragraph" w:styleId="Revision">
     <w:name w:val="Revision"/>
     <w:hidden/>
-    <w:rsid w:val="00D10E5C"/>
+    <w:rsid w:val="00A45AC1"/>
     <w:pPr>
       <w:spacing w:after="0"/>
     </w:pPr>

--- a/revision/JMRT-R1/R1-manuscript/Cai_Fe-SMA_JMRT_R1_clean.docx
+++ b/revision/JMRT-R1/R1-manuscript/Cai_Fe-SMA_JMRT_R1_clean.docx
@@ -151,7 +151,7 @@
     </w:p>
     <w:p>
       <w:r>
-        <w:pict>
+        <w:pict w14:anchorId="55F04757">
           <v:rect id="_x0000_i1025" style="width:0;height:1.5pt" o:hralign="center" o:hrstd="t" o:hr="t"/>
         </w:pict>
       </w:r>
@@ -203,7 +203,7 @@
         <w:t xml:space="preserve">alloy was </w:t>
       </w:r>
       <w:r>
-        <w:t>able to achieve good mechanical properties, with 0.2% proof stress from 1948 to 502 MPa across the anneal series and elongation peaking at 33%, it showed no</w:t>
+        <w:t>able to achieve good mechanical properties, with 0.2% proof stress from 1908 to 519 MPa across the anneal series and elongation peaking at 33%, it showed no</w:t>
       </w:r>
       <w:r>
         <w:t xml:space="preserve"> super-elasticity under any condition tested</w:t>
@@ -301,7 +301,7 @@
     </w:p>
     <w:p>
       <w:r>
-        <w:pict>
+        <w:pict w14:anchorId="7DEDBE67">
           <v:rect id="_x0000_i1026" style="width:0;height:1.5pt" o:hralign="center" o:hrstd="t" o:hr="t"/>
         </w:pict>
       </w:r>
@@ -480,7 +480,7 @@
     </w:p>
     <w:p>
       <w:r>
-        <w:pict>
+        <w:pict w14:anchorId="24AE618B">
           <v:rect id="_x0000_i1027" style="width:0;height:1.5pt" o:hralign="center" o:hrstd="t" o:hr="t"/>
         </w:pict>
       </w:r>
@@ -1429,7 +1429,7 @@
         <w:t xml:space="preserve"> </w:t>
       </w:r>
       <w:r>
-        <w:t xml:space="preserve">are apparent rather than true. This test reveals the material’s super-elasticity. One specimen was tested per anneal condition; the values in </w:t>
+        <w:t xml:space="preserve">are apparent rather than true. This test reveals the material’s super-elasticity. Three specimens were tested for each heat-treatment condition; every value in </w:t>
       </w:r>
       <w:r>
         <w:rPr>
@@ -1439,20 +1439,10 @@
         <w:t>Table 2</w:t>
       </w:r>
       <w:r>
-        <w:t xml:space="preserve"> are therefore single measurements, and no scatter is reported for them because none was measured. Single measurements are consistent with the purpose of this survey — evaluating whether the alloy has any potential for super-elasticity across its heat-treatment window, not generating design data — and the conclusions drawn from </w:t>
-      </w:r>
-      <w:r>
-        <w:rPr>
-          <w:b/>
-          <w:bCs/>
-        </w:rPr>
-        <w:t>Table 2</w:t>
-      </w:r>
-      <w:r>
         <w:t xml:space="preserve"> </w:t>
       </w:r>
       <w:r>
-        <w:t>rest on trends across the eight conditions that are far larger than plausible specimen-to-specimen scatter. Replicate specimens were run only for the abnormal-grain-growth treatments, and are discussed where those results are presented.</w:t>
+        <w:t>is the mean of three measurements and the quoted uncertainty is one standard deviation over those three specimens. Replicate specimens were also run for the abnormal-grain-growth treatments, and are discussed where those results are presented.</w:t>
       </w:r>
       <w:r>
         <w:t xml:space="preserve"> A special loading–unloading–heating cyclic tensile test was also conducted to evaluate any potential shape-memory response. In this case, selected samples were loaded to 3% strain</w:t>
@@ -1671,7 +1661,7 @@
     </w:p>
     <w:p>
       <w:r>
-        <w:pict>
+        <w:pict w14:anchorId="50E0C92B">
           <v:rect id="_x0000_i1028" style="width:0;height:1.5pt" o:hralign="center" o:hrstd="t" o:hr="t"/>
         </w:pict>
       </w:r>
@@ -1847,7 +1837,7 @@
           <w:noProof/>
         </w:rPr>
         <w:drawing>
-          <wp:inline distT="0" distB="0" distL="0" distR="0">
+          <wp:inline distT="0" distB="0" distL="0" distR="0" wp14:anchorId="5A924EE3" wp14:editId="39E93341">
             <wp:extent cx="3642360" cy="2843784"/>
             <wp:effectExtent l="0" t="0" r="0" b="0"/>
             <wp:docPr id="29" name="Picture" descr="Fig. 1. Microstructure of the LLM-alloy after heat treatment: (a) 1200 °C, 1 min, optical; (b) 1200 °C, 1 min, SEM; (c) 1200 °C, 40 min, optical; (d) after the cyclic abnormal-grain-growth treatment of Sec. 2.2, optical."/>
@@ -1975,7 +1965,25 @@
         <w:t>brittleness</w:t>
       </w:r>
       <w:r>
-        <w:t xml:space="preserve"> (tensile strengths of ≈2009–2293 MPa and yield strengths of ≈1683–1948 MPa, but elongation of only ≈2%), reflecting incomplete recrystallization of the cold-drawn wire, whereas annealing at 800–1200 °C progressively softens the wire and restores ductility, with elongation peaking near 33% at 1000 °C. The elastic modulus, E, stays in the ≈150–165 GPa range across the well-annealed conditions. Across all </w:t>
+        <w:t xml:space="preserve"> (tensile strengths of ≈</w:t>
+      </w:r>
+      <w:r>
+        <w:t>1876–2254</w:t>
+      </w:r>
+      <w:r>
+        <w:t xml:space="preserve"> MPa and yield strengths of ≈</w:t>
+      </w:r>
+      <w:r>
+        <w:t>1635–1908</w:t>
+      </w:r>
+      <w:r>
+        <w:t xml:space="preserve"> MPa, but elongation of only ≈2%), reflecting incomplete recrystallization of the cold-drawn wire, whereas annealing at 800–1200 °C progressively softens the wire and restores ductility, with elongation peaking near 33% at 1000 °C. The elastic modulus, E, stays in the ≈150–</w:t>
+      </w:r>
+      <w:r>
+        <w:t>162</w:t>
+      </w:r>
+      <w:r>
+        <w:t xml:space="preserve"> GPa range across the well-annealed conditions. Across all </w:t>
       </w:r>
       <w:r>
         <w:t>LLM</w:t>
@@ -2038,7 +2046,7 @@
         <w:t>Fig. 2a</w:t>
       </w:r>
       <w:r>
-        <w:t>) the wire is stronger even than in the as-drawn state, reaching ≈2290 MPa, yet fails at ≈2.3% strain: the treatment has relieved drawing stresses without restoring formability. The 700 °C condition (</w:t>
+        <w:t>) the wire is stronger even than in the as-drawn state, reaching ≈2250 MPa, yet fails at ≈2.2% strain: the treatment has relieved drawing stresses without restoring formability. The 700 °C condition (</w:t>
       </w:r>
       <w:r>
         <w:rPr>
@@ -2078,7 +2086,7 @@
         <w:t>Fig. 2e</w:t>
       </w:r>
       <w:r>
-        <w:t>) yielding falls to ≈670 MPa and is followed by steady work hardening, easing further at 1100 °C (</w:t>
+        <w:t>) yielding falls to ≈675 MPa and is followed by steady work hardening, easing further at 1100 °C (</w:t>
       </w:r>
       <w:r>
         <w:rPr>
@@ -2088,7 +2096,7 @@
         <w:t>Fig. 2f</w:t>
       </w:r>
       <w:r>
-        <w:t>) and reaching ≈500 MPa at 1200 °C (</w:t>
+        <w:t>) and reaching ≈520 MPa at 1200 °C (</w:t>
       </w:r>
       <w:r>
         <w:rPr>
@@ -2153,24 +2161,22 @@
         <w:t>Table 2.</w:t>
       </w:r>
       <w:r>
-        <w:t xml:space="preserve"> Mechanical properties of the LLM-</w:t>
-      </w:r>
-      <w:r>
-        <w:t>alloy after heat treatment for 1 minute at different temperatures.</w:t>
+        <w:t xml:space="preserve"> Mechanical properties of the LLM-alloy after heat treatment for 1 minute at different temperatures. Each data point is the average of three samples; the uncertainty is one standard deviation.</w:t>
       </w:r>
     </w:p>
     <w:tbl>
       <w:tblPr>
         <w:tblStyle w:val="Table"/>
-        <w:tblW w:w="0" w:type="auto"/>
+        <w:tblW w:w="5000" w:type="pct"/>
+        <w:tblLayout w:type="fixed"/>
         <w:tblLook w:val="0020" w:firstRow="1" w:lastRow="0" w:firstColumn="0" w:lastColumn="0" w:noHBand="0" w:noVBand="0"/>
       </w:tblPr>
       <w:tblGrid>
-        <w:gridCol w:w="1309"/>
-        <w:gridCol w:w="1232"/>
-        <w:gridCol w:w="1276"/>
-        <w:gridCol w:w="1250"/>
-        <w:gridCol w:w="975"/>
+        <w:gridCol w:w="1596"/>
+        <w:gridCol w:w="2128"/>
+        <w:gridCol w:w="2128"/>
+        <w:gridCol w:w="1862"/>
+        <w:gridCol w:w="1862"/>
       </w:tblGrid>
       <w:tr>
         <w:trPr>
@@ -2179,7 +2185,7 @@
         </w:trPr>
         <w:tc>
           <w:tcPr>
-            <w:tcW w:w="0" w:type="auto"/>
+            <w:tcW w:w="1320" w:type="dxa"/>
           </w:tcPr>
           <w:p>
             <w:pPr>
@@ -2192,7 +2198,7 @@
         </w:tc>
         <w:tc>
           <w:tcPr>
-            <w:tcW w:w="0" w:type="auto"/>
+            <w:tcW w:w="1760" w:type="dxa"/>
           </w:tcPr>
           <w:p>
             <w:pPr>
@@ -2205,7 +2211,7 @@
         </w:tc>
         <w:tc>
           <w:tcPr>
-            <w:tcW w:w="0" w:type="auto"/>
+            <w:tcW w:w="1760" w:type="dxa"/>
           </w:tcPr>
           <w:p>
             <w:pPr>
@@ -2218,7 +2224,7 @@
         </w:tc>
         <w:tc>
           <w:tcPr>
-            <w:tcW w:w="0" w:type="auto"/>
+            <w:tcW w:w="1540" w:type="dxa"/>
           </w:tcPr>
           <w:p>
             <w:pPr>
@@ -2231,7 +2237,7 @@
         </w:tc>
         <w:tc>
           <w:tcPr>
-            <w:tcW w:w="0" w:type="auto"/>
+            <w:tcW w:w="1540" w:type="dxa"/>
           </w:tcPr>
           <w:p>
             <w:pPr>
@@ -2246,7 +2252,7 @@
       <w:tr>
         <w:tc>
           <w:tcPr>
-            <w:tcW w:w="0" w:type="auto"/>
+            <w:tcW w:w="1320" w:type="dxa"/>
           </w:tcPr>
           <w:p>
             <w:pPr>
@@ -2259,33 +2265,33 @@
         </w:tc>
         <w:tc>
           <w:tcPr>
-            <w:tcW w:w="0" w:type="auto"/>
-          </w:tcPr>
-          <w:p>
-            <w:pPr>
-              <w:pStyle w:val="Compact"/>
-            </w:pPr>
-            <w:r>
-              <w:t>1528</w:t>
-            </w:r>
-          </w:p>
-        </w:tc>
-        <w:tc>
-          <w:tcPr>
-            <w:tcW w:w="0" w:type="auto"/>
-          </w:tcPr>
-          <w:p>
-            <w:pPr>
-              <w:pStyle w:val="Compact"/>
-            </w:pPr>
-            <w:r>
-              <w:t>1925</w:t>
-            </w:r>
-          </w:p>
-        </w:tc>
-        <w:tc>
-          <w:tcPr>
-            <w:tcW w:w="0" w:type="auto"/>
+            <w:tcW w:w="1760" w:type="dxa"/>
+          </w:tcPr>
+          <w:p>
+            <w:pPr>
+              <w:pStyle w:val="Compact"/>
+            </w:pPr>
+            <w:r>
+              <w:t>1587.9 ± 63.7</w:t>
+            </w:r>
+          </w:p>
+        </w:tc>
+        <w:tc>
+          <w:tcPr>
+            <w:tcW w:w="1760" w:type="dxa"/>
+          </w:tcPr>
+          <w:p>
+            <w:pPr>
+              <w:pStyle w:val="Compact"/>
+            </w:pPr>
+            <w:r>
+              <w:t>1936.6 ± 19.2</w:t>
+            </w:r>
+          </w:p>
+        </w:tc>
+        <w:tc>
+          <w:tcPr>
+            <w:tcW w:w="1540" w:type="dxa"/>
           </w:tcPr>
           <w:p>
             <w:pPr>
@@ -2294,18 +2300,21 @@
             <w:r>
               <w:t>2.0</w:t>
             </w:r>
-          </w:p>
-        </w:tc>
-        <w:tc>
-          <w:tcPr>
-            <w:tcW w:w="0" w:type="auto"/>
-          </w:tcPr>
-          <w:p>
-            <w:pPr>
-              <w:pStyle w:val="Compact"/>
-            </w:pPr>
-            <w:r>
-              <w:t>143.7</w:t>
+            <w:r>
+              <w:t xml:space="preserve"> ± 0.1</w:t>
+            </w:r>
+          </w:p>
+        </w:tc>
+        <w:tc>
+          <w:tcPr>
+            <w:tcW w:w="1540" w:type="dxa"/>
+          </w:tcPr>
+          <w:p>
+            <w:pPr>
+              <w:pStyle w:val="Compact"/>
+            </w:pPr>
+            <w:r>
+              <w:t>138.5 ± 5.1</w:t>
             </w:r>
           </w:p>
         </w:tc>
@@ -2313,7 +2322,7 @@
       <w:tr>
         <w:tc>
           <w:tcPr>
-            <w:tcW w:w="0" w:type="auto"/>
+            <w:tcW w:w="1320" w:type="dxa"/>
           </w:tcPr>
           <w:p>
             <w:pPr>
@@ -2326,53 +2335,56 @@
         </w:tc>
         <w:tc>
           <w:tcPr>
-            <w:tcW w:w="0" w:type="auto"/>
-          </w:tcPr>
-          <w:p>
-            <w:pPr>
-              <w:pStyle w:val="Compact"/>
-            </w:pPr>
-            <w:r>
-              <w:t>1948</w:t>
-            </w:r>
-          </w:p>
-        </w:tc>
-        <w:tc>
-          <w:tcPr>
-            <w:tcW w:w="0" w:type="auto"/>
-          </w:tcPr>
-          <w:p>
-            <w:pPr>
-              <w:pStyle w:val="Compact"/>
-            </w:pPr>
-            <w:r>
-              <w:t>2293</w:t>
-            </w:r>
-          </w:p>
-        </w:tc>
-        <w:tc>
-          <w:tcPr>
-            <w:tcW w:w="0" w:type="auto"/>
-          </w:tcPr>
-          <w:p>
-            <w:pPr>
-              <w:pStyle w:val="Compact"/>
-            </w:pPr>
-            <w:r>
-              <w:t>2.3</w:t>
-            </w:r>
-          </w:p>
-        </w:tc>
-        <w:tc>
-          <w:tcPr>
-            <w:tcW w:w="0" w:type="auto"/>
-          </w:tcPr>
-          <w:p>
-            <w:pPr>
-              <w:pStyle w:val="Compact"/>
-            </w:pPr>
-            <w:r>
-              <w:t>157.4</w:t>
+            <w:tcW w:w="1760" w:type="dxa"/>
+          </w:tcPr>
+          <w:p>
+            <w:pPr>
+              <w:pStyle w:val="Compact"/>
+            </w:pPr>
+            <w:r>
+              <w:t>1908.0 ± 29.2</w:t>
+            </w:r>
+          </w:p>
+        </w:tc>
+        <w:tc>
+          <w:tcPr>
+            <w:tcW w:w="1760" w:type="dxa"/>
+          </w:tcPr>
+          <w:p>
+            <w:pPr>
+              <w:pStyle w:val="Compact"/>
+            </w:pPr>
+            <w:r>
+              <w:t>2254.3 ± 27.3</w:t>
+            </w:r>
+          </w:p>
+        </w:tc>
+        <w:tc>
+          <w:tcPr>
+            <w:tcW w:w="1540" w:type="dxa"/>
+          </w:tcPr>
+          <w:p>
+            <w:pPr>
+              <w:pStyle w:val="Compact"/>
+            </w:pPr>
+            <w:r>
+              <w:t>2.</w:t>
+            </w:r>
+            <w:r>
+              <w:t>2 ± 0.1</w:t>
+            </w:r>
+          </w:p>
+        </w:tc>
+        <w:tc>
+          <w:tcPr>
+            <w:tcW w:w="1540" w:type="dxa"/>
+          </w:tcPr>
+          <w:p>
+            <w:pPr>
+              <w:pStyle w:val="Compact"/>
+            </w:pPr>
+            <w:r>
+              <w:t>155.7 ± 2.2</w:t>
             </w:r>
           </w:p>
         </w:tc>
@@ -2380,7 +2392,7 @@
       <w:tr>
         <w:tc>
           <w:tcPr>
-            <w:tcW w:w="0" w:type="auto"/>
+            <w:tcW w:w="1320" w:type="dxa"/>
           </w:tcPr>
           <w:p>
             <w:pPr>
@@ -2393,33 +2405,33 @@
         </w:tc>
         <w:tc>
           <w:tcPr>
-            <w:tcW w:w="0" w:type="auto"/>
-          </w:tcPr>
-          <w:p>
-            <w:pPr>
-              <w:pStyle w:val="Compact"/>
-            </w:pPr>
-            <w:r>
-              <w:t>1683</w:t>
-            </w:r>
-          </w:p>
-        </w:tc>
-        <w:tc>
-          <w:tcPr>
-            <w:tcW w:w="0" w:type="auto"/>
-          </w:tcPr>
-          <w:p>
-            <w:pPr>
-              <w:pStyle w:val="Compact"/>
-            </w:pPr>
-            <w:r>
-              <w:t>2009</w:t>
-            </w:r>
-          </w:p>
-        </w:tc>
-        <w:tc>
-          <w:tcPr>
-            <w:tcW w:w="0" w:type="auto"/>
+            <w:tcW w:w="1760" w:type="dxa"/>
+          </w:tcPr>
+          <w:p>
+            <w:pPr>
+              <w:pStyle w:val="Compact"/>
+            </w:pPr>
+            <w:r>
+              <w:t>1635.3 ± 35.9</w:t>
+            </w:r>
+          </w:p>
+        </w:tc>
+        <w:tc>
+          <w:tcPr>
+            <w:tcW w:w="1760" w:type="dxa"/>
+          </w:tcPr>
+          <w:p>
+            <w:pPr>
+              <w:pStyle w:val="Compact"/>
+            </w:pPr>
+            <w:r>
+              <w:t>1876.0 ± 9.4</w:t>
+            </w:r>
+          </w:p>
+        </w:tc>
+        <w:tc>
+          <w:tcPr>
+            <w:tcW w:w="1540" w:type="dxa"/>
           </w:tcPr>
           <w:p>
             <w:pPr>
@@ -2428,18 +2440,21 @@
             <w:r>
               <w:t>2.2</w:t>
             </w:r>
-          </w:p>
-        </w:tc>
-        <w:tc>
-          <w:tcPr>
-            <w:tcW w:w="0" w:type="auto"/>
-          </w:tcPr>
-          <w:p>
-            <w:pPr>
-              <w:pStyle w:val="Compact"/>
-            </w:pPr>
-            <w:r>
-              <w:t>164.8</w:t>
+            <w:r>
+              <w:t xml:space="preserve"> ± 0.0</w:t>
+            </w:r>
+          </w:p>
+        </w:tc>
+        <w:tc>
+          <w:tcPr>
+            <w:tcW w:w="1540" w:type="dxa"/>
+          </w:tcPr>
+          <w:p>
+            <w:pPr>
+              <w:pStyle w:val="Compact"/>
+            </w:pPr>
+            <w:r>
+              <w:t>156.1 ± 2.0</w:t>
             </w:r>
           </w:p>
         </w:tc>
@@ -2447,7 +2462,7 @@
       <w:tr>
         <w:tc>
           <w:tcPr>
-            <w:tcW w:w="0" w:type="auto"/>
+            <w:tcW w:w="1320" w:type="dxa"/>
           </w:tcPr>
           <w:p>
             <w:pPr>
@@ -2460,53 +2475,53 @@
         </w:tc>
         <w:tc>
           <w:tcPr>
-            <w:tcW w:w="0" w:type="auto"/>
-          </w:tcPr>
-          <w:p>
-            <w:pPr>
-              <w:pStyle w:val="Compact"/>
-            </w:pPr>
-            <w:r>
-              <w:t>1167</w:t>
-            </w:r>
-          </w:p>
-        </w:tc>
-        <w:tc>
-          <w:tcPr>
-            <w:tcW w:w="0" w:type="auto"/>
-          </w:tcPr>
-          <w:p>
-            <w:pPr>
-              <w:pStyle w:val="Compact"/>
-            </w:pPr>
-            <w:r>
-              <w:t>1216</w:t>
-            </w:r>
-          </w:p>
-        </w:tc>
-        <w:tc>
-          <w:tcPr>
-            <w:tcW w:w="0" w:type="auto"/>
-          </w:tcPr>
-          <w:p>
-            <w:pPr>
-              <w:pStyle w:val="Compact"/>
-            </w:pPr>
-            <w:r>
-              <w:t>24.0</w:t>
-            </w:r>
-          </w:p>
-        </w:tc>
-        <w:tc>
-          <w:tcPr>
-            <w:tcW w:w="0" w:type="auto"/>
-          </w:tcPr>
-          <w:p>
-            <w:pPr>
-              <w:pStyle w:val="Compact"/>
-            </w:pPr>
-            <w:r>
-              <w:t>155.5</w:t>
+            <w:tcW w:w="1760" w:type="dxa"/>
+          </w:tcPr>
+          <w:p>
+            <w:pPr>
+              <w:pStyle w:val="Compact"/>
+            </w:pPr>
+            <w:r>
+              <w:t>1151.1 ± 11.3</w:t>
+            </w:r>
+          </w:p>
+        </w:tc>
+        <w:tc>
+          <w:tcPr>
+            <w:tcW w:w="1760" w:type="dxa"/>
+          </w:tcPr>
+          <w:p>
+            <w:pPr>
+              <w:pStyle w:val="Compact"/>
+            </w:pPr>
+            <w:r>
+              <w:t>1208.6 ± 5.2</w:t>
+            </w:r>
+          </w:p>
+        </w:tc>
+        <w:tc>
+          <w:tcPr>
+            <w:tcW w:w="1540" w:type="dxa"/>
+          </w:tcPr>
+          <w:p>
+            <w:pPr>
+              <w:pStyle w:val="Compact"/>
+            </w:pPr>
+            <w:r>
+              <w:t>26.1 ± 1.7</w:t>
+            </w:r>
+          </w:p>
+        </w:tc>
+        <w:tc>
+          <w:tcPr>
+            <w:tcW w:w="1540" w:type="dxa"/>
+          </w:tcPr>
+          <w:p>
+            <w:pPr>
+              <w:pStyle w:val="Compact"/>
+            </w:pPr>
+            <w:r>
+              <w:t>151.4 ± 2.9</w:t>
             </w:r>
           </w:p>
         </w:tc>
@@ -2514,7 +2529,7 @@
       <w:tr>
         <w:tc>
           <w:tcPr>
-            <w:tcW w:w="0" w:type="auto"/>
+            <w:tcW w:w="1320" w:type="dxa"/>
           </w:tcPr>
           <w:p>
             <w:pPr>
@@ -2527,53 +2542,53 @@
         </w:tc>
         <w:tc>
           <w:tcPr>
-            <w:tcW w:w="0" w:type="auto"/>
-          </w:tcPr>
-          <w:p>
-            <w:pPr>
-              <w:pStyle w:val="Compact"/>
-            </w:pPr>
-            <w:r>
-              <w:t>944</w:t>
-            </w:r>
-          </w:p>
-        </w:tc>
-        <w:tc>
-          <w:tcPr>
-            <w:tcW w:w="0" w:type="auto"/>
-          </w:tcPr>
-          <w:p>
-            <w:pPr>
-              <w:pStyle w:val="Compact"/>
-            </w:pPr>
-            <w:r>
-              <w:t>1078</w:t>
-            </w:r>
-          </w:p>
-        </w:tc>
-        <w:tc>
-          <w:tcPr>
-            <w:tcW w:w="0" w:type="auto"/>
-          </w:tcPr>
-          <w:p>
-            <w:pPr>
-              <w:pStyle w:val="Compact"/>
-            </w:pPr>
-            <w:r>
-              <w:t>29.7</w:t>
-            </w:r>
-          </w:p>
-        </w:tc>
-        <w:tc>
-          <w:tcPr>
-            <w:tcW w:w="0" w:type="auto"/>
-          </w:tcPr>
-          <w:p>
-            <w:pPr>
-              <w:pStyle w:val="Compact"/>
-            </w:pPr>
-            <w:r>
-              <w:t>152.2</w:t>
+            <w:tcW w:w="1760" w:type="dxa"/>
+          </w:tcPr>
+          <w:p>
+            <w:pPr>
+              <w:pStyle w:val="Compact"/>
+            </w:pPr>
+            <w:r>
+              <w:t>936.3 ± 5.5</w:t>
+            </w:r>
+          </w:p>
+        </w:tc>
+        <w:tc>
+          <w:tcPr>
+            <w:tcW w:w="1760" w:type="dxa"/>
+          </w:tcPr>
+          <w:p>
+            <w:pPr>
+              <w:pStyle w:val="Compact"/>
+            </w:pPr>
+            <w:r>
+              <w:t>1081.5 ± 2.5</w:t>
+            </w:r>
+          </w:p>
+        </w:tc>
+        <w:tc>
+          <w:tcPr>
+            <w:tcW w:w="1540" w:type="dxa"/>
+          </w:tcPr>
+          <w:p>
+            <w:pPr>
+              <w:pStyle w:val="Compact"/>
+            </w:pPr>
+            <w:r>
+              <w:t>30.6 ± 0.6</w:t>
+            </w:r>
+          </w:p>
+        </w:tc>
+        <w:tc>
+          <w:tcPr>
+            <w:tcW w:w="1540" w:type="dxa"/>
+          </w:tcPr>
+          <w:p>
+            <w:pPr>
+              <w:pStyle w:val="Compact"/>
+            </w:pPr>
+            <w:r>
+              <w:t>153.1 ± 1.4</w:t>
             </w:r>
           </w:p>
         </w:tc>
@@ -2581,7 +2596,7 @@
       <w:tr>
         <w:tc>
           <w:tcPr>
-            <w:tcW w:w="0" w:type="auto"/>
+            <w:tcW w:w="1320" w:type="dxa"/>
           </w:tcPr>
           <w:p>
             <w:pPr>
@@ -2594,53 +2609,56 @@
         </w:tc>
         <w:tc>
           <w:tcPr>
-            <w:tcW w:w="0" w:type="auto"/>
-          </w:tcPr>
-          <w:p>
-            <w:pPr>
-              <w:pStyle w:val="Compact"/>
-            </w:pPr>
-            <w:r>
-              <w:t>673</w:t>
-            </w:r>
-          </w:p>
-        </w:tc>
-        <w:tc>
-          <w:tcPr>
-            <w:tcW w:w="0" w:type="auto"/>
-          </w:tcPr>
-          <w:p>
-            <w:pPr>
-              <w:pStyle w:val="Compact"/>
-            </w:pPr>
-            <w:r>
-              <w:t>967</w:t>
-            </w:r>
-          </w:p>
-        </w:tc>
-        <w:tc>
-          <w:tcPr>
-            <w:tcW w:w="0" w:type="auto"/>
-          </w:tcPr>
-          <w:p>
-            <w:pPr>
-              <w:pStyle w:val="Compact"/>
-            </w:pPr>
-            <w:r>
-              <w:t>33.4</w:t>
-            </w:r>
-          </w:p>
-        </w:tc>
-        <w:tc>
-          <w:tcPr>
-            <w:tcW w:w="0" w:type="auto"/>
-          </w:tcPr>
-          <w:p>
-            <w:pPr>
-              <w:pStyle w:val="Compact"/>
-            </w:pPr>
-            <w:r>
-              <w:t>155.6</w:t>
+            <w:tcW w:w="1760" w:type="dxa"/>
+          </w:tcPr>
+          <w:p>
+            <w:pPr>
+              <w:pStyle w:val="Compact"/>
+            </w:pPr>
+            <w:r>
+              <w:t>674.8 ± 1.5</w:t>
+            </w:r>
+          </w:p>
+        </w:tc>
+        <w:tc>
+          <w:tcPr>
+            <w:tcW w:w="1760" w:type="dxa"/>
+          </w:tcPr>
+          <w:p>
+            <w:pPr>
+              <w:pStyle w:val="Compact"/>
+            </w:pPr>
+            <w:r>
+              <w:t>977.8 ± 7.7</w:t>
+            </w:r>
+          </w:p>
+        </w:tc>
+        <w:tc>
+          <w:tcPr>
+            <w:tcW w:w="1540" w:type="dxa"/>
+          </w:tcPr>
+          <w:p>
+            <w:pPr>
+              <w:pStyle w:val="Compact"/>
+            </w:pPr>
+            <w:r>
+              <w:t>33.</w:t>
+            </w:r>
+            <w:r>
+              <w:t>0 ± 0.3</w:t>
+            </w:r>
+          </w:p>
+        </w:tc>
+        <w:tc>
+          <w:tcPr>
+            <w:tcW w:w="1540" w:type="dxa"/>
+          </w:tcPr>
+          <w:p>
+            <w:pPr>
+              <w:pStyle w:val="Compact"/>
+            </w:pPr>
+            <w:r>
+              <w:t>156.0 ± 2.0</w:t>
             </w:r>
           </w:p>
         </w:tc>
@@ -2648,7 +2666,7 @@
       <w:tr>
         <w:tc>
           <w:tcPr>
-            <w:tcW w:w="0" w:type="auto"/>
+            <w:tcW w:w="1320" w:type="dxa"/>
           </w:tcPr>
           <w:p>
             <w:pPr>
@@ -2661,53 +2679,56 @@
         </w:tc>
         <w:tc>
           <w:tcPr>
-            <w:tcW w:w="0" w:type="auto"/>
-          </w:tcPr>
-          <w:p>
-            <w:pPr>
-              <w:pStyle w:val="Compact"/>
-            </w:pPr>
-            <w:r>
-              <w:t>556</w:t>
-            </w:r>
-          </w:p>
-        </w:tc>
-        <w:tc>
-          <w:tcPr>
-            <w:tcW w:w="0" w:type="auto"/>
-          </w:tcPr>
-          <w:p>
-            <w:pPr>
-              <w:pStyle w:val="Compact"/>
-            </w:pPr>
-            <w:r>
-              <w:t>947</w:t>
-            </w:r>
-          </w:p>
-        </w:tc>
-        <w:tc>
-          <w:tcPr>
-            <w:tcW w:w="0" w:type="auto"/>
-          </w:tcPr>
-          <w:p>
-            <w:pPr>
-              <w:pStyle w:val="Compact"/>
-            </w:pPr>
-            <w:r>
-              <w:t>29.7</w:t>
-            </w:r>
-          </w:p>
-        </w:tc>
-        <w:tc>
-          <w:tcPr>
-            <w:tcW w:w="0" w:type="auto"/>
-          </w:tcPr>
-          <w:p>
-            <w:pPr>
-              <w:pStyle w:val="Compact"/>
-            </w:pPr>
-            <w:r>
-              <w:t>156.8</w:t>
+            <w:tcW w:w="1760" w:type="dxa"/>
+          </w:tcPr>
+          <w:p>
+            <w:pPr>
+              <w:pStyle w:val="Compact"/>
+            </w:pPr>
+            <w:r>
+              <w:t>570.6 ± 10.3</w:t>
+            </w:r>
+          </w:p>
+        </w:tc>
+        <w:tc>
+          <w:tcPr>
+            <w:tcW w:w="1760" w:type="dxa"/>
+          </w:tcPr>
+          <w:p>
+            <w:pPr>
+              <w:pStyle w:val="Compact"/>
+            </w:pPr>
+            <w:r>
+              <w:t>970.3 ± 16.5</w:t>
+            </w:r>
+          </w:p>
+        </w:tc>
+        <w:tc>
+          <w:tcPr>
+            <w:tcW w:w="1540" w:type="dxa"/>
+          </w:tcPr>
+          <w:p>
+            <w:pPr>
+              <w:pStyle w:val="Compact"/>
+            </w:pPr>
+            <w:r>
+              <w:t>29.</w:t>
+            </w:r>
+            <w:r>
+              <w:t>1 ± 0.6</w:t>
+            </w:r>
+          </w:p>
+        </w:tc>
+        <w:tc>
+          <w:tcPr>
+            <w:tcW w:w="1540" w:type="dxa"/>
+          </w:tcPr>
+          <w:p>
+            <w:pPr>
+              <w:pStyle w:val="Compact"/>
+            </w:pPr>
+            <w:r>
+              <w:t>161.9 ± 3.6</w:t>
             </w:r>
           </w:p>
         </w:tc>
@@ -2715,7 +2736,7 @@
       <w:tr>
         <w:tc>
           <w:tcPr>
-            <w:tcW w:w="0" w:type="auto"/>
+            <w:tcW w:w="1320" w:type="dxa"/>
           </w:tcPr>
           <w:p>
             <w:pPr>
@@ -2728,53 +2749,53 @@
         </w:tc>
         <w:tc>
           <w:tcPr>
-            <w:tcW w:w="0" w:type="auto"/>
-          </w:tcPr>
-          <w:p>
-            <w:pPr>
-              <w:pStyle w:val="Compact"/>
-            </w:pPr>
-            <w:r>
-              <w:t>502</w:t>
-            </w:r>
-          </w:p>
-        </w:tc>
-        <w:tc>
-          <w:tcPr>
-            <w:tcW w:w="0" w:type="auto"/>
-          </w:tcPr>
-          <w:p>
-            <w:pPr>
-              <w:pStyle w:val="Compact"/>
-            </w:pPr>
-            <w:r>
-              <w:t>938</w:t>
-            </w:r>
-          </w:p>
-        </w:tc>
-        <w:tc>
-          <w:tcPr>
-            <w:tcW w:w="0" w:type="auto"/>
-          </w:tcPr>
-          <w:p>
-            <w:pPr>
-              <w:pStyle w:val="Compact"/>
-            </w:pPr>
-            <w:r>
-              <w:t>23.9</w:t>
-            </w:r>
-          </w:p>
-        </w:tc>
-        <w:tc>
-          <w:tcPr>
-            <w:tcW w:w="0" w:type="auto"/>
-          </w:tcPr>
-          <w:p>
-            <w:pPr>
-              <w:pStyle w:val="Compact"/>
-            </w:pPr>
-            <w:r>
-              <w:t>163.0</w:t>
+            <w:tcW w:w="1760" w:type="dxa"/>
+          </w:tcPr>
+          <w:p>
+            <w:pPr>
+              <w:pStyle w:val="Compact"/>
+            </w:pPr>
+            <w:r>
+              <w:t>518.7 ± 11.8</w:t>
+            </w:r>
+          </w:p>
+        </w:tc>
+        <w:tc>
+          <w:tcPr>
+            <w:tcW w:w="1760" w:type="dxa"/>
+          </w:tcPr>
+          <w:p>
+            <w:pPr>
+              <w:pStyle w:val="Compact"/>
+            </w:pPr>
+            <w:r>
+              <w:t>968.3 ± 21.4</w:t>
+            </w:r>
+          </w:p>
+        </w:tc>
+        <w:tc>
+          <w:tcPr>
+            <w:tcW w:w="1540" w:type="dxa"/>
+          </w:tcPr>
+          <w:p>
+            <w:pPr>
+              <w:pStyle w:val="Compact"/>
+            </w:pPr>
+            <w:r>
+              <w:t>25.6 ± 1.2</w:t>
+            </w:r>
+          </w:p>
+        </w:tc>
+        <w:tc>
+          <w:tcPr>
+            <w:tcW w:w="1540" w:type="dxa"/>
+          </w:tcPr>
+          <w:p>
+            <w:pPr>
+              <w:pStyle w:val="Compact"/>
+            </w:pPr>
+            <w:r>
+              <w:t>161.2 ± 5.5</w:t>
             </w:r>
           </w:p>
         </w:tc>
@@ -2789,10 +2810,10 @@
           <w:noProof/>
         </w:rPr>
         <w:drawing>
-          <wp:inline distT="0" distB="0" distL="0" distR="0">
+          <wp:inline distT="0" distB="0" distL="0" distR="0" wp14:anchorId="426027D2" wp14:editId="7DE469A5">
             <wp:extent cx="5943600" cy="2971800"/>
             <wp:effectExtent l="0" t="0" r="0" b="0"/>
-            <wp:docPr id="33" name="Picture" descr="Fig. 2. Cyclic stress–strain curves of the LLM-alloy after annealing for 1 minute at (a) 600, (b) 700, (c) 800, (d) 900, (e) 1000, (f) 1100 and (g) 1200 °C, and (h) at 1200 °C followed by the 200 °C/3 h age. Wire diameter is 0.36 mm. Stress is computed from the measured per-spool diameter and strain from crosshead extension over the 127 mm gauge (Sec. 2.4). Curves are shown to 10% strain (2.5% for the two brittle conditions); elongations to failure are listed in Table 2."/>
+            <wp:docPr id="33" name="Picture" descr="Fig. 2. Cyclic stress–strain curves of the LLM-alloy after annealing for 1 minute at (a) 600, (b) 700, (c) 800, (d) 900, (e) 1000, (f) 1100 and (g) 1200 °C, and (h) at 1200 °C followed by the 200 °C/3 h age. Wire diameter is 0.36 mm. Stress is computed from the measured per-spool diameter and strain from crosshead extension over the 127 mm gauge (Sec. 2.4). Each panel shows one representative specimen of the three tested per condition; the values in Table 2 are means over all three. Curves are shown to 10% strain (2.5% for the two brittle conditions); elongations to failure are listed in Table 2."/>
             <wp:cNvGraphicFramePr/>
             <a:graphic xmlns:a="http://schemas.openxmlformats.org/drawingml/2006/main">
               <a:graphicData uri="http://schemas.openxmlformats.org/drawingml/2006/picture">
@@ -2843,7 +2864,10 @@
         <w:t>Fig. 2.</w:t>
       </w:r>
       <w:r>
-        <w:t xml:space="preserve"> Cyclic stress–strain curves of the </w:t>
+        <w:t xml:space="preserve"> </w:t>
+      </w:r>
+      <w:r>
+        <w:t xml:space="preserve">Cyclic stress–strain curves of the </w:t>
       </w:r>
       <w:r>
         <w:t>LLM-</w:t>
@@ -2864,7 +2888,7 @@
         <w:t xml:space="preserve">strain </w:t>
       </w:r>
       <w:r>
-        <w:t>from crosshead extension over the 127 mm gauge (Sec. 2.4). Curves are shown to 10% strain (2.5% for the two brittle conditions); elongations to failure are listed in Table 2</w:t>
+        <w:t>from crosshead extension over the 127 mm gauge (Sec. 2.4). Each panel shows one representative specimen of the three tested per condition; the values in Table 2 are means over all three. Curves are shown to 10% strain (2.5% for the two brittle conditions); elongations to failure are listed in Table 2</w:t>
       </w:r>
       <w:r>
         <w:t>.</w:t>
@@ -2882,92 +2906,89 @@
         <w:t>Fig. 3</w:t>
       </w:r>
       <w:r>
+        <w:t xml:space="preserve"> compares the stress–strain behavior of the </w:t>
+      </w:r>
+      <w:r>
+        <w:t>LLM-</w:t>
+      </w:r>
+      <w:r>
+        <w:t xml:space="preserve"> and </w:t>
+      </w:r>
+      <w:r>
+        <w:t>benchmark</w:t>
+      </w:r>
+      <w:r>
+        <w:t xml:space="preserve"> alloys during cyclic loading–unloading–heating deformation. In this test, any residual stress-induced martensite present at zero stress should transform back to austenite upon heating, causing the reloading stress to rise at a strain lower than the last unloading strain. This is exactly what happened in the </w:t>
+      </w:r>
+      <w:r>
+        <w:t>benchmark</w:t>
+      </w:r>
+      <w:r>
+        <w:t xml:space="preserve"> alloy: </w:t>
+      </w:r>
+      <w:r>
+        <w:rPr>
+          <w:b/>
+          <w:bCs/>
+        </w:rPr>
+        <w:t>Fig. 3b</w:t>
+      </w:r>
+      <w:r>
         <w:t xml:space="preserve"> </w:t>
       </w:r>
       <w:r>
-        <w:t xml:space="preserve">compares the stress–strain behavior of the </w:t>
+        <w:t xml:space="preserve">shows that its residual strain after unloading from 3% deformation is ≈2.2%, and upon reloading, stress rises at a strain of ≈1.7%. This 0.5% strain recovery caused by heating is evidence of stress-induced martensite transformation in the </w:t>
+      </w:r>
+      <w:r>
+        <w:t>benchmark</w:t>
+      </w:r>
+      <w:r>
+        <w:t xml:space="preserve"> alloy — the stress-induced martensite was stable enough to survive unloading but transformed back to austenite upon heating. By contrast, </w:t>
+      </w:r>
+      <w:r>
+        <w:rPr>
+          <w:b/>
+          <w:bCs/>
+        </w:rPr>
+        <w:t>Fig. 3a</w:t>
+      </w:r>
+      <w:r>
+        <w:t xml:space="preserve"> </w:t>
+      </w:r>
+      <w:r>
+        <w:t xml:space="preserve">shows no strain recovery of the </w:t>
       </w:r>
       <w:r>
         <w:t>LLM-</w:t>
       </w:r>
       <w:r>
-        <w:t xml:space="preserve"> and </w:t>
-      </w:r>
-      <w:r>
-        <w:t>benchmark</w:t>
-      </w:r>
-      <w:r>
-        <w:t xml:space="preserve"> alloys during cyclic loading–unloading–heating deformation. In this test, any residual stress-induced martensite present at zero stress should transform back to austenite upon heating, causing the reloading stress to rise at a strain lower than the last unloading strain. This is exactly what happened in the </w:t>
-      </w:r>
-      <w:r>
-        <w:t>benchmark</w:t>
-      </w:r>
-      <w:r>
-        <w:t xml:space="preserve"> alloy: </w:t>
-      </w:r>
-      <w:r>
-        <w:rPr>
-          <w:b/>
-          <w:bCs/>
-        </w:rPr>
-        <w:t>Fig. 3b</w:t>
+        <w:t xml:space="preserve">alloy during this test, indicating that it deforms plastically with no pseudo-elasticity regardless of heat-treating condition. We conclude that the microstructure of the </w:t>
+      </w:r>
+      <w:r>
+        <w:t>LLM-</w:t>
+      </w:r>
+      <w:r>
+        <w:t>alloy is very stable and that stress-induced phase transformation is not one of its active deformation mechanisms.</w:t>
+      </w:r>
+    </w:p>
+    <w:p>
+      <w:pPr>
+        <w:pStyle w:val="BodyText"/>
+      </w:pPr>
+      <w:r>
+        <w:t xml:space="preserve">The claim made here is the narrow one it should be: </w:t>
+      </w:r>
+      <w:r>
+        <w:rPr>
+          <w:b/>
+          <w:bCs/>
+        </w:rPr>
+        <w:t>no detectable transformation in the LLM-alloy under a route that produced measurable transformation in the benchmark.</w:t>
       </w:r>
       <w:r>
         <w:t xml:space="preserve"> </w:t>
       </w:r>
       <w:r>
-        <w:t xml:space="preserve">shows that its residual strain after unloading from 3% deformation is ≈2.2%, and upon reloading, stress rises at a strain of ≈1.7%. This 0.5% strain recovery caused by heating is evidence of stress-induced martensite transformation in the </w:t>
-      </w:r>
-      <w:r>
-        <w:t>benchmark</w:t>
-      </w:r>
-      <w:r>
-        <w:t xml:space="preserve"> alloy — the stress-induced martensite was stable enough to survive unloading but transformed back to austenite upon heating. By contrast, </w:t>
-      </w:r>
-      <w:r>
-        <w:rPr>
-          <w:b/>
-          <w:bCs/>
-        </w:rPr>
-        <w:t>Fig. 3a</w:t>
-      </w:r>
-      <w:r>
-        <w:t xml:space="preserve"> </w:t>
-      </w:r>
-      <w:r>
-        <w:t xml:space="preserve">shows no strain recovery of the </w:t>
-      </w:r>
-      <w:r>
-        <w:t>LLM-</w:t>
-      </w:r>
-      <w:r>
-        <w:t xml:space="preserve">alloy during this test, indicating that it deforms plastically with no pseudo-elasticity regardless of heat-treating condition. We conclude that the microstructure of the </w:t>
-      </w:r>
-      <w:r>
-        <w:t>LLM-</w:t>
-      </w:r>
-      <w:r>
-        <w:t>alloy is very stable and that stress-induced phase transformation is not one of its active deformation mechanisms.</w:t>
-      </w:r>
-    </w:p>
-    <w:p>
-      <w:pPr>
-        <w:pStyle w:val="BodyText"/>
-      </w:pPr>
-      <w:r>
-        <w:t xml:space="preserve">The claim made here is the narrow one it should be: </w:t>
-      </w:r>
-      <w:r>
-        <w:rPr>
-          <w:b/>
-          <w:bCs/>
-        </w:rPr>
-        <w:t>no detectable transformation in the LLM-alloy under a route that produced measurable transformation in the benchmark.</w:t>
-      </w:r>
-      <w:r>
-        <w:t xml:space="preserve"> </w:t>
-      </w:r>
-      <w:r>
         <w:t>The comparison is conservative in the LLM-alloy’s favour, because the LLM-alloy additionally received the 200 °C/3 h age reported to develop pseudo-elasticity in this family (</w:t>
       </w:r>
       <w:r>
@@ -2997,7 +3018,7 @@
           <w:noProof/>
         </w:rPr>
         <w:drawing>
-          <wp:inline distT="0" distB="0" distL="0" distR="0">
+          <wp:inline distT="0" distB="0" distL="0" distR="0" wp14:anchorId="3EB5CE49" wp14:editId="5FB79D5C">
             <wp:extent cx="5522976" cy="2086356"/>
             <wp:effectExtent l="0" t="0" r="0" b="0"/>
             <wp:docPr id="36" name="Picture" descr="Fig. 3. Loading–unloading–heating tests of (a) the LLM-alloy and (b) the benchmark alloy, both heat treated at 1200 °C for 1 minute. Black arrows show the deformation path; the red arrow highlights the strain recovery caused by heating."/>
@@ -3525,7 +3546,7 @@
           <w:noProof/>
         </w:rPr>
         <w:drawing>
-          <wp:inline distT="0" distB="0" distL="0" distR="0">
+          <wp:inline distT="0" distB="0" distL="0" distR="0" wp14:anchorId="221CC045" wp14:editId="4408D57B">
             <wp:extent cx="5943600" cy="5802830"/>
             <wp:effectExtent l="0" t="0" r="0" b="0"/>
             <wp:docPr id="40" name="Picture" descr="Fig. 4. 2D synchrotron X-ray diffraction images of (a) LLM-alloy annealed at 1200 °C for 1 min, (b) annealed LLM-alloy after 10% tensile strain, (c) benchmark alloy annealed at 1200 °C for 1 min, and (d) annealed benchmark alloy after 8% tensile strain."/>
@@ -3615,7 +3636,7 @@
           <w:noProof/>
         </w:rPr>
         <w:drawing>
-          <wp:inline distT="0" distB="0" distL="0" distR="0">
+          <wp:inline distT="0" distB="0" distL="0" distR="0" wp14:anchorId="21F2B54A" wp14:editId="7721970B">
             <wp:extent cx="2993136" cy="4465320"/>
             <wp:effectExtent l="0" t="0" r="0" b="0"/>
             <wp:docPr id="43" name="Picture" descr="Fig. 5. Comparison between synchrotron X-ray diffraction data (lower half of each panel) and results of Rietveld refinement (upper half of each panel) for the LLM-alloy: (a) heat-treated at 1200 °C for 1 minute (R_wp = 21.4%, R_p = 8.7%), and (b) after unloading from 10% strain (R_wp = 12.5%, R_p = 5.9%). Both refinements used the three-phase model of Sec. 2.5, with lattice parameters fixed at a = 3.6366 Å (γ) and 2.8865 Å (α) in both cases, and 5.7734 Å (a) and 5.7801 Å (b) for D0₃."/>
@@ -3717,7 +3738,7 @@
           <w:noProof/>
         </w:rPr>
         <w:drawing>
-          <wp:inline distT="0" distB="0" distL="0" distR="0">
+          <wp:inline distT="0" distB="0" distL="0" distR="0" wp14:anchorId="5EAC85EB" wp14:editId="1B9A6B34">
             <wp:extent cx="5120640" cy="5943600"/>
             <wp:effectExtent l="0" t="0" r="0" b="0"/>
             <wp:docPr id="46" name="Picture" descr="Fig. 6. Azimuthally integrated X-ray diffraction spectra of (a) the LLM-alloy and (b) the benchmark alloy before and after deformation. Samples were heat treated at 1200 °C for 1 minute before deformation."/>
@@ -3798,7 +3819,7 @@
           <w:noProof/>
         </w:rPr>
         <w:drawing>
-          <wp:inline distT="0" distB="0" distL="0" distR="0">
+          <wp:inline distT="0" distB="0" distL="0" distR="0" wp14:anchorId="0E0F73C6" wp14:editId="01D92A28">
             <wp:extent cx="3404616" cy="1234440"/>
             <wp:effectExtent l="0" t="0" r="0" b="0"/>
             <wp:docPr id="49" name="Picture" descr="Fig. 7. Inverse pole figures of the γ and α phases of the LLM-alloy along the wire axis, extracted from the E-WIMV orientation-distribution refinement of Sec. 2.5. The sample was heat treated at 1200 °C for 1 minute. Intensities are in multiples of a random distribution."/>
@@ -3864,7 +3885,7 @@
           <w:noProof/>
         </w:rPr>
         <w:drawing>
-          <wp:inline distT="0" distB="0" distL="0" distR="0">
+          <wp:inline distT="0" distB="0" distL="0" distR="0" wp14:anchorId="0332EEFE" wp14:editId="54072B11">
             <wp:extent cx="3566160" cy="3410712"/>
             <wp:effectExtent l="0" t="0" r="0" b="0"/>
             <wp:docPr id="52" name="Picture" descr="Fig. 8. Synchrotron X-ray diffraction image of the LLM-alloy after the abnormal-grain-growth heat treatment of Sec. 2.2. The vertical direction from the beam center corresponds to the wire axis. The pattern contains the same γ, α and D0₃ reflections as Fig. 4a, with the ring intensity resolved into discrete spots."/>
@@ -3956,7 +3977,17 @@
         <w:t>Table 1</w:t>
       </w:r>
       <w:r>
-        <w:t xml:space="preserve">. The virtual carbon-free composition described in Sec. 2.6 was evaluated on the same basis; because all three databases agree on it, it is reported numerically in </w:t>
+        <w:t xml:space="preserve">. The virtual carbon-free composition described in Sec. 2.6 was evaluated on the same basis and is plotted beside them in </w:t>
+      </w:r>
+      <w:r>
+        <w:rPr>
+          <w:b/>
+          <w:bCs/>
+        </w:rPr>
+        <w:t>Fig. 9c</w:t>
+      </w:r>
+      <w:r>
+        <w:t xml:space="preserve">; because all three databases agree on it, it is also reported numerically in </w:t>
       </w:r>
       <w:r>
         <w:rPr>
@@ -3966,7 +3997,7 @@
         <w:t>Table 3</w:t>
       </w:r>
       <w:r>
-        <w:t xml:space="preserve"> rather than plotted.</w:t>
+        <w:t>.</w:t>
       </w:r>
     </w:p>
     <w:p>
@@ -4035,10 +4066,20 @@
         <w:pStyle w:val="BodyText"/>
       </w:pPr>
       <w:r>
-        <w:t>Removing carbon and holding every other element fixed restores the missing field, and does so in every database. The single-phase α window opens at ≈1150 °C instead of ≈1340 °C in mpea-02b and at ≈1160 °C instead of ≈1390 °C in PrecHiMn-04, while mc_fe — which returns no single-phase α at all for the carbon-bearing composition below 1400 °C — places it at ≈1130 °C. The 1200 °C solution treatment therefore lands inside the single-phase field once carbon is removed, and the alloy reaches 100% α exactly as the</w:t>
-      </w:r>
-      <w:r>
-        <w:t xml:space="preserve"> benchmark does, in all three databases and despite their covering different element sets (</w:t>
+        <w:t>Removing carbon and holding every other element fixed restores the missing field (</w:t>
+      </w:r>
+      <w:r>
+        <w:rPr>
+          <w:b/>
+          <w:bCs/>
+        </w:rPr>
+        <w:t>Fig. 9c</w:t>
+      </w:r>
+      <w:r>
+        <w:t>), and does so in every database. The single-phase α window opens at ≈1150 °C instead of ≈1340 °C in mpea-02b and at ≈1160 °C instead of ≈1390 °C in PrecHiMn-04, while mc_fe — which returns no single-phase α at all for the carbon-bearing composition below 1400 °C — places it at ≈1130 °C. The 1200 °C solution treatment therefore lands inside the single-phase field once carbon is removed, and the alloy reaches 100% α exactly as the benchmark does, in all three databases and despite their covering different el</w:t>
+      </w:r>
+      <w:r>
+        <w:t>ement sets (</w:t>
       </w:r>
       <w:r>
         <w:rPr>
@@ -4412,10 +4453,10 @@
           <w:noProof/>
         </w:rPr>
         <w:drawing>
-          <wp:inline distT="0" distB="0" distL="0" distR="0">
-            <wp:extent cx="5943600" cy="2724150"/>
+          <wp:inline distT="0" distB="0" distL="0" distR="0" wp14:anchorId="320BFCC5" wp14:editId="10ECDC59">
+            <wp:extent cx="5943600" cy="2075542"/>
             <wp:effectExtent l="0" t="0" r="0" b="0"/>
-            <wp:docPr id="56" name="Picture" descr="Fig. 9. Calculated equilibrium step diagrams (mpea-02b database) for (a) the benchmark alloy and (b) the LLM-hypothesized alloy. Both were computed from the measured ICP-AES chemistries of Table 1 converted from wt% to at%: Fe–34.1Mn–15.2Al–7.8Ni–0.04C and Fe–29.8Mn–11.9Al–4.2Ni–2.04Si–0.45C respectively. mpea-02b does not model Si, which was therefore omitted and the remaining elements renormalized (Sec. 2.6). The shaded band is the ordered (B2) portion of the total bcc fraction; it lies beneath the total bcc curve because B2 is an ordered partition of that phase rather than a separate one. The dashed line marks the 1200 °C solution-treatment temperature. The carbon-free control composition is reported in Table 3."/>
+            <wp:docPr id="56" name="Picture" descr="Fig. 9. Calculated equilibrium step diagrams (mpea-02b database) for (a) the benchmark alloy, (b) the LLM-hypothesized alloy and (c) the same LLM-alloy chemistry with carbon deleted and every other element held fixed — the virtual control of Sec. 2.6. Panels (a) and (b) were computed from the measured ICP-AES chemistries of Table 1 converted from wt% to at%: Fe–34.1Mn–15.2Al–7.8Ni–0.04C and Fe–29.8Mn–11.9Al–4.2Ni–2.04Si–0.45C respectively. mpea-02b does not model Si, which was therefore omitted and the remaining elements renormalized (Sec. 2.6). The shaded band is the ordered (B2) portion of the total bcc fraction; it lies beneath the total bcc curve because B2 is an ordered partition of that phase rather than a separate one. The dashed line marks the 1200 °C solution-treatment temperature: it lies outside the single-phase α field in (b) and inside it in (c). The carbon-free control is also reported numerically in Table 3."/>
             <wp:cNvGraphicFramePr/>
             <a:graphic xmlns:a="http://schemas.openxmlformats.org/drawingml/2006/main">
               <a:graphicData uri="http://schemas.openxmlformats.org/drawingml/2006/picture">
@@ -4435,7 +4476,7 @@
                   <pic:spPr bwMode="auto">
                     <a:xfrm>
                       <a:off x="0" y="0"/>
-                      <a:ext cx="5943600" cy="2724150"/>
+                      <a:ext cx="5943600" cy="2075542"/>
                     </a:xfrm>
                     <a:prstGeom prst="rect">
                       <a:avLst/>
@@ -4469,10 +4510,10 @@
         <w:t xml:space="preserve"> </w:t>
       </w:r>
       <w:r>
-        <w:t>Calculated equilibrium step diagrams (mpea-02b database) for (a) the benchmark alloy and (b) the LLM-hypothesized alloy. Both were computed from the measured ICP-AES chemistries of Table 1 converted from wt% to at%: Fe–34.1Mn–15.2Al–7.8Ni–0.04C and Fe–29.8Mn–11.9Al–4.2Ni–2.04Si–0.45C respectively. mpea-02b does not model Si, which was therefore omitted and the remaining elements renormalized (Sec. 2.6). The shaded band is the ordered (B2) portion of the total bcc fraction; it lies beneath the total bcc curv</w:t>
-      </w:r>
-      <w:r>
-        <w:t>e because B2 is an ordered partition of that phase rather than a separate one. The dashed line marks the 1200 °C solution-treatment temperature. The carbon-free control composition is reported in Table 3.</w:t>
+        <w:t>Calculated equilibrium step diagrams (mpea-02b database) for (a) the benchmark alloy, (b) the LLM-hypothesized alloy and (c) the same LLM-alloy chemistry with carbon deleted and every other element held fixed — the virtual control of Sec. 2.6. Panels (a) and (b) were computed from the measured ICP-AES chemistries of Table 1 converted from wt% to at%: Fe–34.1Mn–15.2Al–7.8Ni–0.04C and Fe–29.8Mn–11.9Al–4.2Ni–2.04Si–0.45C respectively. mpea-02b does not model Si, which was therefore omitted and the remaining el</w:t>
+      </w:r>
+      <w:r>
+        <w:t>ements renormalized (Sec. 2.6). The shaded band is the ordered (B2) portion of the total bcc fraction; it lies beneath the total bcc curve because B2 is an ordered partition of that phase rather than a separate one. The dashed line marks the 1200 °C solution-treatment temperature: it lies outside the single-phase α field in (b) and inside it in (c). The carbon-free control is also reported numerically in Table 3.</w:t>
       </w:r>
     </w:p>
     <w:p>
@@ -4611,10 +4652,10 @@
         <w:pStyle w:val="BodyText"/>
       </w:pPr>
       <w:r>
-        <w:t>The AGG condition is mechanically poorer in exactly the same manner, which matters because it is the condition in which the benchmark is useful. The only replicated LLM-alloy condition in the mechanical record is 2-cycle AGG rod, and its two specimens failed at 568 and 608 MPa after 1.0% elongation — the 40-minute result again, reached by a different route. Boundary cracking is visible on the specimen surface, under stereomicroscope examination, after the three-cycle treatment followed by the 200 °C/3 h age</w:t>
-      </w:r>
-      <w:r>
-        <w:t>. A single three-cycle-plus-age specimen reached 1006 MPa at 11.9% elongation, so the damage is not uniform, and no general claim about AGG-condition strength is made here on this evidence; what the record supports is that the treatment introduces boundary cracking and large specimen-to-specimen scatter without producing the grain structure it was applied to produce.</w:t>
+        <w:t>The AGG condition is mechanically poorer in exactly the same manner, which matters because it is the condition in which the benchmark is useful. The only replicated AGG condition is the 2-cycle AGG rod, whose two specimens failed at 568 and 608 MPa after 1.0% elongation — the 40-minute result again, reached by a different route. Boundary cracking is visible on the specimen surface, under stereomicroscope examination, after the three-cycle treatment followed by the 200 °C/3 h age. A single three-cycle-plus-a</w:t>
+      </w:r>
+      <w:r>
+        <w:t>ge specimen reached 1006 MPa at 11.9% elongation, so the damage is not uniform, and no general claim about AGG-condition strength is made here on this evidence; what the record supports is that the treatment introduces boundary cracking and large specimen-to-specimen scatter without producing the grain structure it was applied to produce.</w:t>
       </w:r>
     </w:p>
     <w:p>
@@ -4785,7 +4826,7 @@
     </w:p>
     <w:p>
       <w:r>
-        <w:pict>
+        <w:pict w14:anchorId="69CE0072">
           <v:rect id="_x0000_i1029" style="width:0;height:1.5pt" o:hralign="center" o:hrstd="t" o:hr="t"/>
         </w:pict>
       </w:r>
@@ -5288,7 +5329,17 @@
         <w:t>Fig. 9b</w:t>
       </w:r>
       <w:r>
-        <w:t xml:space="preserve">) and the carbon-free control are calculated to be fully austenitic, so the lower Al and Ni contents of the LLM-alloy do move the α/γ boundary independently of carbon. The defensible claim is therefore narrower and more useful than </w:t>
+        <w:t>) and the carbon-free control (</w:t>
+      </w:r>
+      <w:r>
+        <w:rPr>
+          <w:b/>
+          <w:bCs/>
+        </w:rPr>
+        <w:t>Fig. 9c</w:t>
+      </w:r>
+      <w:r>
+        <w:t xml:space="preserve">) are calculated to be fully austenitic, so the lower Al and Ni contents of the LLM-alloy do move the α/γ boundary independently of carbon. The defensible claim is therefore narrower and more useful than </w:t>
       </w:r>
       <w:r>
         <w:t>“carbon caused the failure”</w:t>
@@ -5366,7 +5417,16 @@
         <w:t>LLM-</w:t>
       </w:r>
       <w:r>
-        <w:t>alloy did not show super-elastic behavior, its monotonic tensile behavior varies strongly with annealing temperature, and the trends are exactly those expected for a cold-drawn wire passing through recovery, recrystallization, and grain growth. Reading these as a single-specimen survey, three regimes emerge.</w:t>
+        <w:t xml:space="preserve">alloy did not show super-elastic behavior, its monotonic tensile behavior varies strongly with annealing temperature, and the trends are exactly those expected for a cold-drawn wire passing through recovery, recrystallization, and grain growth. Reading these as a </w:t>
+      </w:r>
+      <w:r>
+        <w:t>survey</w:t>
+      </w:r>
+      <w:r>
+        <w:t xml:space="preserve"> rather than a designed experiment</w:t>
+      </w:r>
+      <w:r>
+        <w:t>, three regimes emerge.</w:t>
       </w:r>
     </w:p>
     <w:p>
@@ -5374,10 +5434,22 @@
         <w:pStyle w:val="BodyText"/>
       </w:pPr>
       <w:r>
-        <w:t>At the lowest temperatures (600–700 °C) the wire is very strong but essentially brittle: tensile strengths of ≈2009–2293 MPa and yield strengths of ≈1683–1948 MPa, but elongation of only ≈2%. These temperatures are below the recrystallization range of the heavily cold-drawn wire, so annealing here drives only recovery (relief of residual drawing stresses and partial rearrangement of the dislocation substructure) without nucleating new strain-free grains. The high dislocation density retained from cold drawi</w:t>
-      </w:r>
-      <w:r>
-        <w:t>ng is what sustains the high strength, and the small ductility gains in this window reflect stress relief rather than any genuine restoration of formability; the wire still fractures soon after yield.</w:t>
+        <w:t>At the lowest temperatures (600–700 °C) the wire is very strong but essentially brittle: tensile strengths of ≈</w:t>
+      </w:r>
+      <w:r>
+        <w:t>1876–2254</w:t>
+      </w:r>
+      <w:r>
+        <w:t xml:space="preserve"> MPa and yield strengths of ≈</w:t>
+      </w:r>
+      <w:r>
+        <w:t>1635–1908</w:t>
+      </w:r>
+      <w:r>
+        <w:t xml:space="preserve"> MPa, but elongation of only ≈2%. These temperatures are below the recrystallization range of the heavily cold-drawn wire, so annealing here drives only recovery (relief of residual drawing stresses and partial rearrangement of the dislocation substructure) without nucleating new strain-free grains. The high dislocation density retained from cold drawing is what sustains the high strength, and the small ductility gains in this window reflect stress relief rather than any genuine restoration of formability; </w:t>
+      </w:r>
+      <w:r>
+        <w:t>the wire still fractures soon after yield.</w:t>
       </w:r>
     </w:p>
     <w:p>
@@ -5391,7 +5463,37 @@
         <w:t>is consistent with</w:t>
       </w:r>
       <w:r>
-        <w:t xml:space="preserve"> the onset of recrystallization. Elongation jumps from 2.2% at 700 °C to 24.0% at 800 °C, while tensile strength falls from 2009 to 1216 MPa and yield strength from 1683 to 1167 MPa. </w:t>
+        <w:t xml:space="preserve"> the onset of recrystallization. Elongation jumps from 2.2% at 700 °C to </w:t>
+      </w:r>
+      <w:r>
+        <w:t>26.1</w:t>
+      </w:r>
+      <w:r>
+        <w:t xml:space="preserve">% at 800 °C, while tensile strength falls from </w:t>
+      </w:r>
+      <w:r>
+        <w:t>1876</w:t>
+      </w:r>
+      <w:r>
+        <w:t xml:space="preserve"> to </w:t>
+      </w:r>
+      <w:r>
+        <w:t>1209</w:t>
+      </w:r>
+      <w:r>
+        <w:t xml:space="preserve"> MPa and yield strength from </w:t>
+      </w:r>
+      <w:r>
+        <w:t>1635</w:t>
+      </w:r>
+      <w:r>
+        <w:t xml:space="preserve"> to </w:t>
+      </w:r>
+      <w:r>
+        <w:t>1151</w:t>
+      </w:r>
+      <w:r>
+        <w:t xml:space="preserve"> MPa. </w:t>
       </w:r>
       <w:r>
         <w:t>A</w:t>
@@ -5435,16 +5537,40 @@
         <w:t>wire in which</w:t>
       </w:r>
       <w:r>
-        <w:t xml:space="preserve"> the dominant process is grain growth. Yield strength falls monotonically with temperature (1167 → 502 MPa) as a result of continuous grain growth; larger grains allow more uniform slip, which raises elongation to a peak of ≈33% near 1000 °C. In other words, across this regime, increasing grain size simultaneously decreases strength and increases ductility — the classic strength–ductility trade-off of a </w:t>
+        <w:t xml:space="preserve"> the dominant process is grain growth. Yield strength falls monotonically with temperature (</w:t>
+      </w:r>
+      <w:r>
+        <w:t>1151 → 519</w:t>
+      </w:r>
+      <w:r>
+        <w:t xml:space="preserve"> MPa) as a result of continuous grain growth; larger grains allow more uniform slip, which raises elongation to a peak of ≈33% near 1000 °C. In other words, across this regime, increasing grain size simultaneously decreases strength and increases ductility — the classic strength–ductility trade-off of a </w:t>
       </w:r>
       <w:r>
         <w:t>structural metal</w:t>
       </w:r>
       <w:r>
-        <w:t xml:space="preserve"> whose flow stress is grain-size controlled</w:t>
-      </w:r>
-      <w:r>
-        <w:t>. Above 1000 °C, elongation eases back slightly (29.7% at 1100 °C, 23.9% at 1200 °C), which we attribute to excessive coarsening reducing uniform elongation even as the matrix continues to soften. Throughout the sweep, the elastic modulus stays within ≈150–165 GPa, as expected for a structure-insensitive property of an essentially unchanged multi-phase mixture.</w:t>
+        <w:t xml:space="preserve"> whose flow stress is grain-size controlled.</w:t>
+      </w:r>
+      <w:r>
+        <w:t xml:space="preserve"> Above 1000 °C, elongation eases back slightly (29.</w:t>
+      </w:r>
+      <w:r>
+        <w:t>1</w:t>
+      </w:r>
+      <w:r>
+        <w:t xml:space="preserve">% at 1100 °C, </w:t>
+      </w:r>
+      <w:r>
+        <w:t>25.6</w:t>
+      </w:r>
+      <w:r>
+        <w:t>% at 1200 °C), which we attribute to excessive coarsening reducing uniform elongation even as the matrix continues to soften. Throughout the sweep, the elastic modulus stays within ≈150–</w:t>
+      </w:r>
+      <w:r>
+        <w:t>162</w:t>
+      </w:r>
+      <w:r>
+        <w:t xml:space="preserve"> GPa, as expected for a structure-insensitive property of an essentially unchanged multi-phase mixture.</w:t>
       </w:r>
     </w:p>
     <w:p>
@@ -5452,7 +5578,7 @@
         <w:pStyle w:val="BodyText"/>
       </w:pPr>
       <w:r>
-        <w:t>The peak elongation of ≈33% at 1000 °C deserves a comment in its own right. It is a respectable figure but not an exceptional one for a duplex γ + α Fe-Mn-Al alloy, and that is precisely the point: judged on conventional structural criteria this composition performs perfectly creditably, combining ≈670 MPa yield strength with ≈33% elongation. What it does not do is transform. The alloy is therefore best read not as a failed material but as a serviceable structural metal that was hypothesized to be a shape-m</w:t>
+        <w:t>The peak elongation of ≈33% at 1000 °C deserves a comment in its own right. It is a respectable figure but not an exceptional one for a duplex γ + α Fe-Mn-Al alloy, and that is precisely the point: judged on conventional structural criteria this composition performs perfectly creditably, combining ≈675 MPa yield strength with ≈33% elongation. What it does not do is transform. The alloy is therefore best read not as a failed material but as a serviceable structural metal that was hypothesized to be a shape-m</w:t>
       </w:r>
       <w:r>
         <w:t>emory alloy and is not one — a distinction that matters for how AI-proposed compositions should be evaluated (Sec. 4.4). Read against the low-density steels its chemistry places it among (Sec. 4.2), the numbers are ordinary rather than disappointing. That family spans yield strengths of ≈500–940 MPa, tensile strengths of ≈710–1020 MPa and elongations of 8–78% depending on which phases its microstructure contains</w:t>
@@ -5471,7 +5597,7 @@
         <w:t xml:space="preserve"> </w:t>
       </w:r>
       <w:r>
-        <w:t>sit inside that envelope on all three measures (σ₀.₂ 502–673 MPa, UTS 938–967 MPa, elongation 23.9–33.4%), with the 900 °C condition just outside it. The colder anneals are far stronger than the envelope allows, but that is a consequence of form rather than chemistry: these are 0.36 mm wires still carrying the substructure of an ≈85% drawing reduction, not annealed plate. What the alloy lacks relative to the low-density steels is the carbon needed for κ-carbide strengthening (Sec. 4.2); what it lacks relati</w:t>
+        <w:t>sit inside that envelope on all three measures (σ₀.₂ 519–675 MPa, UTS 968–978 MPa, elongation 25.6–33.0%), with the 900 °C condition just outside it. The colder anneals are far stronger than the envelope allows, but that is a consequence of form rather than chemistry: these are 0.36 mm wires still carrying the substructure of an ≈85% drawing reduction, not annealed plate. What the alloy lacks relative to the low-density steels is the carbon needed for κ-carbide strengthening (Sec. 4.2); what it lacks relati</w:t>
       </w:r>
       <w:r>
         <w:t>ve to the shape-memory alloys is an accessible parent phase (Sec. 4.1). It is an unoptimized member of the first family rather than a failed member of the second, which is a more informative outcome than failure alone.</w:t>
@@ -5587,7 +5713,7 @@
     </w:p>
     <w:p>
       <w:r>
-        <w:pict>
+        <w:pict w14:anchorId="1EF40582">
           <v:rect id="_x0000_i1030" style="width:0;height:1.5pt" o:hralign="center" o:hrstd="t" o:hr="t"/>
         </w:pict>
       </w:r>
@@ -5632,7 +5758,7 @@
         <w:pStyle w:val="BodyText"/>
       </w:pPr>
       <w:r>
-        <w:t>What was observed is the following. The LLM-alloy proved readily castable and drew to 0.36 mm wire without difficulty. Across seven anneal temperatures its 0.2% proof stress fell from 1948 to 502 MPa and its elongation peaked at 33%, but in no condition — including after the 200 °C / 3 h age reported to develop pseudo-elasticity in this family — did the unloading curve depart from elastic springback. The benchmark, put through the same nominal anneal and given no age at all, recovered ≈0.5% strain on heatin</w:t>
+        <w:t>What was observed is the following. The LLM-alloy proved readily castable and drew to 0.36 mm wire without difficulty. Across seven anneal temperatures its 0.2% proof stress fell from 1908 to 519 MPa and its elongation peaked at 33%, but in no condition — including after the 200 °C / 3 h age reported to develop pseudo-elasticity in this family — did the unloading curve depart from elastic springback. The benchmark, put through the same nominal anneal and given no age at all, recovered ≈0.5% strain on heatin</w:t>
       </w:r>
       <w:r>
         <w:t>g. Synchrotron diffraction found the LLM-alloy to be a duplex FCC γ + BCC α mixture carrying a minor ordered D0₃ Fe₃Al phase, with a pattern unchanged by 10% strain, whereas the benchmark’s diffracted intensities changed markedly with deformation.</w:t>
@@ -5684,7 +5810,7 @@
     </w:p>
     <w:p>
       <w:r>
-        <w:pict>
+        <w:pict w14:anchorId="12841BE1">
           <v:rect id="_x0000_i1031" style="width:0;height:1.5pt" o:hralign="center" o:hrstd="t" o:hr="t"/>
         </w:pict>
       </w:r>
@@ -5717,7 +5843,7 @@
     </w:p>
     <w:p>
       <w:r>
-        <w:pict>
+        <w:pict w14:anchorId="712E3D6F">
           <v:rect id="_x0000_i1032" style="width:0;height:1.5pt" o:hralign="center" o:hrstd="t" o:hr="t"/>
         </w:pict>
       </w:r>
@@ -5824,7 +5950,7 @@
     </w:p>
     <w:p>
       <w:r>
-        <w:pict>
+        <w:pict w14:anchorId="15F7BC18">
           <v:rect id="_x0000_i1033" style="width:0;height:1.5pt" o:hralign="center" o:hrstd="t" o:hr="t"/>
         </w:pict>
       </w:r>
@@ -6876,7 +7002,7 @@
   <w:num w:numId="1" w16cid:durableId="1561406982">
     <w:abstractNumId w:val="0"/>
   </w:num>
-  <w:num w:numId="2" w16cid:durableId="1593006180">
+  <w:num w:numId="2" w16cid:durableId="1487672513">
     <w:abstractNumId w:val="0"/>
   </w:num>
 </w:numbering>
@@ -8094,7 +8220,7 @@
   <w:style w:type="paragraph" w:styleId="Revision">
     <w:name w:val="Revision"/>
     <w:hidden/>
-    <w:rsid w:val="00A45AC1"/>
+    <w:rsid w:val="007F2991"/>
     <w:pPr>
       <w:spacing w:after="0"/>
     </w:pPr>

--- a/revision/JMRT-R1/R1-manuscript/Cai_Fe-SMA_JMRT_R1_clean.docx
+++ b/revision/JMRT-R1/R1-manuscript/Cai_Fe-SMA_JMRT_R1_clean.docx
@@ -151,7 +151,7 @@
     </w:p>
     <w:p>
       <w:r>
-        <w:pict w14:anchorId="55F04757">
+        <w:pict w14:anchorId="14D701A1">
           <v:rect id="_x0000_i1025" style="width:0;height:1.5pt" o:hralign="center" o:hrstd="t" o:hr="t"/>
         </w:pict>
       </w:r>
@@ -301,7 +301,7 @@
     </w:p>
     <w:p>
       <w:r>
-        <w:pict w14:anchorId="7DEDBE67">
+        <w:pict w14:anchorId="17664127">
           <v:rect id="_x0000_i1026" style="width:0;height:1.5pt" o:hralign="center" o:hrstd="t" o:hr="t"/>
         </w:pict>
       </w:r>
@@ -480,7 +480,7 @@
     </w:p>
     <w:p>
       <w:r>
-        <w:pict w14:anchorId="24AE618B">
+        <w:pict w14:anchorId="48DE2978">
           <v:rect id="_x0000_i1027" style="width:0;height:1.5pt" o:hralign="center" o:hrstd="t" o:hr="t"/>
         </w:pict>
       </w:r>
@@ -1661,7 +1661,7 @@
     </w:p>
     <w:p>
       <w:r>
-        <w:pict w14:anchorId="50E0C92B">
+        <w:pict w14:anchorId="0DE9B232">
           <v:rect id="_x0000_i1028" style="width:0;height:1.5pt" o:hralign="center" o:hrstd="t" o:hr="t"/>
         </w:pict>
       </w:r>
@@ -1837,7 +1837,7 @@
           <w:noProof/>
         </w:rPr>
         <w:drawing>
-          <wp:inline distT="0" distB="0" distL="0" distR="0" wp14:anchorId="5A924EE3" wp14:editId="39E93341">
+          <wp:inline distT="0" distB="0" distL="0" distR="0" wp14:anchorId="5965D438" wp14:editId="328B610E">
             <wp:extent cx="3642360" cy="2843784"/>
             <wp:effectExtent l="0" t="0" r="0" b="0"/>
             <wp:docPr id="29" name="Picture" descr="Fig. 1. Microstructure of the LLM-alloy after heat treatment: (a) 1200 °C, 1 min, optical; (b) 1200 °C, 1 min, SEM; (c) 1200 °C, 40 min, optical; (d) after the cyclic abnormal-grain-growth treatment of Sec. 2.2, optical."/>
@@ -2810,10 +2810,10 @@
           <w:noProof/>
         </w:rPr>
         <w:drawing>
-          <wp:inline distT="0" distB="0" distL="0" distR="0" wp14:anchorId="426027D2" wp14:editId="7DE469A5">
+          <wp:inline distT="0" distB="0" distL="0" distR="0" wp14:anchorId="28172177" wp14:editId="1A6BA1BB">
             <wp:extent cx="5943600" cy="2971800"/>
             <wp:effectExtent l="0" t="0" r="0" b="0"/>
-            <wp:docPr id="33" name="Picture" descr="Fig. 2. Cyclic stress–strain curves of the LLM-alloy after annealing for 1 minute at (a) 600, (b) 700, (c) 800, (d) 900, (e) 1000, (f) 1100 and (g) 1200 °C, and (h) at 1200 °C followed by the 200 °C/3 h age. Wire diameter is 0.36 mm. Stress is computed from the measured per-spool diameter and strain from crosshead extension over the 127 mm gauge (Sec. 2.4). Each panel shows one representative specimen of the three tested per condition; the values in Table 2 are means over all three. Curves are shown to 10% strain (2.5% for the two brittle conditions); elongations to failure are listed in Table 2."/>
+            <wp:docPr id="33" name="Picture" descr="Fig. 2. Cyclic stress–strain curves of the LLM-alloy after annealing for 1 minute at (a) 600, (b) 700, (c) 800, (d) 900, (e) 1000, (f) 1100 and (g) 1200 °C, and (h) at 1200 °C followed by the 200 °C/3 h age. Wire diameter is 0.36 mm. Stress is computed from the measured per-spool diameter and strain from crosshead extension over the 127 mm gauge (Sec. 2.4). Each panel shows a single representative specimen; the values in Table 2 are means of three specimens per condition. Curves are shown to 10% strain (2.5% for the two brittle conditions); elongations to failure are listed in Table 2."/>
             <wp:cNvGraphicFramePr/>
             <a:graphic xmlns:a="http://schemas.openxmlformats.org/drawingml/2006/main">
               <a:graphicData uri="http://schemas.openxmlformats.org/drawingml/2006/picture">
@@ -2888,7 +2888,13 @@
         <w:t xml:space="preserve">strain </w:t>
       </w:r>
       <w:r>
-        <w:t>from crosshead extension over the 127 mm gauge (Sec. 2.4). Each panel shows one representative specimen of the three tested per condition; the values in Table 2 are means over all three. Curves are shown to 10% strain (2.5% for the two brittle conditions); elongations to failure are listed in Table 2</w:t>
+        <w:t>from crosshead extension over the 127 mm gauge (Sec. 2.4). Each panel shows a single representative specimen; the values in Table 2 are means</w:t>
+      </w:r>
+      <w:r>
+        <w:t xml:space="preserve"> of </w:t>
+      </w:r>
+      <w:r>
+        <w:t>three specimens per condition. Curves are shown to 10% strain (2.5% for the two brittle conditions); elongations to failure are listed in Table 2</w:t>
       </w:r>
       <w:r>
         <w:t>.</w:t>
@@ -3018,7 +3024,7 @@
           <w:noProof/>
         </w:rPr>
         <w:drawing>
-          <wp:inline distT="0" distB="0" distL="0" distR="0" wp14:anchorId="3EB5CE49" wp14:editId="5FB79D5C">
+          <wp:inline distT="0" distB="0" distL="0" distR="0" wp14:anchorId="2E28520F" wp14:editId="5BE0DC18">
             <wp:extent cx="5522976" cy="2086356"/>
             <wp:effectExtent l="0" t="0" r="0" b="0"/>
             <wp:docPr id="36" name="Picture" descr="Fig. 3. Loading–unloading–heating tests of (a) the LLM-alloy and (b) the benchmark alloy, both heat treated at 1200 °C for 1 minute. Black arrows show the deformation path; the red arrow highlights the strain recovery caused by heating."/>
@@ -3546,7 +3552,7 @@
           <w:noProof/>
         </w:rPr>
         <w:drawing>
-          <wp:inline distT="0" distB="0" distL="0" distR="0" wp14:anchorId="221CC045" wp14:editId="4408D57B">
+          <wp:inline distT="0" distB="0" distL="0" distR="0" wp14:anchorId="5C686BF8" wp14:editId="2D02EE79">
             <wp:extent cx="5943600" cy="5802830"/>
             <wp:effectExtent l="0" t="0" r="0" b="0"/>
             <wp:docPr id="40" name="Picture" descr="Fig. 4. 2D synchrotron X-ray diffraction images of (a) LLM-alloy annealed at 1200 °C for 1 min, (b) annealed LLM-alloy after 10% tensile strain, (c) benchmark alloy annealed at 1200 °C for 1 min, and (d) annealed benchmark alloy after 8% tensile strain."/>
@@ -3636,7 +3642,7 @@
           <w:noProof/>
         </w:rPr>
         <w:drawing>
-          <wp:inline distT="0" distB="0" distL="0" distR="0" wp14:anchorId="21F2B54A" wp14:editId="7721970B">
+          <wp:inline distT="0" distB="0" distL="0" distR="0" wp14:anchorId="64836894" wp14:editId="204FE0B1">
             <wp:extent cx="2993136" cy="4465320"/>
             <wp:effectExtent l="0" t="0" r="0" b="0"/>
             <wp:docPr id="43" name="Picture" descr="Fig. 5. Comparison between synchrotron X-ray diffraction data (lower half of each panel) and results of Rietveld refinement (upper half of each panel) for the LLM-alloy: (a) heat-treated at 1200 °C for 1 minute (R_wp = 21.4%, R_p = 8.7%), and (b) after unloading from 10% strain (R_wp = 12.5%, R_p = 5.9%). Both refinements used the three-phase model of Sec. 2.5, with lattice parameters fixed at a = 3.6366 Å (γ) and 2.8865 Å (α) in both cases, and 5.7734 Å (a) and 5.7801 Å (b) for D0₃."/>
@@ -3738,7 +3744,7 @@
           <w:noProof/>
         </w:rPr>
         <w:drawing>
-          <wp:inline distT="0" distB="0" distL="0" distR="0" wp14:anchorId="5EAC85EB" wp14:editId="1B9A6B34">
+          <wp:inline distT="0" distB="0" distL="0" distR="0" wp14:anchorId="336BA17F" wp14:editId="431F4BA5">
             <wp:extent cx="5120640" cy="5943600"/>
             <wp:effectExtent l="0" t="0" r="0" b="0"/>
             <wp:docPr id="46" name="Picture" descr="Fig. 6. Azimuthally integrated X-ray diffraction spectra of (a) the LLM-alloy and (b) the benchmark alloy before and after deformation. Samples were heat treated at 1200 °C for 1 minute before deformation."/>
@@ -3819,7 +3825,7 @@
           <w:noProof/>
         </w:rPr>
         <w:drawing>
-          <wp:inline distT="0" distB="0" distL="0" distR="0" wp14:anchorId="0E0F73C6" wp14:editId="01D92A28">
+          <wp:inline distT="0" distB="0" distL="0" distR="0" wp14:anchorId="22A5CFDC" wp14:editId="4E23F95F">
             <wp:extent cx="3404616" cy="1234440"/>
             <wp:effectExtent l="0" t="0" r="0" b="0"/>
             <wp:docPr id="49" name="Picture" descr="Fig. 7. Inverse pole figures of the γ and α phases of the LLM-alloy along the wire axis, extracted from the E-WIMV orientation-distribution refinement of Sec. 2.5. The sample was heat treated at 1200 °C for 1 minute. Intensities are in multiples of a random distribution."/>
@@ -3885,7 +3891,7 @@
           <w:noProof/>
         </w:rPr>
         <w:drawing>
-          <wp:inline distT="0" distB="0" distL="0" distR="0" wp14:anchorId="0332EEFE" wp14:editId="54072B11">
+          <wp:inline distT="0" distB="0" distL="0" distR="0" wp14:anchorId="5522922B" wp14:editId="2A4E619A">
             <wp:extent cx="3566160" cy="3410712"/>
             <wp:effectExtent l="0" t="0" r="0" b="0"/>
             <wp:docPr id="52" name="Picture" descr="Fig. 8. Synchrotron X-ray diffraction image of the LLM-alloy after the abnormal-grain-growth heat treatment of Sec. 2.2. The vertical direction from the beam center corresponds to the wire axis. The pattern contains the same γ, α and D0₃ reflections as Fig. 4a, with the ring intensity resolved into discrete spots."/>
@@ -4453,7 +4459,7 @@
           <w:noProof/>
         </w:rPr>
         <w:drawing>
-          <wp:inline distT="0" distB="0" distL="0" distR="0" wp14:anchorId="320BFCC5" wp14:editId="10ECDC59">
+          <wp:inline distT="0" distB="0" distL="0" distR="0" wp14:anchorId="1C030C97" wp14:editId="3C06C6CF">
             <wp:extent cx="5943600" cy="2075542"/>
             <wp:effectExtent l="0" t="0" r="0" b="0"/>
             <wp:docPr id="56" name="Picture" descr="Fig. 9. Calculated equilibrium step diagrams (mpea-02b database) for (a) the benchmark alloy, (b) the LLM-hypothesized alloy and (c) the same LLM-alloy chemistry with carbon deleted and every other element held fixed — the virtual control of Sec. 2.6. Panels (a) and (b) were computed from the measured ICP-AES chemistries of Table 1 converted from wt% to at%: Fe–34.1Mn–15.2Al–7.8Ni–0.04C and Fe–29.8Mn–11.9Al–4.2Ni–2.04Si–0.45C respectively. mpea-02b does not model Si, which was therefore omitted and the remaining elements renormalized (Sec. 2.6). The shaded band is the ordered (B2) portion of the total bcc fraction; it lies beneath the total bcc curve because B2 is an ordered partition of that phase rather than a separate one. The dashed line marks the 1200 °C solution-treatment temperature: it lies outside the single-phase α field in (b) and inside it in (c). The carbon-free control is also reported numerically in Table 3."/>
@@ -4826,7 +4832,7 @@
     </w:p>
     <w:p>
       <w:r>
-        <w:pict w14:anchorId="69CE0072">
+        <w:pict w14:anchorId="6B05D7C0">
           <v:rect id="_x0000_i1029" style="width:0;height:1.5pt" o:hralign="center" o:hrstd="t" o:hr="t"/>
         </w:pict>
       </w:r>
@@ -5713,7 +5719,7 @@
     </w:p>
     <w:p>
       <w:r>
-        <w:pict w14:anchorId="1EF40582">
+        <w:pict w14:anchorId="5A32D7CF">
           <v:rect id="_x0000_i1030" style="width:0;height:1.5pt" o:hralign="center" o:hrstd="t" o:hr="t"/>
         </w:pict>
       </w:r>
@@ -5810,7 +5816,7 @@
     </w:p>
     <w:p>
       <w:r>
-        <w:pict w14:anchorId="12841BE1">
+        <w:pict w14:anchorId="6B8E122A">
           <v:rect id="_x0000_i1031" style="width:0;height:1.5pt" o:hralign="center" o:hrstd="t" o:hr="t"/>
         </w:pict>
       </w:r>
@@ -5843,7 +5849,7 @@
     </w:p>
     <w:p>
       <w:r>
-        <w:pict w14:anchorId="712E3D6F">
+        <w:pict w14:anchorId="445BB9A9">
           <v:rect id="_x0000_i1032" style="width:0;height:1.5pt" o:hralign="center" o:hrstd="t" o:hr="t"/>
         </w:pict>
       </w:r>
@@ -5950,7 +5956,7 @@
     </w:p>
     <w:p>
       <w:r>
-        <w:pict w14:anchorId="15F7BC18">
+        <w:pict w14:anchorId="0DEE7186">
           <v:rect id="_x0000_i1033" style="width:0;height:1.5pt" o:hralign="center" o:hrstd="t" o:hr="t"/>
         </w:pict>
       </w:r>
@@ -7002,7 +7008,7 @@
   <w:num w:numId="1" w16cid:durableId="1561406982">
     <w:abstractNumId w:val="0"/>
   </w:num>
-  <w:num w:numId="2" w16cid:durableId="1487672513">
+  <w:num w:numId="2" w16cid:durableId="1445998214">
     <w:abstractNumId w:val="0"/>
   </w:num>
 </w:numbering>
@@ -8220,7 +8226,7 @@
   <w:style w:type="paragraph" w:styleId="Revision">
     <w:name w:val="Revision"/>
     <w:hidden/>
-    <w:rsid w:val="007F2991"/>
+    <w:rsid w:val="00113602"/>
     <w:pPr>
       <w:spacing w:after="0"/>
     </w:pPr>
